--- a/FinalProject/DL_AblationStudy_DavidAviad.docx
+++ b/FinalProject/DL_AblationStudy_DavidAviad.docx
@@ -14,32 +14,7 @@
         <w:rPr>
           <w:kern w:val="48"/>
         </w:rPr>
-        <w:t>Paper Title</w:t>
-      </w:r>
-      <w:r>
-        <w:rPr>
-          <w:kern w:val="48"/>
-        </w:rPr>
-        <w:t>*</w:t>
-      </w:r>
-      <w:r>
-        <w:rPr>
-          <w:kern w:val="48"/>
-        </w:rPr>
-        <w:t xml:space="preserve"> (use style: </w:t>
-      </w:r>
-      <w:r>
-        <w:rPr>
-          <w:iCs/>
-          <w:kern w:val="48"/>
-        </w:rPr>
-        <w:t>paper title</w:t>
-      </w:r>
-      <w:r>
-        <w:rPr>
-          <w:kern w:val="48"/>
-        </w:rPr>
-        <w:t>)</w:t>
+        <w:t>A Controlled Ablation Study of Learning Rate, Optimizer, and Batch Size in CNN-Based Binary Fashion-MNIST Classification</w:t>
       </w:r>
     </w:p>
     <w:p>
@@ -56,30 +31,14 @@
           <w:sz w:val="16"/>
           <w:szCs w:val="16"/>
         </w:rPr>
-        <w:t>*</w:t>
-      </w:r>
-      <w:r>
-        <w:rPr>
-          <w:sz w:val="16"/>
-          <w:szCs w:val="16"/>
-        </w:rPr>
-        <w:t>Note: Sub-titles are not captured in Xplore and should not be used</w:t>
+        <w:t>Final Course Project – Deep Learning (Semester B, 2026)</w:t>
       </w:r>
     </w:p>
     <w:p>
       <w:pPr>
         <w:pStyle w:val="Author"/>
         <w:spacing w:before="5pt" w:beforeAutospacing="1" w:after="5pt" w:afterAutospacing="1" w:line="6pt" w:lineRule="auto"/>
-        <w:rPr>
-          <w:sz w:val="16"/>
-          <w:szCs w:val="16"/>
-        </w:rPr>
-      </w:pPr>
-    </w:p>
-    <w:p>
-      <w:pPr>
-        <w:pStyle w:val="Author"/>
-        <w:spacing w:before="5pt" w:beforeAutospacing="1" w:after="5pt" w:afterAutospacing="1" w:line="6pt" w:lineRule="auto"/>
+        <w:jc w:val="both"/>
         <w:rPr>
           <w:sz w:val="16"/>
           <w:szCs w:val="16"/>
@@ -108,58 +67,60 @@
           <w:sz w:val="18"/>
           <w:szCs w:val="18"/>
         </w:rPr>
-        <w:t>line 1</w:t>
+        <w:t>David Azimov</w:t>
       </w:r>
       <w:r>
         <w:rPr>
           <w:sz w:val="18"/>
           <w:szCs w:val="18"/>
         </w:rPr>
-        <w:t>: 1</w:t>
+        <w:t xml:space="preserve"> </w:t>
       </w:r>
       <w:r>
         <w:rPr>
           <w:sz w:val="18"/>
           <w:szCs w:val="18"/>
-          <w:vertAlign w:val="superscript"/>
-        </w:rPr>
-        <w:t>st</w:t>
-      </w:r>
-      <w:r>
-        <w:rPr>
+        </w:rPr>
+        <w:br/>
+      </w:r>
+      <w:r>
+        <w:rPr>
+          <w:i/>
           <w:sz w:val="18"/>
           <w:szCs w:val="18"/>
         </w:rPr>
-        <w:t xml:space="preserve"> </w:t>
+        <w:t>Department of Intelligent Systems Engineering (M.Sc.)</w:t>
       </w:r>
       <w:r>
         <w:rPr>
           <w:sz w:val="18"/>
           <w:szCs w:val="18"/>
         </w:rPr>
-        <w:t>Given Name Surname</w:t>
-      </w:r>
-      <w:r>
-        <w:rPr>
+        <w:br/>
+      </w:r>
+      <w:r>
+        <w:rPr>
+          <w:i/>
           <w:sz w:val="18"/>
           <w:szCs w:val="18"/>
         </w:rPr>
-        <w:t xml:space="preserve"> </w:t>
-      </w:r>
-      <w:r>
-        <w:rPr>
+        <w:t xml:space="preserve">Afeka </w:t>
+      </w:r>
+      <w:r>
+        <w:rPr>
+          <w:i/>
           <w:sz w:val="18"/>
           <w:szCs w:val="18"/>
         </w:rPr>
-        <w:br/>
-        <w:t>line 2:</w:t>
-      </w:r>
-      <w:r>
-        <w:rPr>
+        <w:t>-</w:t>
+      </w:r>
+      <w:r>
+        <w:rPr>
+          <w:i/>
           <w:sz w:val="18"/>
           <w:szCs w:val="18"/>
         </w:rPr>
-        <w:t xml:space="preserve"> </w:t>
+        <w:t xml:space="preserve"> The Academic College of Engineering in Tel Aviv</w:t>
       </w:r>
       <w:r>
         <w:rPr>
@@ -167,19 +128,17 @@
           <w:sz w:val="18"/>
           <w:szCs w:val="18"/>
         </w:rPr>
-        <w:t>dept. name of organization</w:t>
-      </w:r>
-      <w:r>
-        <w:rPr>
-          <w:i/>
+        <w:br/>
+      </w:r>
+      <w:r>
+        <w:rPr>
           <w:sz w:val="18"/>
           <w:szCs w:val="18"/>
         </w:rPr>
-        <w:t xml:space="preserve"> </w:t>
-      </w:r>
-      <w:r>
-        <w:rPr>
-          <w:i/>
+        <w:t>Tel Aviv, Israel</w:t>
+      </w:r>
+      <w:r>
+        <w:rPr>
           <w:sz w:val="18"/>
           <w:szCs w:val="18"/>
         </w:rPr>
@@ -187,63 +146,64 @@
       </w:r>
       <w:r>
         <w:rPr>
-          <w:i/>
           <w:sz w:val="18"/>
           <w:szCs w:val="18"/>
         </w:rPr>
-        <w:t xml:space="preserve">(of </w:t>
-      </w:r>
-      <w:r>
-        <w:rPr>
-          <w:i/>
-          <w:iCs/>
+        <w:t>davidazimov069@gmail.com</w:t>
+      </w:r>
+    </w:p>
+    <w:p>
+      <w:pPr>
+        <w:pStyle w:val="Author"/>
+        <w:spacing w:before="5pt" w:beforeAutospacing="1"/>
+        <w:rPr>
           <w:sz w:val="18"/>
           <w:szCs w:val="18"/>
         </w:rPr>
-        <w:t>Affiliation</w:t>
-      </w:r>
-      <w:r>
-        <w:rPr>
-          <w:i/>
+      </w:pPr>
+      <w:r>
+        <w:rPr>
+          <w:color w:val="FFFFFF" w:themeColor="background1"/>
           <w:sz w:val="18"/>
           <w:szCs w:val="18"/>
         </w:rPr>
-        <w:t>)</w:t>
+        <w:t>-</w:t>
       </w:r>
       <w:r>
         <w:rPr>
           <w:sz w:val="18"/>
           <w:szCs w:val="18"/>
         </w:rPr>
-        <w:br/>
+        <w:br w:type="column"/>
       </w:r>
       <w:r>
         <w:rPr>
           <w:sz w:val="18"/>
           <w:szCs w:val="18"/>
         </w:rPr>
-        <w:t>li</w:t>
+        <w:t>Aviad Tzafri</w:t>
       </w:r>
       <w:r>
         <w:rPr>
           <w:sz w:val="18"/>
           <w:szCs w:val="18"/>
         </w:rPr>
-        <w:t xml:space="preserve">ne </w:t>
-      </w:r>
-      <w:r>
-        <w:rPr>
+        <w:br/>
+      </w:r>
+      <w:r>
+        <w:rPr>
+          <w:i/>
           <w:sz w:val="18"/>
           <w:szCs w:val="18"/>
         </w:rPr>
-        <w:t>3</w:t>
+        <w:t>Department of Intelligent Systems Engineering (M.Sc.)</w:t>
       </w:r>
       <w:r>
         <w:rPr>
           <w:sz w:val="18"/>
           <w:szCs w:val="18"/>
         </w:rPr>
-        <w:t xml:space="preserve">: </w:t>
+        <w:br/>
       </w:r>
       <w:r>
         <w:rPr>
@@ -251,7 +211,7 @@
           <w:sz w:val="18"/>
           <w:szCs w:val="18"/>
         </w:rPr>
-        <w:t xml:space="preserve">name of organization </w:t>
+        <w:t xml:space="preserve">Afeka </w:t>
       </w:r>
       <w:r>
         <w:rPr>
@@ -259,7 +219,7 @@
           <w:sz w:val="18"/>
           <w:szCs w:val="18"/>
         </w:rPr>
-        <w:br/>
+        <w:t>-</w:t>
       </w:r>
       <w:r>
         <w:rPr>
@@ -267,7 +227,7 @@
           <w:sz w:val="18"/>
           <w:szCs w:val="18"/>
         </w:rPr>
-        <w:t>(of Affiliation)</w:t>
+        <w:t xml:space="preserve"> The Academic College of Engineering in Tel Aviv</w:t>
       </w:r>
       <w:r>
         <w:rPr>
@@ -282,841 +242,21 @@
           <w:sz w:val="18"/>
           <w:szCs w:val="18"/>
         </w:rPr>
-        <w:t xml:space="preserve">line </w:t>
+        <w:t>Tel Aviv, Israel</w:t>
       </w:r>
       <w:r>
         <w:rPr>
           <w:sz w:val="18"/>
           <w:szCs w:val="18"/>
         </w:rPr>
-        <w:t>4</w:t>
+        <w:br/>
       </w:r>
       <w:r>
         <w:rPr>
           <w:sz w:val="18"/>
           <w:szCs w:val="18"/>
         </w:rPr>
-        <w:t>: City, Country</w:t>
-      </w:r>
-      <w:r>
-        <w:rPr>
-          <w:sz w:val="18"/>
-          <w:szCs w:val="18"/>
-        </w:rPr>
-        <w:br/>
-      </w:r>
-      <w:r>
-        <w:rPr>
-          <w:sz w:val="18"/>
-          <w:szCs w:val="18"/>
-        </w:rPr>
-        <w:t xml:space="preserve">line </w:t>
-      </w:r>
-      <w:r>
-        <w:rPr>
-          <w:sz w:val="18"/>
-          <w:szCs w:val="18"/>
-        </w:rPr>
-        <w:t>5: e</w:t>
-      </w:r>
-      <w:r>
-        <w:rPr>
-          <w:sz w:val="18"/>
-          <w:szCs w:val="18"/>
-        </w:rPr>
-        <w:t>ma</w:t>
-      </w:r>
-      <w:r>
-        <w:rPr>
-          <w:sz w:val="18"/>
-          <w:szCs w:val="18"/>
-        </w:rPr>
-        <w:t>il address</w:t>
-      </w:r>
-      <w:r>
-        <w:rPr>
-          <w:sz w:val="18"/>
-          <w:szCs w:val="18"/>
-        </w:rPr>
-        <w:t xml:space="preserve"> or ORCID</w:t>
-      </w:r>
-    </w:p>
-    <w:p>
-      <w:pPr>
-        <w:pStyle w:val="Author"/>
-        <w:spacing w:before="5pt" w:beforeAutospacing="1"/>
-        <w:rPr>
-          <w:sz w:val="18"/>
-          <w:szCs w:val="18"/>
-        </w:rPr>
-      </w:pPr>
-      <w:r>
-        <w:rPr>
-          <w:sz w:val="18"/>
-          <w:szCs w:val="18"/>
-        </w:rPr>
-        <w:t>line 1: 4</w:t>
-      </w:r>
-      <w:r>
-        <w:rPr>
-          <w:sz w:val="18"/>
-          <w:szCs w:val="18"/>
-          <w:vertAlign w:val="superscript"/>
-        </w:rPr>
-        <w:t>th</w:t>
-      </w:r>
-      <w:r>
-        <w:rPr>
-          <w:sz w:val="18"/>
-          <w:szCs w:val="18"/>
-        </w:rPr>
-        <w:t xml:space="preserve"> Given Name Surname</w:t>
-      </w:r>
-      <w:r>
-        <w:rPr>
-          <w:sz w:val="18"/>
-          <w:szCs w:val="18"/>
-        </w:rPr>
-        <w:br/>
-      </w:r>
-      <w:r>
-        <w:rPr>
-          <w:sz w:val="18"/>
-          <w:szCs w:val="18"/>
-        </w:rPr>
-        <w:t xml:space="preserve">line 2: </w:t>
-      </w:r>
-      <w:r>
-        <w:rPr>
-          <w:i/>
-          <w:sz w:val="18"/>
-          <w:szCs w:val="18"/>
-        </w:rPr>
-        <w:t>dept. name of organization</w:t>
-      </w:r>
-      <w:r>
-        <w:rPr>
-          <w:sz w:val="18"/>
-          <w:szCs w:val="18"/>
-        </w:rPr>
-        <w:br/>
-      </w:r>
-      <w:r>
-        <w:rPr>
-          <w:i/>
-          <w:sz w:val="18"/>
-          <w:szCs w:val="18"/>
-        </w:rPr>
-        <w:t xml:space="preserve">(of </w:t>
-      </w:r>
-      <w:r>
-        <w:rPr>
-          <w:i/>
-          <w:iCs/>
-          <w:sz w:val="18"/>
-          <w:szCs w:val="18"/>
-        </w:rPr>
-        <w:t>Affiliation</w:t>
-      </w:r>
-      <w:r>
-        <w:rPr>
-          <w:i/>
-          <w:sz w:val="18"/>
-          <w:szCs w:val="18"/>
-        </w:rPr>
-        <w:t>)</w:t>
-      </w:r>
-      <w:r>
-        <w:rPr>
-          <w:sz w:val="18"/>
-          <w:szCs w:val="18"/>
-        </w:rPr>
-        <w:br/>
-        <w:t xml:space="preserve">line 3: </w:t>
-      </w:r>
-      <w:r>
-        <w:rPr>
-          <w:i/>
-          <w:sz w:val="18"/>
-          <w:szCs w:val="18"/>
-        </w:rPr>
-        <w:t xml:space="preserve">name of organization </w:t>
-      </w:r>
-      <w:r>
-        <w:rPr>
-          <w:i/>
-          <w:sz w:val="18"/>
-          <w:szCs w:val="18"/>
-        </w:rPr>
-        <w:br/>
-      </w:r>
-      <w:r>
-        <w:rPr>
-          <w:i/>
-          <w:sz w:val="18"/>
-          <w:szCs w:val="18"/>
-        </w:rPr>
-        <w:t>(of Affiliation)</w:t>
-      </w:r>
-      <w:r>
-        <w:rPr>
-          <w:i/>
-          <w:sz w:val="18"/>
-          <w:szCs w:val="18"/>
-        </w:rPr>
-        <w:br/>
-      </w:r>
-      <w:r>
-        <w:rPr>
-          <w:sz w:val="18"/>
-          <w:szCs w:val="18"/>
-        </w:rPr>
-        <w:t>line 4: City, Country</w:t>
-      </w:r>
-      <w:r>
-        <w:rPr>
-          <w:sz w:val="18"/>
-          <w:szCs w:val="18"/>
-        </w:rPr>
-        <w:br/>
-        <w:t>line 5: email address</w:t>
-      </w:r>
-      <w:r>
-        <w:rPr>
-          <w:sz w:val="18"/>
-          <w:szCs w:val="18"/>
-        </w:rPr>
-        <w:t xml:space="preserve"> </w:t>
-      </w:r>
-      <w:r>
-        <w:rPr>
-          <w:sz w:val="18"/>
-          <w:szCs w:val="18"/>
-        </w:rPr>
-        <w:t xml:space="preserve"> or ORCID</w:t>
-      </w:r>
-      <w:r>
-        <w:rPr>
-          <w:sz w:val="18"/>
-          <w:szCs w:val="18"/>
-        </w:rPr>
-        <w:br w:type="column"/>
-      </w:r>
-      <w:r>
-        <w:rPr>
-          <w:sz w:val="18"/>
-          <w:szCs w:val="18"/>
-        </w:rPr>
-        <w:t>line 1: 2</w:t>
-      </w:r>
-      <w:r>
-        <w:rPr>
-          <w:sz w:val="18"/>
-          <w:szCs w:val="18"/>
-          <w:vertAlign w:val="superscript"/>
-        </w:rPr>
-        <w:t>nd</w:t>
-      </w:r>
-      <w:r>
-        <w:rPr>
-          <w:sz w:val="18"/>
-          <w:szCs w:val="18"/>
-        </w:rPr>
-        <w:t xml:space="preserve"> </w:t>
-      </w:r>
-      <w:r>
-        <w:rPr>
-          <w:sz w:val="18"/>
-          <w:szCs w:val="18"/>
-        </w:rPr>
-        <w:t>Given Name Surname</w:t>
-      </w:r>
-      <w:r>
-        <w:rPr>
-          <w:sz w:val="18"/>
-          <w:szCs w:val="18"/>
-        </w:rPr>
-        <w:br/>
-        <w:t xml:space="preserve">line 2: </w:t>
-      </w:r>
-      <w:r>
-        <w:rPr>
-          <w:i/>
-          <w:sz w:val="18"/>
-          <w:szCs w:val="18"/>
-        </w:rPr>
-        <w:t xml:space="preserve">dept. name of organization </w:t>
-      </w:r>
-      <w:r>
-        <w:rPr>
-          <w:i/>
-          <w:sz w:val="18"/>
-          <w:szCs w:val="18"/>
-        </w:rPr>
-        <w:br/>
-      </w:r>
-      <w:r>
-        <w:rPr>
-          <w:i/>
-          <w:sz w:val="18"/>
-          <w:szCs w:val="18"/>
-        </w:rPr>
-        <w:t xml:space="preserve">(of </w:t>
-      </w:r>
-      <w:r>
-        <w:rPr>
-          <w:i/>
-          <w:iCs/>
-          <w:sz w:val="18"/>
-          <w:szCs w:val="18"/>
-        </w:rPr>
-        <w:t>Affiliation</w:t>
-      </w:r>
-      <w:r>
-        <w:rPr>
-          <w:i/>
-          <w:sz w:val="18"/>
-          <w:szCs w:val="18"/>
-        </w:rPr>
-        <w:t>)</w:t>
-      </w:r>
-      <w:r>
-        <w:rPr>
-          <w:sz w:val="18"/>
-          <w:szCs w:val="18"/>
-        </w:rPr>
-        <w:br/>
-        <w:t xml:space="preserve">line 3: </w:t>
-      </w:r>
-      <w:r>
-        <w:rPr>
-          <w:i/>
-          <w:sz w:val="18"/>
-          <w:szCs w:val="18"/>
-        </w:rPr>
-        <w:t xml:space="preserve">name of organization </w:t>
-      </w:r>
-      <w:r>
-        <w:rPr>
-          <w:i/>
-          <w:sz w:val="18"/>
-          <w:szCs w:val="18"/>
-        </w:rPr>
-        <w:br/>
-      </w:r>
-      <w:r>
-        <w:rPr>
-          <w:i/>
-          <w:sz w:val="18"/>
-          <w:szCs w:val="18"/>
-        </w:rPr>
-        <w:t>(of Affiliation)</w:t>
-      </w:r>
-      <w:r>
-        <w:rPr>
-          <w:i/>
-          <w:sz w:val="18"/>
-          <w:szCs w:val="18"/>
-        </w:rPr>
-        <w:br/>
-      </w:r>
-      <w:r>
-        <w:rPr>
-          <w:sz w:val="18"/>
-          <w:szCs w:val="18"/>
-        </w:rPr>
-        <w:t>line 4: City, Country</w:t>
-      </w:r>
-      <w:r>
-        <w:rPr>
-          <w:sz w:val="18"/>
-          <w:szCs w:val="18"/>
-        </w:rPr>
-        <w:br/>
-        <w:t>line 5: email address</w:t>
-      </w:r>
-      <w:r>
-        <w:rPr>
-          <w:sz w:val="18"/>
-          <w:szCs w:val="18"/>
-        </w:rPr>
-        <w:t xml:space="preserve"> or ORCID</w:t>
-      </w:r>
-    </w:p>
-    <w:p>
-      <w:pPr>
-        <w:pStyle w:val="Author"/>
-        <w:spacing w:before="5pt" w:beforeAutospacing="1"/>
-        <w:rPr>
-          <w:sz w:val="18"/>
-          <w:szCs w:val="18"/>
-        </w:rPr>
-      </w:pPr>
-      <w:r>
-        <w:rPr>
-          <w:sz w:val="18"/>
-          <w:szCs w:val="18"/>
-        </w:rPr>
-        <w:t>li</w:t>
-      </w:r>
-      <w:r>
-        <w:rPr>
-          <w:sz w:val="18"/>
-          <w:szCs w:val="18"/>
-        </w:rPr>
-        <w:t xml:space="preserve">ne 1: </w:t>
-      </w:r>
-      <w:r>
-        <w:rPr>
-          <w:sz w:val="18"/>
-          <w:szCs w:val="18"/>
-        </w:rPr>
-        <w:t>5</w:t>
-      </w:r>
-      <w:r>
-        <w:rPr>
-          <w:sz w:val="18"/>
-          <w:szCs w:val="18"/>
-          <w:vertAlign w:val="superscript"/>
-        </w:rPr>
-        <w:t>th</w:t>
-      </w:r>
-      <w:r>
-        <w:rPr>
-          <w:sz w:val="18"/>
-          <w:szCs w:val="18"/>
-        </w:rPr>
-        <w:t xml:space="preserve"> Given Name Surname</w:t>
-      </w:r>
-      <w:r>
-        <w:rPr>
-          <w:sz w:val="18"/>
-          <w:szCs w:val="18"/>
-        </w:rPr>
-        <w:br/>
-        <w:t xml:space="preserve">line 2: </w:t>
-      </w:r>
-      <w:r>
-        <w:rPr>
-          <w:i/>
-          <w:sz w:val="18"/>
-          <w:szCs w:val="18"/>
-        </w:rPr>
-        <w:t xml:space="preserve">dept. name of organization </w:t>
-      </w:r>
-      <w:r>
-        <w:rPr>
-          <w:i/>
-          <w:sz w:val="18"/>
-          <w:szCs w:val="18"/>
-        </w:rPr>
-        <w:br/>
-      </w:r>
-      <w:r>
-        <w:rPr>
-          <w:i/>
-          <w:sz w:val="18"/>
-          <w:szCs w:val="18"/>
-        </w:rPr>
-        <w:t xml:space="preserve">(of </w:t>
-      </w:r>
-      <w:r>
-        <w:rPr>
-          <w:i/>
-          <w:iCs/>
-          <w:sz w:val="18"/>
-          <w:szCs w:val="18"/>
-        </w:rPr>
-        <w:t>Affiliation</w:t>
-      </w:r>
-      <w:r>
-        <w:rPr>
-          <w:i/>
-          <w:sz w:val="18"/>
-          <w:szCs w:val="18"/>
-        </w:rPr>
-        <w:t>)</w:t>
-      </w:r>
-      <w:r>
-        <w:rPr>
-          <w:sz w:val="18"/>
-          <w:szCs w:val="18"/>
-        </w:rPr>
-        <w:br/>
-        <w:t xml:space="preserve">line 3: </w:t>
-      </w:r>
-      <w:r>
-        <w:rPr>
-          <w:i/>
-          <w:sz w:val="18"/>
-          <w:szCs w:val="18"/>
-        </w:rPr>
-        <w:t xml:space="preserve">name of organization </w:t>
-      </w:r>
-      <w:r>
-        <w:rPr>
-          <w:i/>
-          <w:sz w:val="18"/>
-          <w:szCs w:val="18"/>
-        </w:rPr>
-        <w:br/>
-      </w:r>
-      <w:r>
-        <w:rPr>
-          <w:i/>
-          <w:sz w:val="18"/>
-          <w:szCs w:val="18"/>
-        </w:rPr>
-        <w:t xml:space="preserve">(of </w:t>
-      </w:r>
-      <w:r>
-        <w:rPr>
-          <w:i/>
-          <w:sz w:val="18"/>
-          <w:szCs w:val="18"/>
-        </w:rPr>
-        <w:t>A</w:t>
-      </w:r>
-      <w:r>
-        <w:rPr>
-          <w:i/>
-          <w:sz w:val="18"/>
-          <w:szCs w:val="18"/>
-        </w:rPr>
-        <w:t>ffiliation)</w:t>
-      </w:r>
-      <w:r>
-        <w:rPr>
-          <w:i/>
-          <w:sz w:val="18"/>
-          <w:szCs w:val="18"/>
-        </w:rPr>
-        <w:br/>
-      </w:r>
-      <w:r>
-        <w:rPr>
-          <w:sz w:val="18"/>
-          <w:szCs w:val="18"/>
-        </w:rPr>
-        <w:t>line 4: City, Country</w:t>
-      </w:r>
-      <w:r>
-        <w:rPr>
-          <w:sz w:val="18"/>
-          <w:szCs w:val="18"/>
-        </w:rPr>
-        <w:br/>
-        <w:t>line 5: email address</w:t>
-      </w:r>
-      <w:r>
-        <w:rPr>
-          <w:sz w:val="18"/>
-          <w:szCs w:val="18"/>
-        </w:rPr>
-        <w:t xml:space="preserve"> </w:t>
-      </w:r>
-      <w:r>
-        <w:rPr>
-          <w:sz w:val="18"/>
-          <w:szCs w:val="18"/>
-        </w:rPr>
-        <w:t xml:space="preserve"> or ORCID</w:t>
-      </w:r>
-      <w:r>
-        <w:rPr>
-          <w:sz w:val="18"/>
-          <w:szCs w:val="18"/>
-        </w:rPr>
-        <w:br w:type="column"/>
-      </w:r>
-      <w:r>
-        <w:rPr>
-          <w:sz w:val="18"/>
-          <w:szCs w:val="18"/>
-        </w:rPr>
-        <w:t>line 1: 3</w:t>
-      </w:r>
-      <w:r>
-        <w:rPr>
-          <w:sz w:val="18"/>
-          <w:szCs w:val="18"/>
-          <w:vertAlign w:val="superscript"/>
-        </w:rPr>
-        <w:t>rd</w:t>
-      </w:r>
-      <w:r>
-        <w:rPr>
-          <w:sz w:val="18"/>
-          <w:szCs w:val="18"/>
-        </w:rPr>
-        <w:t xml:space="preserve"> </w:t>
-      </w:r>
-      <w:r>
-        <w:rPr>
-          <w:sz w:val="18"/>
-          <w:szCs w:val="18"/>
-        </w:rPr>
-        <w:t>Given Name Surname</w:t>
-      </w:r>
-      <w:r>
-        <w:rPr>
-          <w:sz w:val="18"/>
-          <w:szCs w:val="18"/>
-        </w:rPr>
-        <w:br/>
-        <w:t xml:space="preserve">line 2: </w:t>
-      </w:r>
-      <w:r>
-        <w:rPr>
-          <w:i/>
-          <w:sz w:val="18"/>
-          <w:szCs w:val="18"/>
-        </w:rPr>
-        <w:t xml:space="preserve">dept. name of organization </w:t>
-      </w:r>
-      <w:r>
-        <w:rPr>
-          <w:i/>
-          <w:sz w:val="18"/>
-          <w:szCs w:val="18"/>
-        </w:rPr>
-        <w:br/>
-      </w:r>
-      <w:r>
-        <w:rPr>
-          <w:i/>
-          <w:sz w:val="18"/>
-          <w:szCs w:val="18"/>
-        </w:rPr>
-        <w:t xml:space="preserve">(of </w:t>
-      </w:r>
-      <w:r>
-        <w:rPr>
-          <w:i/>
-          <w:iCs/>
-          <w:sz w:val="18"/>
-          <w:szCs w:val="18"/>
-        </w:rPr>
-        <w:t>Affiliation</w:t>
-      </w:r>
-      <w:r>
-        <w:rPr>
-          <w:i/>
-          <w:sz w:val="18"/>
-          <w:szCs w:val="18"/>
-        </w:rPr>
-        <w:t>)</w:t>
-      </w:r>
-      <w:r>
-        <w:rPr>
-          <w:sz w:val="18"/>
-          <w:szCs w:val="18"/>
-        </w:rPr>
-        <w:br/>
-        <w:t xml:space="preserve">line 3: </w:t>
-      </w:r>
-      <w:r>
-        <w:rPr>
-          <w:i/>
-          <w:sz w:val="18"/>
-          <w:szCs w:val="18"/>
-        </w:rPr>
-        <w:t xml:space="preserve">name of organization </w:t>
-      </w:r>
-      <w:r>
-        <w:rPr>
-          <w:i/>
-          <w:sz w:val="18"/>
-          <w:szCs w:val="18"/>
-        </w:rPr>
-        <w:br/>
-      </w:r>
-      <w:r>
-        <w:rPr>
-          <w:i/>
-          <w:sz w:val="18"/>
-          <w:szCs w:val="18"/>
-        </w:rPr>
-        <w:t>(of Affiliation)</w:t>
-      </w:r>
-      <w:r>
-        <w:rPr>
-          <w:i/>
-          <w:sz w:val="18"/>
-          <w:szCs w:val="18"/>
-        </w:rPr>
-        <w:br/>
-      </w:r>
-      <w:r>
-        <w:rPr>
-          <w:sz w:val="18"/>
-          <w:szCs w:val="18"/>
-        </w:rPr>
-        <w:t>line 4: City, Country</w:t>
-      </w:r>
-      <w:r>
-        <w:rPr>
-          <w:sz w:val="18"/>
-          <w:szCs w:val="18"/>
-        </w:rPr>
-        <w:br/>
-        <w:t>line 5: email address</w:t>
-      </w:r>
-      <w:r>
-        <w:rPr>
-          <w:sz w:val="18"/>
-          <w:szCs w:val="18"/>
-        </w:rPr>
-        <w:t xml:space="preserve"> or ORCID</w:t>
-      </w:r>
-    </w:p>
-    <w:p>
-      <w:pPr>
-        <w:pStyle w:val="Author"/>
-        <w:spacing w:before="5pt" w:beforeAutospacing="1"/>
-      </w:pPr>
-      <w:r>
-        <w:rPr>
-          <w:sz w:val="18"/>
-          <w:szCs w:val="18"/>
-        </w:rPr>
-        <w:t xml:space="preserve">line 1: </w:t>
-      </w:r>
-      <w:r>
-        <w:rPr>
-          <w:sz w:val="18"/>
-          <w:szCs w:val="18"/>
-        </w:rPr>
-        <w:t>6</w:t>
-      </w:r>
-      <w:r>
-        <w:rPr>
-          <w:sz w:val="18"/>
-          <w:szCs w:val="18"/>
-          <w:vertAlign w:val="superscript"/>
-        </w:rPr>
-        <w:t>th</w:t>
-      </w:r>
-      <w:r>
-        <w:rPr>
-          <w:sz w:val="18"/>
-          <w:szCs w:val="18"/>
-        </w:rPr>
-        <w:t xml:space="preserve"> Given Name Surname</w:t>
-      </w:r>
-      <w:r>
-        <w:rPr>
-          <w:sz w:val="18"/>
-          <w:szCs w:val="18"/>
-        </w:rPr>
-        <w:br/>
-        <w:t xml:space="preserve">line 2: </w:t>
-      </w:r>
-      <w:r>
-        <w:rPr>
-          <w:i/>
-          <w:sz w:val="18"/>
-          <w:szCs w:val="18"/>
-        </w:rPr>
-        <w:t xml:space="preserve">dept. name of organization </w:t>
-      </w:r>
-      <w:r>
-        <w:rPr>
-          <w:i/>
-          <w:sz w:val="18"/>
-          <w:szCs w:val="18"/>
-        </w:rPr>
-        <w:br/>
-      </w:r>
-      <w:r>
-        <w:rPr>
-          <w:i/>
-          <w:sz w:val="18"/>
-          <w:szCs w:val="18"/>
-        </w:rPr>
-        <w:t xml:space="preserve">(of </w:t>
-      </w:r>
-      <w:r>
-        <w:rPr>
-          <w:i/>
-          <w:iCs/>
-          <w:sz w:val="18"/>
-          <w:szCs w:val="18"/>
-        </w:rPr>
-        <w:t>Affiliation</w:t>
-      </w:r>
-      <w:r>
-        <w:rPr>
-          <w:i/>
-          <w:sz w:val="18"/>
-          <w:szCs w:val="18"/>
-        </w:rPr>
-        <w:t>)</w:t>
-      </w:r>
-      <w:r>
-        <w:rPr>
-          <w:sz w:val="18"/>
-          <w:szCs w:val="18"/>
-        </w:rPr>
-        <w:br/>
-        <w:t xml:space="preserve">line 3: </w:t>
-      </w:r>
-      <w:r>
-        <w:rPr>
-          <w:i/>
-          <w:sz w:val="18"/>
-          <w:szCs w:val="18"/>
-        </w:rPr>
-        <w:t xml:space="preserve">name of organization </w:t>
-      </w:r>
-      <w:r>
-        <w:rPr>
-          <w:i/>
-          <w:sz w:val="18"/>
-          <w:szCs w:val="18"/>
-        </w:rPr>
-        <w:br/>
-      </w:r>
-      <w:r>
-        <w:rPr>
-          <w:i/>
-          <w:sz w:val="18"/>
-          <w:szCs w:val="18"/>
-        </w:rPr>
-        <w:t>(of Affiliation)</w:t>
-      </w:r>
-      <w:r>
-        <w:rPr>
-          <w:i/>
-          <w:sz w:val="18"/>
-          <w:szCs w:val="18"/>
-        </w:rPr>
-        <w:br/>
-      </w:r>
-      <w:r>
-        <w:rPr>
-          <w:sz w:val="18"/>
-          <w:szCs w:val="18"/>
-        </w:rPr>
-        <w:t>line 4: City, Country</w:t>
-      </w:r>
-      <w:r>
-        <w:rPr>
-          <w:sz w:val="18"/>
-          <w:szCs w:val="18"/>
-        </w:rPr>
-        <w:br/>
-        <w:t>line 5: email address</w:t>
-      </w:r>
-      <w:r>
-        <w:rPr>
-          <w:sz w:val="18"/>
-          <w:szCs w:val="18"/>
-        </w:rPr>
-        <w:t xml:space="preserve"> or ORCID</w:t>
-      </w:r>
-      <w:r>
-        <w:t xml:space="preserve"> </w:t>
+        <w:t>aviadzafri@gmail.com</w:t>
       </w:r>
     </w:p>
     <w:p>
@@ -1403,72 +543,195 @@
         <w:pStyle w:val="Heading1"/>
       </w:pPr>
       <w:r>
-        <w:t>Introduction (</w:t>
-      </w:r>
-      <w:r>
-        <w:rPr>
-          <w:rFonts w:eastAsia="MS Mincho"/>
-          <w:i/>
-        </w:rPr>
-        <w:t>Heading 1</w:t>
-      </w:r>
-      <w:r>
-        <w:t>)</w:t>
+        <w:t>Introduction</w:t>
       </w:r>
     </w:p>
     <w:p>
       <w:pPr>
         <w:pStyle w:val="BodyText"/>
-      </w:pPr>
-      <w:r>
-        <w:t xml:space="preserve">This template, </w:t>
-      </w:r>
-      <w:r>
-        <w:t>modified</w:t>
-      </w:r>
-      <w:r>
-        <w:t xml:space="preserve"> in MS Word 200</w:t>
-      </w:r>
-      <w:r>
+        <w:rPr>
+          <w:lang/>
+        </w:rPr>
+      </w:pPr>
+      <w:r>
+        <w:rPr>
+          <w:lang/>
+        </w:rPr>
+        <w:t>The performance of a convolutional neural network (CNN) is influenced not only by its architecture but also by the selection of training hyperparameters. Among these, the learning rate, optimization algorithm, and batch size have a direct impact on convergence, training stability, and predictive performance. Although these hyperparameters are routinely tuned during model development, their individual contributions are often difficult to evaluate because multiple parameters are frequently modified simultaneously.</w:t>
+      </w:r>
+    </w:p>
+    <w:p>
+      <w:pPr>
+        <w:pStyle w:val="BodyText"/>
+        <w:rPr>
+          <w:lang/>
+        </w:rPr>
+      </w:pPr>
+      <w:r>
+        <w:rPr>
+          <w:lang/>
+        </w:rPr>
+        <w:t>This study presents a controlled ablation analysis in which only one hyperparameter is varied at a time while all other training conditions remain unchanged. Such an approach enables a systematic comparison of the influence of each hyperparameter on both the optimization process and the final model performance. The experiments were conducted using a fixed CNN architecture on a binary classification task derived from the Fashion-MNIST dataset, with independent evaluations of learning rate, optimizer, and batch size.</w:t>
+      </w:r>
+    </w:p>
+    <w:p>
+      <w:pPr>
+        <w:pStyle w:val="BodyText"/>
         <w:rPr>
           <w:lang w:val="en-US"/>
         </w:rPr>
-        <w:t>7</w:t>
-      </w:r>
-      <w:r>
-        <w:t xml:space="preserve"> and saved as </w:t>
+      </w:pPr>
+      <w:r>
+        <w:rPr>
+          <w:lang/>
+        </w:rPr>
+        <w:t>Model performance was assessed using standard classification metrics, including Accuracy, Precision, Recall, Specificity, F1-score, ROC-AUC, and confusion matrices. In addition, internal training dynamics were investigated by monitoring changes in network weights throughout the optimization process. Rather than proposing a new network architecture, the objective of this work is to improve the understanding of how fundamental training hyperparameters influence CNN training under controlled experimental conditions.</w:t>
+      </w:r>
+    </w:p>
+    <w:p>
+      <w:pPr>
+        <w:pStyle w:val="Heading1"/>
+      </w:pPr>
+      <w:r>
+        <w:t>Methodology</w:t>
+      </w:r>
+    </w:p>
+    <w:p>
+      <w:pPr>
+        <w:pStyle w:val="Heading2"/>
+      </w:pPr>
+      <w:r>
+        <w:t>Dataset</w:t>
+      </w:r>
+    </w:p>
+    <w:p>
+      <w:pPr>
+        <w:pStyle w:val="BodyText"/>
+      </w:pPr>
+      <w:r>
+        <w:t xml:space="preserve">First, confirm that you have the correct template for your paper size. This template has been tailored for output on the </w:t>
       </w:r>
       <w:r>
         <w:rPr>
           <w:lang w:val="en-US"/>
         </w:rPr>
-        <w:t xml:space="preserve">a </w:t>
-      </w:r>
-      <w:r>
-        <w:t>“Word 97-200</w:t>
-      </w:r>
-      <w:r>
-        <w:t>3</w:t>
-      </w:r>
-      <w:r>
-        <w:t xml:space="preserve"> </w:t>
+        <w:t>A4</w:t>
+      </w:r>
+      <w:r>
+        <w:t xml:space="preserve"> paper size. If you are using </w:t>
       </w:r>
       <w:r>
         <w:rPr>
           <w:lang w:val="en-US"/>
         </w:rPr>
-        <w:t>Document</w:t>
-      </w:r>
-      <w:r>
-        <w:t>” for the PC, provides authors with most of the formatting specifications needed for preparing electronic versions of their papers. All standard paper components have been specified for three reasons: (1) ease of use when formatting individual papers, (2) automatic compliance to electronic requirements that facilitate the concurrent or later production of electronic products, and (3) conformity of style throughout a conference proceedings. Margins, column widths, line spacing, and type styles are built-in; examples of the type styles are provided throughout this document and are identified in italic type, within parentheses, following the example. Some components, such as multi-leveled equations, graphics, and tables are not prescribed, although the various table text styles are provided. The formatter will need to create these components, incorporating the applicable criteria that follow.</w:t>
-      </w:r>
+        <w:t>US letter</w:t>
+      </w:r>
+      <w:r>
+        <w:t>-sized paper, please close this</w:t>
+      </w:r>
+      <w:r>
+        <w:t xml:space="preserve"> file and download the </w:t>
+      </w:r>
+      <w:r>
+        <w:rPr>
+          <w:lang w:val="en-US"/>
+        </w:rPr>
+        <w:t xml:space="preserve">Microsoft Word, Letter </w:t>
+      </w:r>
+      <w:r>
+        <w:t>file</w:t>
+      </w:r>
+      <w:r>
+        <w:t>.</w:t>
+      </w:r>
+    </w:p>
+    <w:p>
+      <w:pPr>
+        <w:pStyle w:val="Heading2"/>
+      </w:pPr>
+      <w:r>
+        <w:t>CNN Architecture</w:t>
+      </w:r>
+    </w:p>
+    <w:p>
+      <w:pPr>
+        <w:pStyle w:val="BodyText"/>
+      </w:pPr>
+      <w:r>
+        <w:t>The template is used to format your paper and style the text. All margins, column widths, line spaces, and text fonts are prescribed; please do not alter them. You may note peculiarities. For example, the head margin in this template measures proportionately more than is customary. This measurement and others are deliberate, using specifications that anticipate your paper as one part of the entire proceedings, and not as an independent document. Please do not revise any of the current designations.</w:t>
+      </w:r>
+    </w:p>
+    <w:p>
+      <w:pPr>
+        <w:pStyle w:val="Heading2"/>
+      </w:pPr>
+      <w:r>
+        <w:t>Experimental Protocol</w:t>
+      </w:r>
+    </w:p>
+    <w:p>
+      <w:pPr>
+        <w:pStyle w:val="BodyText"/>
+      </w:pPr>
+      <w:r>
+        <w:t>The template is used to format your paper and style the text. All margins, column widths, line spaces, and text fonts are prescribed; please do not alter them. You may note peculiarities. For example, the head margin in this template measures proportionately more than is customary. This measurement and others are deliberate, using specifications that anticipate your paper as one part of the entire proceedings, and not as an independent document. Please do not revise any of the current designations.</w:t>
+      </w:r>
+    </w:p>
+    <w:p>
+      <w:pPr>
+        <w:pStyle w:val="Heading2"/>
+      </w:pPr>
+      <w:r>
+        <w:t>Evaluation Metrics</w:t>
+      </w:r>
+    </w:p>
+    <w:p>
+      <w:pPr>
+        <w:pStyle w:val="BodyText"/>
+      </w:pPr>
+      <w:r>
+        <w:t>The template is used to format your paper and style the text. All margins, column widths, line spaces, and text fonts are prescribed; please do not alter them. You may note peculiarities. For example, the head margin in this template measures proportionately more than is customary. This measurement and others are deliberate, using specifications that anticipate your paper as one part of the entire proceedings, and not as an independent document. Please do not revise any of the current designations.</w:t>
+      </w:r>
+    </w:p>
+    <w:p>
+      <w:pPr>
+        <w:pStyle w:val="BodyText"/>
+      </w:pPr>
     </w:p>
     <w:p>
       <w:pPr>
         <w:pStyle w:val="Heading1"/>
       </w:pPr>
       <w:r>
-        <w:t>Ease of Use</w:t>
+        <w:t>Experimental Setup</w:t>
+      </w:r>
+    </w:p>
+    <w:p>
+      <w:pPr>
+        <w:pStyle w:val="BodyText"/>
+        <w:rPr>
+          <w:lang w:val="en-US"/>
+        </w:rPr>
+      </w:pPr>
+      <w:r>
+        <w:t>Before</w:t>
+      </w:r>
+      <w:r>
+        <w:t xml:space="preserve"> you begin to format your paper, first write and save the content as a separate text file. </w:t>
+      </w:r>
+      <w:r>
+        <w:rPr>
+          <w:lang w:val="en-US"/>
+        </w:rPr>
+        <w:t>Complete all content and organizational editing before formatting. Please note sections A-D below for more information on proofreading, spelling and grammar.</w:t>
+      </w:r>
+    </w:p>
+    <w:p>
+      <w:pPr>
+        <w:pStyle w:val="BodyText"/>
+      </w:pPr>
+      <w:r>
+        <w:t>Keep your text and graphic files separate until after the text has been formatted and styled. Do not use hard tabs, and limit use of hard returns to only one return at the end of a paragraph. Do not add any kind of pagination anywhere in the paper. Do not number text heads-the template will do that for you.</w:t>
       </w:r>
     </w:p>
     <w:p>
@@ -1476,122 +739,7 @@
         <w:pStyle w:val="Heading2"/>
       </w:pPr>
       <w:r>
-        <w:t xml:space="preserve">Selecting a </w:t>
-      </w:r>
-      <w:r>
-        <w:t>Template</w:t>
-      </w:r>
-      <w:r>
-        <w:t xml:space="preserve"> (Heading 2)</w:t>
-      </w:r>
-    </w:p>
-    <w:p>
-      <w:pPr>
-        <w:pStyle w:val="BodyText"/>
-      </w:pPr>
-      <w:r>
-        <w:t xml:space="preserve">First, confirm that you have the correct template for your paper size. This template has been tailored for output on the </w:t>
-      </w:r>
-      <w:r>
-        <w:rPr>
-          <w:lang w:val="en-US"/>
-        </w:rPr>
-        <w:t>A4</w:t>
-      </w:r>
-      <w:r>
-        <w:t xml:space="preserve"> paper size. If you are using </w:t>
-      </w:r>
-      <w:r>
-        <w:rPr>
-          <w:lang w:val="en-US"/>
-        </w:rPr>
-        <w:t>US letter</w:t>
-      </w:r>
-      <w:r>
-        <w:t>-sized paper, please close this</w:t>
-      </w:r>
-      <w:r>
-        <w:t xml:space="preserve"> file and download the </w:t>
-      </w:r>
-      <w:r>
-        <w:rPr>
-          <w:lang w:val="en-US"/>
-        </w:rPr>
-        <w:t xml:space="preserve">Microsoft Word, Letter </w:t>
-      </w:r>
-      <w:r>
-        <w:t>file</w:t>
-      </w:r>
-      <w:r>
-        <w:t>.</w:t>
-      </w:r>
-    </w:p>
-    <w:p>
-      <w:pPr>
-        <w:pStyle w:val="Heading2"/>
-      </w:pPr>
-      <w:r>
-        <w:t>Maintaining the Integrity of the Specifications</w:t>
-      </w:r>
-    </w:p>
-    <w:p>
-      <w:pPr>
-        <w:pStyle w:val="BodyText"/>
-      </w:pPr>
-      <w:r>
-        <w:t xml:space="preserve">The template is used to format your paper and style the text. All margins, column widths, line spaces, and text fonts are prescribed; please do not alter them. You may note peculiarities. For example, the head margin in this template measures proportionately more than is customary. This measurement and others are deliberate, using specifications that anticipate your paper as one part of the entire proceedings, </w:t>
-      </w:r>
-      <w:r>
-        <w:t>and not as an independent document. Please do not revise any of the current designations.</w:t>
-      </w:r>
-    </w:p>
-    <w:p>
-      <w:pPr>
-        <w:pStyle w:val="Heading1"/>
-      </w:pPr>
-      <w:r>
-        <w:t xml:space="preserve">Prepare Your Paper </w:t>
-      </w:r>
-      <w:r>
-        <w:t>Before</w:t>
-      </w:r>
-      <w:r>
-        <w:t xml:space="preserve"> Styling</w:t>
-      </w:r>
-    </w:p>
-    <w:p>
-      <w:pPr>
-        <w:pStyle w:val="BodyText"/>
-        <w:rPr>
-          <w:lang w:val="en-US"/>
-        </w:rPr>
-      </w:pPr>
-      <w:r>
-        <w:t>Before</w:t>
-      </w:r>
-      <w:r>
-        <w:t xml:space="preserve"> you begin to format your paper, first write and save the content as a separate text file. </w:t>
-      </w:r>
-      <w:r>
-        <w:rPr>
-          <w:lang w:val="en-US"/>
-        </w:rPr>
-        <w:t>Complete all content and organizational editing before formatting. Please note sections A-D below for more information on proofreading, spelling and grammar.</w:t>
-      </w:r>
-    </w:p>
-    <w:p>
-      <w:pPr>
-        <w:pStyle w:val="BodyText"/>
-      </w:pPr>
-      <w:r>
-        <w:t>Keep your text and graphic files separate until after the text has been formatted and styled. Do not use hard tabs, and limit use of hard returns to only one return at the end of a paragraph. Do not add any kind of pagination anywhere in the paper. Do not number text heads-the template will do that for you.</w:t>
-      </w:r>
-    </w:p>
-    <w:p>
-      <w:pPr>
-        <w:pStyle w:val="Heading2"/>
-      </w:pPr>
-      <w:r>
+        <w:lastRenderedPageBreak/>
         <w:t>Abbreviations</w:t>
       </w:r>
       <w:r>
@@ -1701,7 +849,6 @@
         <w:pStyle w:val="Heading2"/>
       </w:pPr>
       <w:r>
-        <w:lastRenderedPageBreak/>
         <w:t>Equations</w:t>
       </w:r>
     </w:p>
@@ -1852,7 +999,10 @@
         <w:t>English, commas, semi</w:t>
       </w:r>
       <w:r>
-        <w:t>colons, periods, question and exclamation marks are located within quotation marks only when a complete thought or name is cited, such as a title or full quotation. When quotation marks are used, instead of a bold or italic typeface, to highlight a word or phrase, punctuation should appear outside of the quotation marks. A parenthetical phrase or statement at the end of a sentence is punctuated outside of the closing parenthesis (like this). (A parenthetical sentence is punctuated within the parentheses.)</w:t>
+        <w:t xml:space="preserve">colons, periods, question and exclamation marks are located within quotation marks only when a complete thought or name is cited, such as a title or full quotation. When </w:t>
+      </w:r>
+      <w:r>
+        <w:t>quotation marks are used, instead of a bold or italic typeface, to highlight a word or phrase, punctuation should appear outside of the quotation marks. A parenthetical phrase or statement at the end of a sentence is punctuated outside of the closing parenthesis (like this). (A parenthetical sentence is punctuated within the parentheses.)</w:t>
       </w:r>
     </w:p>
     <w:p>
@@ -1932,10 +1082,7 @@
         <w:pStyle w:val="Heading1"/>
       </w:pPr>
       <w:r>
-        <w:t xml:space="preserve">Using the </w:t>
-      </w:r>
-      <w:r>
-        <w:t>Template</w:t>
+        <w:t>Results</w:t>
       </w:r>
     </w:p>
     <w:p>
@@ -2139,6 +1286,7 @@
         </w:rPr>
       </w:pPr>
       <w:r>
+        <w:lastRenderedPageBreak/>
         <w:t xml:space="preserve">Deletion: </w:t>
       </w:r>
       <w:r>
@@ -2204,7 +1352,6 @@
         <w:pStyle w:val="Heading2"/>
       </w:pPr>
       <w:r>
-        <w:lastRenderedPageBreak/>
         <w:t>Figures and Tables</w:t>
       </w:r>
     </w:p>
@@ -2613,10 +1760,7 @@
         <w:pStyle w:val="BodyText"/>
       </w:pPr>
       <w:r>
-        <w:t xml:space="preserve">The template will number citations consecutively within brackets [1]. The sentence punctuation follows the bracket [2]. </w:t>
-      </w:r>
-      <w:r>
-        <w:t>Refer simply to the reference number, as in [3]—do not use “Ref. [3]” or “reference [3]” except at the beginning of a sentence: “Reference [3] was the first</w:t>
+        <w:t>The template will number citations consecutively within brackets [1]. The sentence punctuation follows the bracket [2]. Refer simply to the reference number, as in [3]—do not use “Ref. [3]” or “reference [3]” except at the beginning of a sentence: “Reference [3] was the first</w:t>
       </w:r>
       <w:r>
         <w:rPr>
@@ -4845,7 +3989,6 @@
   <w:style w:type="character" w:default="1" w:styleId="DefaultParagraphFont">
     <w:name w:val="Default Paragraph Font"/>
     <w:uiPriority w:val="1"/>
-    <w:semiHidden/>
     <w:unhideWhenUsed/>
   </w:style>
   <w:style w:type="table" w:default="1" w:styleId="TableNormal">

--- a/FinalProject/DL_AblationStudy_DavidAviad.docx
+++ b/FinalProject/DL_AblationStudy_DavidAviad.docx
@@ -540,7 +540,7 @@
     </w:p>
     <w:p>
       <w:pPr>
-        <w:pStyle w:val="Heading1"/>
+        <w:pStyle w:val="1"/>
       </w:pPr>
       <w:r>
         <w:t>Introduction</w:t>
@@ -548,49 +548,34 @@
     </w:p>
     <w:p>
       <w:pPr>
-        <w:pStyle w:val="BodyText"/>
-        <w:rPr>
-          <w:lang/>
-        </w:rPr>
-      </w:pPr>
-      <w:r>
-        <w:rPr>
-          <w:lang/>
-        </w:rPr>
+        <w:pStyle w:val="a3"/>
+      </w:pPr>
+      <w:r>
         <w:t>The performance of a convolutional neural network (CNN) is influenced not only by its architecture but also by the selection of training hyperparameters. Among these, the learning rate, optimization algorithm, and batch size have a direct impact on convergence, training stability, and predictive performance. Although these hyperparameters are routinely tuned during model development, their individual contributions are often difficult to evaluate because multiple parameters are frequently modified simultaneously.</w:t>
       </w:r>
     </w:p>
     <w:p>
       <w:pPr>
-        <w:pStyle w:val="BodyText"/>
-        <w:rPr>
-          <w:lang/>
-        </w:rPr>
-      </w:pPr>
-      <w:r>
-        <w:rPr>
-          <w:lang/>
-        </w:rPr>
+        <w:pStyle w:val="a3"/>
+      </w:pPr>
+      <w:r>
         <w:t>This study presents a controlled ablation analysis in which only one hyperparameter is varied at a time while all other training conditions remain unchanged. Such an approach enables a systematic comparison of the influence of each hyperparameter on both the optimization process and the final model performance. The experiments were conducted using a fixed CNN architecture on a binary classification task derived from the Fashion-MNIST dataset, with independent evaluations of learning rate, optimizer, and batch size.</w:t>
       </w:r>
     </w:p>
     <w:p>
       <w:pPr>
-        <w:pStyle w:val="BodyText"/>
+        <w:pStyle w:val="a3"/>
         <w:rPr>
           <w:lang w:val="en-US"/>
         </w:rPr>
       </w:pPr>
       <w:r>
-        <w:rPr>
-          <w:lang/>
-        </w:rPr>
         <w:t>Model performance was assessed using standard classification metrics, including Accuracy, Precision, Recall, Specificity, F1-score, ROC-AUC, and confusion matrices. In addition, internal training dynamics were investigated by monitoring changes in network weights throughout the optimization process. Rather than proposing a new network architecture, the objective of this work is to improve the understanding of how fundamental training hyperparameters influence CNN training under controlled experimental conditions.</w:t>
       </w:r>
     </w:p>
     <w:p>
       <w:pPr>
-        <w:pStyle w:val="Heading1"/>
+        <w:pStyle w:val="1"/>
       </w:pPr>
       <w:r>
         <w:t>Methodology</w:t>
@@ -598,7 +583,7 @@
     </w:p>
     <w:p>
       <w:pPr>
-        <w:pStyle w:val="Heading2"/>
+        <w:pStyle w:val="2"/>
       </w:pPr>
       <w:r>
         <w:t>Dataset</w:t>
@@ -606,129 +591,214 @@
     </w:p>
     <w:p>
       <w:pPr>
-        <w:pStyle w:val="BodyText"/>
-      </w:pPr>
-      <w:r>
-        <w:t xml:space="preserve">First, confirm that you have the correct template for your paper size. This template has been tailored for output on the </w:t>
-      </w:r>
-      <w:r>
+        <w:pStyle w:val="a3"/>
+        <w:rPr>
+          <w:rFonts w:hint="cs"/>
+        </w:rPr>
+      </w:pPr>
+      <w:r>
+        <w:t xml:space="preserve">For this study, the Fashion-MNIST dataset (Xiao et al., 2017) was selected to evaluate a binary classification model focused on distinguishing between two visually similar classes: T-shirt/top and Shirt. This dataset provides an ideal </w:t>
+      </w:r>
+      <w:r>
+        <w:t>level of intermediate complexity; by utilizing images of apparel rather than simple handwritten digits, it offers a more rigorous benchmark for assessing a model's ability to extract non-trivial visual features compared to the traditional MNIST dataset, which is widely considered trivial for modern architectures. Simultaneously, it remains more computationally tractable than heavier datasets like CIFAR-10.</w:t>
+      </w:r>
+    </w:p>
+    <w:p>
+      <w:pPr>
+        <w:pStyle w:val="a3"/>
+        <w:rPr>
+          <w:rFonts w:hint="cs"/>
+          <w:lang w:bidi="he-IL"/>
+        </w:rPr>
+      </w:pPr>
+      <w:r>
+        <w:t>The decision to isolate two analogous categories elevates the difficulty of the task, as the morphological differences between a T-shirt/top and a shirt are subtle rather than sharply defined. Furthermore, from a methodological standpoint, structuring this specific challenge as a binary classification problem—rather than a multi-class one—facilitates the straightforward and robust calculation of fundamental evaluation metrics. This binary framework enables a clear, comprehensive presentation of True Positives (TP), False Positives (FP), True Negatives (TN), False Negatives (FN), Accuracy, Precision, Recall, Specificity, F1 Score, and ROC-AUC.</w:t>
+      </w:r>
+    </w:p>
+    <w:p>
+      <w:pPr>
+        <w:pStyle w:val="2"/>
+      </w:pPr>
+      <w:r>
+        <w:t>CNN Architecture</w:t>
+      </w:r>
+    </w:p>
+    <w:p>
+      <w:pPr>
+        <w:pStyle w:val="a3"/>
+        <w:rPr>
+          <w:lang w:bidi="he-IL"/>
+        </w:rPr>
+      </w:pPr>
+      <w:r>
+        <w:rPr>
+          <w:lang w:bidi="he-IL"/>
+        </w:rPr>
+        <w:t>For all experiments in this study, a consistent and compact Convolutional Neural Network (CNN) architecture is employed. The model processes 28x28x1 input images through an initial 2D convolutional layer comprising 32 filters of size 3x3, utilizing a default stride of 1 and valid padding. This is immediately followed by a non-linear activation using ReLU and spatial downsampling via a 2x2 MaxPooling layer. An identical pattern of convolution (64 filters of size 3x3), ReLU activation, and 2x2 max-pooling is subsequently applied to extract deeper, more abstract features. The resulting feature maps are then flattened and passed through a fully connected dense layer containing 64 neurons with ReLU activation. The network culminates in a single-neuron output layer utilizing a sigmoid activation function, a standard mathematical formulation for mapping outputs to a probability distribution in binary classification tasks (Goodfellow et al., 2016).</w:t>
+      </w:r>
+    </w:p>
+    <w:p>
+      <w:pPr>
+        <w:pStyle w:val="a3"/>
+        <w:rPr>
+          <w:lang w:bidi="he-IL"/>
+        </w:rPr>
+      </w:pPr>
+      <w:r>
+        <w:rPr>
+          <w:lang w:bidi="he-IL"/>
+        </w:rPr>
+        <w:t xml:space="preserve">The selection of a CNN framework is fundamentally suited for image-based data, as convolutional operations inherently excel at learning local spatial hierarchies and extracting representations such as edges, textures, and morphological shapes (LeCun et al., 1998; Krizhevsky et al., 2012). Furthermore, the integration of max-pooling systematically reduces spatial dimensionality, enabling the </w:t>
+      </w:r>
+      <w:r>
+        <w:rPr>
+          <w:lang w:bidi="he-IL"/>
+        </w:rPr>
+        <w:lastRenderedPageBreak/>
+        <w:t>network to isolate the most salient features while mitigating computational demands. With approximately 121,000 trainable parameters, this specific architecture was designed to provide an empirically sound balance. It possesses sufficient complexity to serve as a rigorous subject for evaluating neural network behavior, yet its relatively modest footprint prevents excessive computational overhead. Consequently, this design allows for the execution of multiple robust experimental iterations within a practical timeframe, avoiding analytical bottlenecking</w:t>
+      </w:r>
+      <w:r>
+        <w:t>.</w:t>
+      </w:r>
+    </w:p>
+    <w:p>
+      <w:pPr>
+        <w:pStyle w:val="2"/>
+      </w:pPr>
+      <w:r>
+        <w:t>Experimental Protocol</w:t>
+      </w:r>
+    </w:p>
+    <w:p>
+      <w:pPr>
+        <w:pStyle w:val="a3"/>
+        <w:rPr>
+          <w:rFonts w:hint="cs"/>
+        </w:rPr>
+      </w:pPr>
+      <w:r>
+        <w:t>To ensure a rigorous and equitable empirical comparison across experiments, a standardized baseline configuration was established, allowing for a controlled variable approach where only a single hyperparameter is modified per iteration. The baseline Convolutional Neural Network is trained on a strictly balanced (50/50) binary subset of Fashion-MNIST (T-shirt/top versus Shirt), utilizing an 80-10-10 data split. The architecture employs ReLU activations in hidden layers and a Sigmoid output, optimized via the Adam algorithm with a default learning rate of 0.001, a batch size of 64, and Binary Cross-Entropy loss, with training regulated by early stopping based on validation loss. Building upon this foundation, a systematic sensitivity analysis was conducted on three pivotal hyperparameters—Learning Rate, Optimizer, and Batch Size—chosen for their profound influence on training dynamics, convergence velocity, and ultimate model efficacy.</w:t>
+      </w:r>
+    </w:p>
+    <w:p>
+      <w:pPr>
+        <w:pStyle w:val="a3"/>
+        <w:rPr>
+          <w:rFonts w:hint="cs"/>
+        </w:rPr>
+      </w:pPr>
+      <w:r>
+        <w:t>The first two phases of the sensitivity analysis focus on the optimization process. Evaluating varied learning rates (0.1, 0.05, 0.01, and 0.001) provides insight into how gradient step sizes dictate loss reduction trajectories and stability, balancing the risks of divergence caused by excessively high rates against the protracted convergence characteristic of lower rates (Goodfellow et al., 2016). Concurrently, a comparative evaluation of Standard Stochastic Gradient Descent (SGD), SGD with Momentum (Sutskever et al., 2013), RMSprop (Tieleman and Hinton, 2012), and Adam (Kingma and Ba, 2014) highlights how distinct mathematical update mechanisms alter convergence speed and local minima discovery. This experimental phase is designed to evaluate the specific empirical benefits of momentum and adaptive learning rates over standard stochastic updates.</w:t>
+      </w:r>
+    </w:p>
+    <w:p>
+      <w:pPr>
+        <w:pStyle w:val="a3"/>
+        <w:rPr>
+          <w:rFonts w:hint="cs"/>
+          <w:lang w:bidi="he-IL"/>
+        </w:rPr>
+      </w:pPr>
+      <w:r>
+        <w:t>The final phase examines the impact of batch sizes (16, 32, 64, and 128) on the inherent stochasticity of weight updates. Smaller batches yield frequent, noisier gradient estimates that have been empirically shown to act as an implicit regularizer, potentially enhancing model generalization (Keskar et al., 2016). In contrast, larger batches provide more stable gradient approximations but may constrain optimization flexibility. This systematic evaluation aims to isolate the specific effects of training subset size on loss volatility, test set performance, convergence rates, and the overall robustness of parametric shifts.</w:t>
+      </w:r>
+    </w:p>
+    <w:p>
+      <w:pPr>
+        <w:pStyle w:val="2"/>
+      </w:pPr>
+      <w:r>
+        <w:t>Evaluation Metrics</w:t>
+      </w:r>
+    </w:p>
+    <w:p>
+      <w:pPr>
+        <w:pStyle w:val="a3"/>
+        <w:rPr>
+          <w:lang w:bidi="he-IL"/>
+        </w:rPr>
+      </w:pPr>
+      <w:r>
+        <w:rPr>
+          <w:lang w:bidi="he-IL"/>
+        </w:rPr>
+        <w:t xml:space="preserve">The evaluation framework for each experimental iteration encompasses three distinct categories designed to capture the learning trajectory, predictive efficacy, and internal parametric behavior of the models. The first category focuses on convergence dynamics, continuously monitoring the training loss and validation loss across all epochs. To evaluate optimization efficiency and training stability, the analysis also records the total number of epochs required to reach </w:t>
+      </w:r>
+      <w:r>
+        <w:rPr>
+          <w:lang w:bidi="he-IL"/>
+        </w:rPr>
+        <w:t>convergence, alongside identifying the specific epoch at which the optimal validation loss was achieved.</w:t>
+      </w:r>
+    </w:p>
+    <w:p>
+      <w:pPr>
+        <w:pStyle w:val="a3"/>
+        <w:rPr>
+          <w:lang w:bidi="he-IL"/>
+        </w:rPr>
+      </w:pPr>
+      <w:r>
+        <w:rPr>
+          <w:lang w:bidi="he-IL"/>
+        </w:rPr>
+        <w:t>The second category evaluates the external performance and predictive accuracy of the final models. This is accomplished through a comprehensive suite of standard binary classification metrics derived from the confusion matrix, specifically True Positives (TP), False Positives (FP), True Negatives (TN), and False Negatives (FN). To provide a robust and multi-faceted assessment of model performance, these foundational parameters are utilized to calculate Accuracy, Precision, Recall, Specificity, the F1 Score, and the Area Under the Receiver Operating Characteristic Curve (ROC-AUC) (Fawcett, 2006).</w:t>
+      </w:r>
+    </w:p>
+    <w:p>
+      <w:pPr>
+        <w:pStyle w:val="a3"/>
+        <w:rPr>
+          <w:rFonts w:hint="cs"/>
+          <w:lang w:bidi="he-IL"/>
+        </w:rPr>
+      </w:pPr>
+      <w:r>
+        <w:rPr>
+          <w:lang w:bidi="he-IL"/>
+        </w:rPr>
+        <w:t>Finally, beyond standard predictive evaluations, the study introduces a third metric category focusing on internal network dynamics to examine the actual parametric evolution during training. This micro-level analysis tracks weight updates across layers by calculating the mean weight change, the mean and median absolute weight changes, and the cumulative sum of absolute weight alterations. Additionally, it isolates the single most volatile weight and the top three most volatile weights, cross-referencing them across epochs to identify consistently unstable parameters. By quantifying these parameter update dynamics, this approach offers enhanced interpretability, shifting the analytical focus from mere classification outputs to a comprehensive, mechanistic understanding of the network's internal learning process</w:t>
+      </w:r>
+      <w:r>
+        <w:rPr>
+          <w:rFonts w:hint="cs"/>
+          <w:rtl/>
+          <w:lang w:bidi="he-IL"/>
+        </w:rPr>
+        <w:t>.</w:t>
+      </w:r>
+    </w:p>
+    <w:p>
+      <w:pPr>
+        <w:pStyle w:val="1"/>
+      </w:pPr>
+      <w:r>
+        <w:t>Experimental Setup</w:t>
+      </w:r>
+    </w:p>
+    <w:p>
+      <w:pPr>
+        <w:pStyle w:val="a3"/>
         <w:rPr>
           <w:lang w:val="en-US"/>
         </w:rPr>
-        <w:t>A4</w:t>
-      </w:r>
-      <w:r>
-        <w:t xml:space="preserve"> paper size. If you are using </w:t>
+      </w:pPr>
+      <w:r>
+        <w:t>Before</w:t>
+      </w:r>
+      <w:r>
+        <w:t xml:space="preserve"> you begin to format your paper, first write and save the content as a separate text file. </w:t>
       </w:r>
       <w:r>
         <w:rPr>
           <w:lang w:val="en-US"/>
         </w:rPr>
-        <w:t>US letter</w:t>
-      </w:r>
-      <w:r>
-        <w:t>-sized paper, please close this</w:t>
-      </w:r>
-      <w:r>
-        <w:t xml:space="preserve"> file and download the </w:t>
-      </w:r>
-      <w:r>
-        <w:rPr>
-          <w:lang w:val="en-US"/>
-        </w:rPr>
-        <w:t xml:space="preserve">Microsoft Word, Letter </w:t>
-      </w:r>
-      <w:r>
-        <w:t>file</w:t>
-      </w:r>
-      <w:r>
-        <w:t>.</w:t>
-      </w:r>
-    </w:p>
-    <w:p>
-      <w:pPr>
-        <w:pStyle w:val="Heading2"/>
-      </w:pPr>
-      <w:r>
-        <w:t>CNN Architecture</w:t>
-      </w:r>
-    </w:p>
-    <w:p>
-      <w:pPr>
-        <w:pStyle w:val="BodyText"/>
-      </w:pPr>
-      <w:r>
-        <w:t>The template is used to format your paper and style the text. All margins, column widths, line spaces, and text fonts are prescribed; please do not alter them. You may note peculiarities. For example, the head margin in this template measures proportionately more than is customary. This measurement and others are deliberate, using specifications that anticipate your paper as one part of the entire proceedings, and not as an independent document. Please do not revise any of the current designations.</w:t>
-      </w:r>
-    </w:p>
-    <w:p>
-      <w:pPr>
-        <w:pStyle w:val="Heading2"/>
-      </w:pPr>
-      <w:r>
-        <w:t>Experimental Protocol</w:t>
-      </w:r>
-    </w:p>
-    <w:p>
-      <w:pPr>
-        <w:pStyle w:val="BodyText"/>
-      </w:pPr>
-      <w:r>
-        <w:t>The template is used to format your paper and style the text. All margins, column widths, line spaces, and text fonts are prescribed; please do not alter them. You may note peculiarities. For example, the head margin in this template measures proportionately more than is customary. This measurement and others are deliberate, using specifications that anticipate your paper as one part of the entire proceedings, and not as an independent document. Please do not revise any of the current designations.</w:t>
-      </w:r>
-    </w:p>
-    <w:p>
-      <w:pPr>
-        <w:pStyle w:val="Heading2"/>
-      </w:pPr>
-      <w:r>
-        <w:t>Evaluation Metrics</w:t>
-      </w:r>
-    </w:p>
-    <w:p>
-      <w:pPr>
-        <w:pStyle w:val="BodyText"/>
-      </w:pPr>
-      <w:r>
-        <w:t>The template is used to format your paper and style the text. All margins, column widths, line spaces, and text fonts are prescribed; please do not alter them. You may note peculiarities. For example, the head margin in this template measures proportionately more than is customary. This measurement and others are deliberate, using specifications that anticipate your paper as one part of the entire proceedings, and not as an independent document. Please do not revise any of the current designations.</w:t>
-      </w:r>
-    </w:p>
-    <w:p>
-      <w:pPr>
-        <w:pStyle w:val="BodyText"/>
-      </w:pPr>
-    </w:p>
-    <w:p>
-      <w:pPr>
-        <w:pStyle w:val="Heading1"/>
-      </w:pPr>
-      <w:r>
-        <w:t>Experimental Setup</w:t>
-      </w:r>
-    </w:p>
-    <w:p>
-      <w:pPr>
-        <w:pStyle w:val="BodyText"/>
-        <w:rPr>
-          <w:lang w:val="en-US"/>
-        </w:rPr>
-      </w:pPr>
-      <w:r>
-        <w:t>Before</w:t>
-      </w:r>
-      <w:r>
-        <w:t xml:space="preserve"> you begin to format your paper, first write and save the content as a separate text file. </w:t>
-      </w:r>
-      <w:r>
-        <w:rPr>
-          <w:lang w:val="en-US"/>
-        </w:rPr>
         <w:t>Complete all content and organizational editing before formatting. Please note sections A-D below for more information on proofreading, spelling and grammar.</w:t>
       </w:r>
     </w:p>
     <w:p>
       <w:pPr>
-        <w:pStyle w:val="BodyText"/>
+        <w:pStyle w:val="a3"/>
       </w:pPr>
       <w:r>
         <w:t>Keep your text and graphic files separate until after the text has been formatted and styled. Do not use hard tabs, and limit use of hard returns to only one return at the end of a paragraph. Do not add any kind of pagination anywhere in the paper. Do not number text heads-the template will do that for you.</w:t>
@@ -736,60 +806,63 @@
     </w:p>
     <w:p>
       <w:pPr>
-        <w:pStyle w:val="Heading2"/>
-      </w:pPr>
+        <w:pStyle w:val="2"/>
+      </w:pPr>
+      <w:r>
+        <w:t>Abbreviations</w:t>
+      </w:r>
+      <w:r>
+        <w:t xml:space="preserve"> and Acronyms</w:t>
+      </w:r>
+    </w:p>
+    <w:p>
+      <w:pPr>
+        <w:pStyle w:val="a3"/>
+      </w:pPr>
+      <w:r>
+        <w:t>Define abbreviations and acronyms the first time they are used in the text, even after they have been defined in the abstract. Abbreviations such as IEEE, SI, MKS, CGS, sc, dc, and rms do not have to be defined. Do not use abbreviations in the title or heads unless they are unavoidable.</w:t>
+      </w:r>
+    </w:p>
+    <w:p>
+      <w:pPr>
+        <w:pStyle w:val="2"/>
+      </w:pPr>
+      <w:r>
+        <w:t>Units</w:t>
+      </w:r>
+    </w:p>
+    <w:p>
+      <w:pPr>
+        <w:pStyle w:val="bulletlist"/>
+      </w:pPr>
+      <w:r>
+        <w:t xml:space="preserve">Use </w:t>
+      </w:r>
+      <w:r>
+        <w:t>either</w:t>
+      </w:r>
+      <w:r>
+        <w:t xml:space="preserve"> SI (MKS) or CGS as primary units. (SI units are encouraged.) English units may be used as secondary units (in parentheses). An exception would be the use of English units as identifiers in trade, such as “3.5-inch disk drive”.</w:t>
+      </w:r>
+    </w:p>
+    <w:p>
+      <w:pPr>
+        <w:pStyle w:val="bulletlist"/>
+      </w:pPr>
+      <w:r>
+        <w:t>Avoid combining SI and CGS units, such as current in amperes and magnetic field in oersteds. This often leads to confusion because equations do not balance dimensionally. If you must use mixed units, clearly state the units for each quantity that you use in an equation.</w:t>
+      </w:r>
+    </w:p>
+    <w:p>
+      <w:pPr>
+        <w:pStyle w:val="bulletlist"/>
+      </w:pPr>
+      <w:r>
+        <w:t xml:space="preserve">Do not mix complete spellings and abbreviations of units: “Wb/m2” or “webers per square meter”, not </w:t>
+      </w:r>
       <w:r>
         <w:lastRenderedPageBreak/>
-        <w:t>Abbreviations</w:t>
-      </w:r>
-      <w:r>
-        <w:t xml:space="preserve"> and Acronyms</w:t>
-      </w:r>
-    </w:p>
-    <w:p>
-      <w:pPr>
-        <w:pStyle w:val="BodyText"/>
-      </w:pPr>
-      <w:r>
-        <w:t>Define abbreviations and acronyms the first time they are used in the text, even after they have been defined in the abstract. Abbreviations such as IEEE, SI, MKS, CGS, sc, dc, and rms do not have to be defined. Do not use abbreviations in the title or heads unless they are unavoidable.</w:t>
-      </w:r>
-    </w:p>
-    <w:p>
-      <w:pPr>
-        <w:pStyle w:val="Heading2"/>
-      </w:pPr>
-      <w:r>
-        <w:t>Units</w:t>
-      </w:r>
-    </w:p>
-    <w:p>
-      <w:pPr>
-        <w:pStyle w:val="bulletlist"/>
-      </w:pPr>
-      <w:r>
-        <w:t xml:space="preserve">Use </w:t>
-      </w:r>
-      <w:r>
-        <w:t>either</w:t>
-      </w:r>
-      <w:r>
-        <w:t xml:space="preserve"> SI (MKS) or CGS as primary units. (SI units are encouraged.) English units may be used as secondary units (in parentheses). An exception would be the use of English units as identifiers in trade, such as “3.5-inch disk drive”.</w:t>
-      </w:r>
-    </w:p>
-    <w:p>
-      <w:pPr>
-        <w:pStyle w:val="bulletlist"/>
-      </w:pPr>
-      <w:r>
-        <w:t>Avoid combining SI and CGS units, such as current in amperes and magnetic field in oersteds. This often leads to confusion because equations do not balance dimensionally. If you must use mixed units, clearly state the units for each quantity that you use in an equation.</w:t>
-      </w:r>
-    </w:p>
-    <w:p>
-      <w:pPr>
-        <w:pStyle w:val="bulletlist"/>
-      </w:pPr>
-      <w:r>
-        <w:t>Do not mix complete spellings and abbreviations of units: “Wb/m2” or “webers per square meter”, not “webers/m2”.  Spell out units when they appear in text: “. . . a few henries”, not “. . . a few H”.</w:t>
+        <w:t>“webers/m2”.  Spell out units when they appear in text: “. . . a few henries”, not “. . . a few H”.</w:t>
       </w:r>
     </w:p>
     <w:p>
@@ -846,7 +919,7 @@
     </w:p>
     <w:p>
       <w:pPr>
-        <w:pStyle w:val="Heading2"/>
+        <w:pStyle w:val="2"/>
       </w:pPr>
       <w:r>
         <w:t>Equations</w:t>
@@ -854,7 +927,7 @@
     </w:p>
     <w:p>
       <w:pPr>
-        <w:pStyle w:val="BodyText"/>
+        <w:pStyle w:val="a3"/>
       </w:pPr>
       <w:r>
         <w:t>The equations are an exception to the prescribed specifications of this template. You will need to determine whether or not your equation should be typed using either the Times New Roman or the Symbol font (please no other font). To create multileveled equations, it may be necessary to treat the equation as a graphic and insert it into the text after your paper is styled.</w:t>
@@ -862,7 +935,7 @@
     </w:p>
     <w:p>
       <w:pPr>
-        <w:pStyle w:val="BodyText"/>
+        <w:pStyle w:val="a3"/>
         <w:rPr>
           <w:lang w:val="en-US"/>
         </w:rPr>
@@ -940,7 +1013,7 @@
     </w:p>
     <w:p>
       <w:pPr>
-        <w:pStyle w:val="BodyText"/>
+        <w:pStyle w:val="a3"/>
       </w:pPr>
       <w:r>
         <w:t>Note that the equation is centered using a center tab stop. Be sure that the symbols in your equation have been defined before or immediately following the equation. Use “(1)”, not “Eq. (1)” or “equation (1)”, except at the beginning of a sentence: “Equation (1) is . . .”</w:t>
@@ -948,7 +1021,7 @@
     </w:p>
     <w:p>
       <w:pPr>
-        <w:pStyle w:val="Heading2"/>
+        <w:pStyle w:val="2"/>
       </w:pPr>
       <w:r>
         <w:t>Some Common Mistakes</w:t>
@@ -999,10 +1072,7 @@
         <w:t>English, commas, semi</w:t>
       </w:r>
       <w:r>
-        <w:t xml:space="preserve">colons, periods, question and exclamation marks are located within quotation marks only when a complete thought or name is cited, such as a title or full quotation. When </w:t>
-      </w:r>
-      <w:r>
-        <w:t>quotation marks are used, instead of a bold or italic typeface, to highlight a word or phrase, punctuation should appear outside of the quotation marks. A parenthetical phrase or statement at the end of a sentence is punctuated outside of the closing parenthesis (like this). (A parenthetical sentence is punctuated within the parentheses.)</w:t>
+        <w:t>colons, periods, question and exclamation marks are located within quotation marks only when a complete thought or name is cited, such as a title or full quotation. When quotation marks are used, instead of a bold or italic typeface, to highlight a word or phrase, punctuation should appear outside of the quotation marks. A parenthetical phrase or statement at the end of a sentence is punctuated outside of the closing parenthesis (like this). (A parenthetical sentence is punctuated within the parentheses.)</w:t>
       </w:r>
     </w:p>
     <w:p>
@@ -1071,7 +1141,7 @@
     </w:p>
     <w:p>
       <w:pPr>
-        <w:pStyle w:val="BodyText"/>
+        <w:pStyle w:val="a3"/>
       </w:pPr>
       <w:r>
         <w:t>An excellent style manual for science writers is [7].</w:t>
@@ -1079,7 +1149,7 @@
     </w:p>
     <w:p>
       <w:pPr>
-        <w:pStyle w:val="Heading1"/>
+        <w:pStyle w:val="1"/>
       </w:pPr>
       <w:r>
         <w:t>Results</w:t>
@@ -1087,7 +1157,7 @@
     </w:p>
     <w:p>
       <w:pPr>
-        <w:pStyle w:val="BodyText"/>
+        <w:pStyle w:val="a3"/>
       </w:pPr>
       <w:r>
         <w:t>After the text edit has been completed, the paper is ready for the template. Duplicate the template file by using the Save As command, and use the naming convention prescribed by your conference for the name of your paper. In this newly created file, highlight all of the contents and import your prepared text file. You are now ready to style your paper; use the scroll down window on the left of the MS Word Formatting toolbar.</w:t>
@@ -1095,7 +1165,7 @@
     </w:p>
     <w:p>
       <w:pPr>
-        <w:pStyle w:val="Heading2"/>
+        <w:pStyle w:val="2"/>
       </w:pPr>
       <w:r>
         <w:t>Authors</w:t>
@@ -1106,7 +1176,7 @@
     </w:p>
     <w:p>
       <w:pPr>
-        <w:pStyle w:val="BodyText"/>
+        <w:pStyle w:val="a3"/>
       </w:pPr>
       <w:r>
         <w:rPr>
@@ -1194,7 +1264,7 @@
     </w:p>
     <w:p>
       <w:pPr>
-        <w:pStyle w:val="Heading3"/>
+        <w:pStyle w:val="3"/>
       </w:pPr>
       <w:r>
         <w:t xml:space="preserve">For papers with more than six authors: </w:t>
@@ -1208,7 +1278,7 @@
     </w:p>
     <w:p>
       <w:pPr>
-        <w:pStyle w:val="Heading3"/>
+        <w:pStyle w:val="3"/>
       </w:pPr>
       <w:r>
         <w:t xml:space="preserve">For </w:t>
@@ -1234,7 +1304,7 @@
     </w:p>
     <w:p>
       <w:pPr>
-        <w:pStyle w:val="Heading4"/>
+        <w:pStyle w:val="4"/>
       </w:pPr>
       <w:r>
         <w:t>Selection</w:t>
@@ -1251,7 +1321,7 @@
     </w:p>
     <w:p>
       <w:pPr>
-        <w:pStyle w:val="Heading4"/>
+        <w:pStyle w:val="4"/>
       </w:pPr>
       <w:r>
         <w:t>Change number of columns:</w:t>
@@ -1280,13 +1350,12 @@
     </w:p>
     <w:p>
       <w:pPr>
-        <w:pStyle w:val="Heading4"/>
+        <w:pStyle w:val="4"/>
         <w:rPr>
           <w:i w:val="0"/>
         </w:rPr>
       </w:pPr>
       <w:r>
-        <w:lastRenderedPageBreak/>
         <w:t xml:space="preserve">Deletion: </w:t>
       </w:r>
       <w:r>
@@ -1314,7 +1383,7 @@
     </w:p>
     <w:p>
       <w:pPr>
-        <w:pStyle w:val="Heading2"/>
+        <w:pStyle w:val="2"/>
       </w:pPr>
       <w:r>
         <w:t>Identify</w:t>
@@ -1325,7 +1394,7 @@
     </w:p>
     <w:p>
       <w:pPr>
-        <w:pStyle w:val="BodyText"/>
+        <w:pStyle w:val="a3"/>
       </w:pPr>
       <w:r>
         <w:t>Headings, or heads, are organizational devices that guide the reader through your paper. There are two types: component heads and text heads.</w:t>
@@ -1333,7 +1402,7 @@
     </w:p>
     <w:p>
       <w:pPr>
-        <w:pStyle w:val="BodyText"/>
+        <w:pStyle w:val="a3"/>
       </w:pPr>
       <w:r>
         <w:t>Component heads identify the different components of your paper and are not topically subordinate to each other. Examples include Acknowledgments and References and, for these, the correct style to use is “Heading 5”. Use “figure caption” for your Figure captions, and “table head” for your table title. Run-in heads, such as “Abstract”, will require you to apply a style (in this case, italic) in addition to the style provided by the drop down menu to differentiate the head from the text.</w:t>
@@ -1341,15 +1410,19 @@
     </w:p>
     <w:p>
       <w:pPr>
-        <w:pStyle w:val="BodyText"/>
-      </w:pPr>
-      <w:r>
-        <w:t>Text heads organize the topics on a relational, hierarchical basis. For example, the paper title is the primary text head because all subsequent material relates and elaborates on this one topic. If there are two or more sub-topics, the next level head (uppercase Roman numerals) should be used and, conversely, if there are not at least two sub-topics, then no subheads should be introduced. Styles named “Heading 1”, “Heading 2”, “Heading 3”, and “Heading 4” are prescribed.</w:t>
-      </w:r>
-    </w:p>
-    <w:p>
-      <w:pPr>
-        <w:pStyle w:val="Heading2"/>
+        <w:pStyle w:val="a3"/>
+      </w:pPr>
+      <w:r>
+        <w:t xml:space="preserve">Text heads organize the topics on a relational, hierarchical basis. For example, the paper title is the primary text head because all subsequent material relates and elaborates on this one topic. If there are two or more sub-topics, the next level </w:t>
+      </w:r>
+      <w:r>
+        <w:lastRenderedPageBreak/>
+        <w:t>head (uppercase Roman numerals) should be used and, conversely, if there are not at least two sub-topics, then no subheads should be introduced. Styles named “Heading 1”, “Heading 2”, “Heading 3”, and “Heading 4” are prescribed.</w:t>
+      </w:r>
+    </w:p>
+    <w:p>
+      <w:pPr>
+        <w:pStyle w:val="2"/>
       </w:pPr>
       <w:r>
         <w:t>Figures and Tables</w:t>
@@ -1357,7 +1430,7 @@
     </w:p>
     <w:p>
       <w:pPr>
-        <w:pStyle w:val="Heading4"/>
+        <w:pStyle w:val="4"/>
       </w:pPr>
       <w:r>
         <w:t xml:space="preserve"> </w:t>
@@ -1649,7 +1722,7 @@
     </w:p>
     <w:p>
       <w:pPr>
-        <w:pStyle w:val="BodyText"/>
+        <w:pStyle w:val="a3"/>
       </w:pPr>
       <w:r>
         <w:t>Figure Labels: Use 8 point Times New Roman for Figure labels. Use words rather than symbols or abbreviations when writing Figure axis labels to avoid confusing the reader. As an example, write the quantity “Magnetization”, or “Magnetization, M”, not just “M”. If including units in the label, present them within parentheses. Do not label axes only with units. In the example, write “Magnetization (A/m)” or “Magnetization {A[m(1)]}”, not just “A/m”. Do not label axes</w:t>
@@ -1663,7 +1736,7 @@
     </w:p>
     <w:p>
       <w:pPr>
-        <w:pStyle w:val="Heading5"/>
+        <w:pStyle w:val="5"/>
       </w:pPr>
       <w:r>
         <w:t>Acknowledgment</w:t>
@@ -1696,7 +1769,7 @@
     </w:p>
     <w:p>
       <w:pPr>
-        <w:pStyle w:val="BodyText"/>
+        <w:pStyle w:val="a3"/>
       </w:pPr>
       <w:r>
         <w:t>The preferred spelling of the word “acknowledgment” in America is without an “e” after the “g</w:t>
@@ -1714,7 +1787,10 @@
         <w:t xml:space="preserve">ne of us (R. B. G.) thanks </w:t>
       </w:r>
       <w:r>
-        <w:t>...</w:t>
+        <w:t>.</w:t>
+      </w:r>
+      <w:r>
+        <w:t>.</w:t>
       </w:r>
       <w:r>
         <w:rPr>
@@ -1726,7 +1802,10 @@
         <w:t>Instead, try “R. B. G. thanks</w:t>
       </w:r>
       <w:r>
-        <w:t>...</w:t>
+        <w:t>.</w:t>
+      </w:r>
+      <w:r>
+        <w:t>.</w:t>
       </w:r>
       <w:r>
         <w:t>”.</w:t>
@@ -1749,7 +1828,7 @@
     </w:p>
     <w:p>
       <w:pPr>
-        <w:pStyle w:val="Heading5"/>
+        <w:pStyle w:val="5"/>
       </w:pPr>
       <w:r>
         <w:t>References</w:t>
@@ -1757,7 +1836,7 @@
     </w:p>
     <w:p>
       <w:pPr>
-        <w:pStyle w:val="BodyText"/>
+        <w:pStyle w:val="a3"/>
       </w:pPr>
       <w:r>
         <w:t>The template will number citations consecutively within brackets [1]. The sentence punctuation follows the bracket [2]. Refer simply to the reference number, as in [3]—do not use “Ref. [3]” or “reference [3]” except at the beginning of a sentence: “Reference [3] was the first</w:t>
@@ -1769,7 +1848,10 @@
         <w:t xml:space="preserve"> </w:t>
       </w:r>
       <w:r>
-        <w:t>...</w:t>
+        <w:t>.</w:t>
+      </w:r>
+      <w:r>
+        <w:t>.</w:t>
       </w:r>
       <w:r>
         <w:t>”</w:t>
@@ -1777,7 +1859,7 @@
     </w:p>
     <w:p>
       <w:pPr>
-        <w:pStyle w:val="BodyText"/>
+        <w:pStyle w:val="a3"/>
       </w:pPr>
       <w:r>
         <w:t>Number footnotes separately in superscripts. Place the actual footnote at the bottom of the column in which it was cited. Do not put footnotes in the</w:t>
@@ -1794,7 +1876,7 @@
     </w:p>
     <w:p>
       <w:pPr>
-        <w:pStyle w:val="BodyText"/>
+        <w:pStyle w:val="a3"/>
       </w:pPr>
       <w:r>
         <w:t>Unless there are six au</w:t>
@@ -1814,7 +1896,7 @@
     </w:p>
     <w:p>
       <w:pPr>
-        <w:pStyle w:val="BodyText"/>
+        <w:pStyle w:val="a3"/>
       </w:pPr>
       <w:r>
         <w:t xml:space="preserve">For </w:t>
@@ -2000,7 +2082,7 @@
                     <wne:txbxContent>
                       <w:p>
                         <w:pPr>
-                          <w:pStyle w:val="BodyText"/>
+                          <w:pStyle w:val="a3"/>
                         </w:pPr>
                         <w:r>
                           <w:t>We suggest that you use a text box to insert a graphic (which is ideally a 300 dpi TIFF or EPS file, with all fonts embedded) because, in an MSW document, this method is somewhat more stable than directly inserting a picture.</w:t>
@@ -2008,7 +2090,7 @@
                       </w:p>
                       <w:p>
                         <w:pPr>
-                          <w:pStyle w:val="BodyText"/>
+                          <w:pStyle w:val="a3"/>
                         </w:pPr>
                         <w:r>
                           <w:t>To have non-visible rules on your frame, use the MSWord “Format” pull-down menu, select Text Box &gt; Colors and Lines to choose No Fill and No Line.</w:t>
@@ -2066,7 +2148,7 @@
 <w:ftr xmlns:cx="http://schemas.microsoft.com/office/drawing/2014/chartex" xmlns:cx1="http://schemas.microsoft.com/office/drawing/2015/9/8/chartex" xmlns:cx2="http://schemas.microsoft.com/office/drawing/2015/10/21/chartex" xmlns:cx3="http://schemas.microsoft.com/office/drawing/2016/5/9/chartex" xmlns:cx4="http://schemas.microsoft.com/office/drawing/2016/5/10/chartex" xmlns:cx5="http://schemas.microsoft.com/office/drawing/2016/5/11/chartex" xmlns:cx6="http://schemas.microsoft.com/office/drawing/2016/5/12/chartex" xmlns:cx7="http://schemas.microsoft.com/office/drawing/2016/5/13/chartex" xmlns:cx8="http://schemas.microsoft.com/office/drawing/2016/5/14/chartex" xmlns:mc="http://schemas.openxmlformats.org/markup-compatibility/2006" xmlns:aink="http://schemas.microsoft.com/office/drawing/2016/ink" xmlns:am3d="http://schemas.microsoft.com/office/drawing/2017/model3d" xmlns:o="urn:schemas-microsoft-com:office:office" xmlns:oel="http://schemas.microsoft.com/office/2019/extlst" xmlns:r="http://purl.oclc.org/ooxml/officeDocument/relationships" xmlns:m="http://purl.oclc.org/ooxml/officeDocument/math" xmlns:v="urn:schemas-microsoft-com:vml" xmlns:wp14="http://schemas.microsoft.com/office/word/2010/wordprocessingDrawing" xmlns:wp="http://purl.oclc.org/ooxml/drawingml/wordprocessingDrawing" xmlns:w10="urn:schemas-microsoft-com:office:word" xmlns:w="http://purl.oclc.org/ooxml/wordprocessingml/main" xmlns:w14="http://schemas.microsoft.com/office/word/2010/wordml" xmlns:w15="http://schemas.microsoft.com/office/word/2012/wordml" xmlns:w16cex="http://schemas.microsoft.com/office/word/2018/wordml/cex" xmlns:w16cid="http://schemas.microsoft.com/office/word/2016/wordml/cid" xmlns:w16="http://schemas.microsoft.com/office/word/2018/wordml" xmlns:w16du="http://schemas.microsoft.com/office/word/2023/wordml/word16du" xmlns:w16sdtdh="http://schemas.microsoft.com/office/word/2020/wordml/sdtdatahash" xmlns:w16sdtfl="http://schemas.microsoft.com/office/word/2024/wordml/sdtformatlock" xmlns:w16se="http://schemas.microsoft.com/office/word/2015/wordml/symex" xmlns:wpi="http://schemas.microsoft.com/office/word/2010/wordprocessingInk" xmlns:wne="http://schemas.microsoft.com/office/word/2006/wordml" mc:Ignorable="w14 w15 w16se w16cid w16 w16cex w16sdtdh w16sdtfl w16du wne wp14">
   <w:p>
     <w:pPr>
-      <w:pStyle w:val="Footer"/>
+      <w:pStyle w:val="a7"/>
       <w:jc w:val="start"/>
       <w:rPr>
         <w:sz w:val="16"/>
@@ -2987,7 +3069,7 @@
     <w:lvl w:ilvl="0">
       <w:start w:val="1"/>
       <w:numFmt w:val="upperRoman"/>
-      <w:pStyle w:val="Heading1"/>
+      <w:pStyle w:val="1"/>
       <w:lvlText w:val="%1."/>
       <w:lvlJc w:val="center"/>
       <w:pPr>
@@ -3019,7 +3101,7 @@
     <w:lvl w:ilvl="1">
       <w:start w:val="1"/>
       <w:numFmt w:val="upperLetter"/>
-      <w:pStyle w:val="Heading2"/>
+      <w:pStyle w:val="2"/>
       <w:lvlText w:val="%2."/>
       <w:lvlJc w:val="start"/>
       <w:pPr>
@@ -3055,7 +3137,7 @@
     <w:lvl w:ilvl="2">
       <w:start w:val="1"/>
       <w:numFmt w:val="decimal"/>
-      <w:pStyle w:val="Heading3"/>
+      <w:pStyle w:val="3"/>
       <w:lvlText w:val="%3)"/>
       <w:lvlJc w:val="start"/>
       <w:pPr>
@@ -3091,7 +3173,7 @@
     <w:lvl w:ilvl="3">
       <w:start w:val="1"/>
       <w:numFmt w:val="lowerLetter"/>
-      <w:pStyle w:val="Heading4"/>
+      <w:pStyle w:val="4"/>
       <w:lvlText w:val="%4)"/>
       <w:lvlJc w:val="start"/>
       <w:pPr>
@@ -3863,17 +3945,17 @@
     <w:lsdException w:name="Unresolved Mention" w:semiHidden="1" w:uiPriority="99" w:unhideWhenUsed="1"/>
     <w:lsdException w:name="Smart Link" w:semiHidden="1" w:uiPriority="99" w:unhideWhenUsed="1"/>
   </w:latentStyles>
-  <w:style w:type="paragraph" w:default="1" w:styleId="Normal">
+  <w:style w:type="paragraph" w:default="1" w:styleId="a">
     <w:name w:val="Normal"/>
     <w:qFormat/>
     <w:pPr>
       <w:jc w:val="center"/>
     </w:pPr>
   </w:style>
-  <w:style w:type="paragraph" w:styleId="Heading1">
+  <w:style w:type="paragraph" w:styleId="1">
     <w:name w:val="heading 1"/>
-    <w:basedOn w:val="Normal"/>
-    <w:next w:val="Normal"/>
+    <w:basedOn w:val="a"/>
+    <w:next w:val="a"/>
     <w:qFormat/>
     <w:rsid w:val="006B6B66"/>
     <w:pPr>
@@ -3894,10 +3976,10 @@
       <w:noProof/>
     </w:rPr>
   </w:style>
-  <w:style w:type="paragraph" w:styleId="Heading2">
+  <w:style w:type="paragraph" w:styleId="2">
     <w:name w:val="heading 2"/>
-    <w:basedOn w:val="Normal"/>
-    <w:next w:val="Normal"/>
+    <w:basedOn w:val="a"/>
+    <w:next w:val="a"/>
     <w:qFormat/>
     <w:rsid w:val="00ED0149"/>
     <w:pPr>
@@ -3921,10 +4003,10 @@
       <w:noProof/>
     </w:rPr>
   </w:style>
-  <w:style w:type="paragraph" w:styleId="Heading3">
+  <w:style w:type="paragraph" w:styleId="3">
     <w:name w:val="heading 3"/>
-    <w:basedOn w:val="Normal"/>
-    <w:next w:val="Normal"/>
+    <w:basedOn w:val="a"/>
+    <w:next w:val="a"/>
     <w:qFormat/>
     <w:rsid w:val="00794804"/>
     <w:pPr>
@@ -3943,10 +4025,10 @@
       <w:noProof/>
     </w:rPr>
   </w:style>
-  <w:style w:type="paragraph" w:styleId="Heading4">
+  <w:style w:type="paragraph" w:styleId="4">
     <w:name w:val="heading 4"/>
-    <w:basedOn w:val="Normal"/>
-    <w:next w:val="Normal"/>
+    <w:basedOn w:val="a"/>
+    <w:next w:val="a"/>
     <w:qFormat/>
     <w:rsid w:val="00794804"/>
     <w:pPr>
@@ -3969,10 +4051,10 @@
       <w:noProof/>
     </w:rPr>
   </w:style>
-  <w:style w:type="paragraph" w:styleId="Heading5">
+  <w:style w:type="paragraph" w:styleId="5">
     <w:name w:val="heading 5"/>
-    <w:basedOn w:val="Normal"/>
-    <w:next w:val="Normal"/>
+    <w:basedOn w:val="a"/>
+    <w:next w:val="a"/>
     <w:qFormat/>
     <w:pPr>
       <w:tabs>
@@ -3986,12 +4068,13 @@
       <w:noProof/>
     </w:rPr>
   </w:style>
-  <w:style w:type="character" w:default="1" w:styleId="DefaultParagraphFont">
+  <w:style w:type="character" w:default="1" w:styleId="a0">
     <w:name w:val="Default Paragraph Font"/>
     <w:uiPriority w:val="1"/>
+    <w:semiHidden/>
     <w:unhideWhenUsed/>
   </w:style>
-  <w:style w:type="table" w:default="1" w:styleId="TableNormal">
+  <w:style w:type="table" w:default="1" w:styleId="a1">
     <w:name w:val="Normal Table"/>
     <w:uiPriority w:val="99"/>
     <w:semiHidden/>
@@ -4006,7 +4089,7 @@
       </w:tblCellMar>
     </w:tblPr>
   </w:style>
-  <w:style w:type="numbering" w:default="1" w:styleId="NoList">
+  <w:style w:type="numbering" w:default="1" w:styleId="a2">
     <w:name w:val="No List"/>
     <w:uiPriority w:val="99"/>
     <w:semiHidden/>
@@ -4045,10 +4128,10 @@
       <w:szCs w:val="22"/>
     </w:rPr>
   </w:style>
-  <w:style w:type="paragraph" w:styleId="BodyText">
+  <w:style w:type="paragraph" w:styleId="a3">
     <w:name w:val="Body Text"/>
-    <w:basedOn w:val="Normal"/>
-    <w:link w:val="BodyTextChar"/>
+    <w:basedOn w:val="a"/>
+    <w:link w:val="a4"/>
     <w:rsid w:val="00E7596C"/>
     <w:pPr>
       <w:tabs>
@@ -4063,9 +4146,9 @@
       <w:lang w:val="x-none" w:eastAsia="x-none"/>
     </w:rPr>
   </w:style>
-  <w:style w:type="character" w:customStyle="1" w:styleId="BodyTextChar">
-    <w:name w:val="Body Text Char"/>
-    <w:link w:val="BodyText"/>
+  <w:style w:type="character" w:customStyle="1" w:styleId="a4">
+    <w:name w:val="גוף טקסט תו"/>
+    <w:link w:val="a3"/>
     <w:rsid w:val="00E7596C"/>
     <w:rPr>
       <w:spacing w:val="-1"/>
@@ -4074,7 +4157,7 @@
   </w:style>
   <w:style w:type="paragraph" w:customStyle="1" w:styleId="bulletlist">
     <w:name w:val="bullet list"/>
-    <w:basedOn w:val="BodyText"/>
+    <w:basedOn w:val="a3"/>
     <w:rsid w:val="001B67DC"/>
     <w:pPr>
       <w:numPr>
@@ -4088,7 +4171,7 @@
   </w:style>
   <w:style w:type="paragraph" w:customStyle="1" w:styleId="equation">
     <w:name w:val="equation"/>
-    <w:basedOn w:val="Normal"/>
+    <w:basedOn w:val="a"/>
     <w:rsid w:val="008A2C7D"/>
     <w:pPr>
       <w:tabs>
@@ -4193,7 +4276,7 @@
   </w:style>
   <w:style w:type="paragraph" w:customStyle="1" w:styleId="tablecolhead">
     <w:name w:val="table col head"/>
-    <w:basedOn w:val="Normal"/>
+    <w:basedOn w:val="a"/>
     <w:rPr>
       <w:b/>
       <w:bCs/>
@@ -4267,10 +4350,10 @@
       <w:i/>
     </w:rPr>
   </w:style>
-  <w:style w:type="paragraph" w:styleId="Header">
+  <w:style w:type="paragraph" w:styleId="a5">
     <w:name w:val="header"/>
-    <w:basedOn w:val="Normal"/>
-    <w:link w:val="HeaderChar"/>
+    <w:basedOn w:val="a"/>
+    <w:link w:val="a6"/>
     <w:rsid w:val="001A3B3D"/>
     <w:pPr>
       <w:tabs>
@@ -4279,16 +4362,16 @@
       </w:tabs>
     </w:pPr>
   </w:style>
-  <w:style w:type="character" w:customStyle="1" w:styleId="HeaderChar">
-    <w:name w:val="Header Char"/>
-    <w:basedOn w:val="DefaultParagraphFont"/>
-    <w:link w:val="Header"/>
+  <w:style w:type="character" w:customStyle="1" w:styleId="a6">
+    <w:name w:val="כותרת עליונה תו"/>
+    <w:basedOn w:val="a0"/>
+    <w:link w:val="a5"/>
     <w:rsid w:val="001A3B3D"/>
   </w:style>
-  <w:style w:type="paragraph" w:styleId="Footer">
+  <w:style w:type="paragraph" w:styleId="a7">
     <w:name w:val="footer"/>
-    <w:basedOn w:val="Normal"/>
-    <w:link w:val="FooterChar"/>
+    <w:basedOn w:val="a"/>
+    <w:link w:val="a8"/>
     <w:rsid w:val="001A3B3D"/>
     <w:pPr>
       <w:tabs>
@@ -4297,10 +4380,10 @@
       </w:tabs>
     </w:pPr>
   </w:style>
-  <w:style w:type="character" w:customStyle="1" w:styleId="FooterChar">
-    <w:name w:val="Footer Char"/>
-    <w:basedOn w:val="DefaultParagraphFont"/>
-    <w:link w:val="Footer"/>
+  <w:style w:type="character" w:customStyle="1" w:styleId="a8">
+    <w:name w:val="כותרת תחתונה תו"/>
+    <w:basedOn w:val="a0"/>
+    <w:link w:val="a7"/>
     <w:rsid w:val="001A3B3D"/>
   </w:style>
 </w:styles>

--- a/FinalProject/DL_AblationStudy_DavidAviad.docx
+++ b/FinalProject/DL_AblationStudy_DavidAviad.docx
@@ -303,1159 +303,1019 @@
         <w:t>—</w:t>
       </w:r>
       <w:r>
-        <w:t xml:space="preserve">This electronic document is a “live” template and already defines the components of your paper [title, text, heads, etc.] in its style sheet. </w:t>
-      </w:r>
-      <w:r>
+        <w:t>This study investigates the influence of three fundamental training hyperparameters</w:t>
+      </w:r>
+      <w:r>
+        <w:t xml:space="preserve"> - </w:t>
+      </w:r>
+      <w:r>
+        <w:t>learning rate, optimizer, and batch size</w:t>
+      </w:r>
+      <w:r>
+        <w:t xml:space="preserve"> - </w:t>
+      </w:r>
+      <w:r>
+        <w:t xml:space="preserve">on the performance of a convolutional neural network (CNN) for binary Fashion-MNIST classification. A controlled ablation methodology was adopted in which only one hyperparameter was modified at a time while all other training conditions remained unchanged. The experiments evaluated convergence behavior, classification performance, and internal weight dynamics using validation loss, standard classification metrics, and layer-wise weight-change statistics. The results show that </w:t>
+      </w:r>
+      <w:r>
+        <w:t>the learning</w:t>
+      </w:r>
+      <w:r>
+        <w:t xml:space="preserve"> rate had the greatest impact on training stability and predictive performance, with a learning rate of 0.001 providing the most consistent results. Adam achieved the best overall balance between convergence speed and classification accuracy, while batch size had a comparatively smaller influence within the evaluated range. These findings highlight the relative importance of common training hyperparameters and demonstrate the value of combining external performance measures with internal optimization analysis.</w:t>
+      </w:r>
+    </w:p>
+    <w:p>
+      <w:pPr>
+        <w:pStyle w:val="Keywords"/>
+      </w:pPr>
+      <w:r>
+        <w:t>Keywords—</w:t>
+      </w:r>
+      <w:r>
+        <w:rPr>
+          <w:b w:val="0"/>
+          <w:bCs w:val="0"/>
+          <w:i w:val="0"/>
+          <w:sz w:val="20"/>
+          <w:szCs w:val="20"/>
+        </w:rPr>
         <w:t xml:space="preserve"> </w:t>
       </w:r>
       <w:r>
-        <w:rPr>
-          <w:i/>
-        </w:rPr>
-        <w:t>*</w:t>
-      </w:r>
-      <w:r>
-        <w:rPr>
-          <w:i/>
-        </w:rPr>
-        <w:t>CRITICAL:  Do</w:t>
-      </w:r>
-      <w:r>
-        <w:rPr>
-          <w:rFonts w:eastAsia="Times New Roman"/>
-          <w:i/>
+        <w:t>Convolutional Neural Network (CNN), Fashion-MNIST, Hyperparameter Optimization, Ablation Study, Learning Rate, Optimizer, Batch Size.</w:t>
+      </w:r>
+    </w:p>
+    <w:p>
+      <w:pPr>
+        <w:pStyle w:val="Heading1"/>
+      </w:pPr>
+      <w:r>
+        <w:t>Introduction</w:t>
+      </w:r>
+    </w:p>
+    <w:p>
+      <w:pPr>
+        <w:pStyle w:val="BodyText"/>
+      </w:pPr>
+      <w:r>
+        <w:t>The performance of a convolutional neural network (CNN) is influenced not only by its architecture but also by the selection of training hyperparameters. Among these, the learning rate, optimization algorithm, and batch size have a direct impact on convergence, training stability, and predictive performance. Although these hyperparameters are routinely tuned during model development, their individual contributions are often difficult to evaluate because multiple parameters are frequently modified simultaneously.</w:t>
+      </w:r>
+    </w:p>
+    <w:p>
+      <w:pPr>
+        <w:pStyle w:val="BodyText"/>
+      </w:pPr>
+      <w:r>
+        <w:t>This study presents a controlled ablation analysis in which only one hyperparameter is varied at a time while all other training conditions remain unchanged. Such an approach enables a systematic comparison of the influence of each hyperparameter on both the optimization process and the final model performance. The experiments were conducted using a fixed CNN architecture on a binary classification task derived from the Fashion-MNIST dataset, with independent evaluations of learning rate, optimizer, and batch size.</w:t>
+      </w:r>
+    </w:p>
+    <w:p>
+      <w:pPr>
+        <w:pStyle w:val="BodyText"/>
+        <w:rPr>
+          <w:lang w:val="en-US"/>
+        </w:rPr>
+      </w:pPr>
+      <w:r>
+        <w:t xml:space="preserve">Model performance was assessed using standard classification metrics, including Accuracy, Precision, Recall, Specificity, F1-score, ROC-AUC, and confusion matrices. In </w:t>
+      </w:r>
+      <w:r>
+        <w:t>addition, internal training dynamics were investigated by monitoring changes in network weights throughout the optimization process. Rather than proposing a new network architecture, the objective of this work is to improve the understanding of how fundamental training hyperparameters influence CNN training under controlled experimental conditions.</w:t>
+      </w:r>
+    </w:p>
+    <w:p>
+      <w:pPr>
+        <w:pStyle w:val="Heading1"/>
+      </w:pPr>
+      <w:r>
+        <w:t>Methodology</w:t>
+      </w:r>
+    </w:p>
+    <w:p>
+      <w:pPr>
+        <w:pStyle w:val="Heading2"/>
+      </w:pPr>
+      <w:r>
+        <w:t>Dataset</w:t>
+      </w:r>
+    </w:p>
+    <w:p>
+      <w:pPr>
+        <w:pStyle w:val="BodyText"/>
+        <w:rPr>
+          <w:lang/>
+        </w:rPr>
+      </w:pPr>
+      <w:r>
+        <w:rPr>
+          <w:lang/>
+        </w:rPr>
+        <w:t xml:space="preserve">The experiments were conducted using the Fashion-MNIST dataset </w:t>
+      </w:r>
+      <w:r>
+        <w:rPr>
+          <w:lang/>
+        </w:rPr>
+        <w:fldChar w:fldCharType="begin"/>
+      </w:r>
+      <w:r>
+        <w:rPr>
+          <w:lang/>
+        </w:rPr>
+        <w:instrText xml:space="preserve"> REF _Ref235901189 \r \h </w:instrText>
+      </w:r>
+      <w:r>
+        <w:rPr>
+          <w:lang/>
+        </w:rPr>
+      </w:r>
+      <w:r>
+        <w:rPr>
+          <w:lang/>
+        </w:rPr>
+        <w:fldChar w:fldCharType="separate"/>
+      </w:r>
+      <w:r>
+        <w:rPr>
+          <w:cs/>
+          <w:lang/>
+        </w:rPr>
+        <w:t>‎</w:t>
+      </w:r>
+      <w:r>
+        <w:rPr>
+          <w:lang/>
+        </w:rPr>
+        <w:t>[1]</w:t>
+      </w:r>
+      <w:r>
+        <w:rPr>
+          <w:lang/>
+        </w:rPr>
+        <w:fldChar w:fldCharType="end"/>
+      </w:r>
+      <w:r>
+        <w:rPr>
+          <w:lang/>
+        </w:rPr>
+        <w:t>, which consists of 28×28 grayscale images of clothing items belonging to ten predefined categories. To focus the study on the influence of training hyperparameters rather than multi-class decision boundaries, the original dataset was converted into a balanced binary classification problem by selecting the T-shirt/top and Shirt classes. These categories were chosen because of their visual similarity, resulting in a more challenging classification task than classes with clearly distinguishable characteristics.</w:t>
+      </w:r>
+    </w:p>
+    <w:p>
+      <w:pPr>
+        <w:pStyle w:val="BodyText"/>
+        <w:rPr>
+          <w:lang w:val="en-US"/>
+        </w:rPr>
+      </w:pPr>
+      <w:r>
+        <w:rPr>
+          <w:lang/>
+        </w:rPr>
+        <w:t>The combined dataset was randomly partitioned into training, validation, and test subsets using an 80/10/10 split while preserving class balance across all partitions. The binary formulation also simplifies the interpretation of confusion-matrix-based evaluation metrics, enabling a direct analysis of True Positives (TP), False Positives (FP), True Negatives (TN), False Negatives (FN), Accuracy, Precision, Recall, Specificity, F1-score, and ROC-AUC throughout the experimental study.</w:t>
+      </w:r>
+    </w:p>
+    <w:p>
+      <w:pPr>
+        <w:pStyle w:val="Heading2"/>
+      </w:pPr>
+      <w:r>
+        <w:t>CNN Architecture</w:t>
+      </w:r>
+    </w:p>
+    <w:p>
+      <w:pPr>
+        <w:pStyle w:val="BodyText"/>
+        <w:rPr>
+          <w:lang w:bidi="he-IL"/>
+        </w:rPr>
+      </w:pPr>
+      <w:r>
+        <w:rPr>
+          <w:lang w:bidi="he-IL"/>
+        </w:rPr>
+        <w:t>A single baseline Convolutional Neural Network (CNN) architecture was employed throughout all experiments to ensure that performance differences resulted exclusively from the investigated training hyperparameters.</w:t>
+      </w:r>
+      <w:r>
+        <w:rPr>
+          <w:lang w:val="en-US" w:bidi="he-IL"/>
         </w:rPr>
         <w:t xml:space="preserve"> </w:t>
       </w:r>
       <w:r>
         <w:rPr>
-          <w:i/>
-        </w:rPr>
-        <w:t>Not</w:t>
-      </w:r>
-      <w:r>
-        <w:rPr>
-          <w:rFonts w:eastAsia="Times New Roman"/>
-          <w:i/>
+          <w:lang w:val="en-US" w:bidi="he-IL"/>
+        </w:rPr>
+        <w:t>The architecture is illustrated in Fig. 1.</w:t>
+      </w:r>
+      <w:r>
+        <w:rPr>
+          <w:lang w:bidi="he-IL"/>
         </w:rPr>
         <w:t xml:space="preserve"> </w:t>
       </w:r>
       <w:r>
         <w:rPr>
-          <w:i/>
-        </w:rPr>
-        <w:t>Use</w:t>
-      </w:r>
-      <w:r>
-        <w:rPr>
-          <w:rFonts w:eastAsia="Times New Roman"/>
-          <w:i/>
+          <w:lang w:bidi="he-IL"/>
+        </w:rPr>
+        <w:t xml:space="preserve">The network receives 28×28×1 grayscale images as input and consists of two convolutional blocks. The first block includes a 2D convolutional layer with 32 filters of size 3×3, followed by a ReLU activation function and a 2×2 max-pooling layer. The second block follows the same structure, using 64 filters before a second max-pooling operation. The extracted feature maps are subsequently flattened and passed to a fully connected layer containing 64 neurons with ReLU activation. A dropout layer is applied before the final output neuron, which uses a sigmoid </w:t>
+      </w:r>
+      <w:r>
+        <w:rPr>
+          <w:lang w:bidi="he-IL"/>
+        </w:rPr>
+        <w:lastRenderedPageBreak/>
+        <w:t>activation function to produce the probability of the positive class.</w:t>
+      </w:r>
+    </w:p>
+    <w:p>
+      <w:pPr>
+        <w:pStyle w:val="BodyText"/>
+        <w:rPr>
+          <w:lang w:val="en-US" w:bidi="he-IL"/>
+        </w:rPr>
+      </w:pPr>
+      <w:r>
+        <w:rPr>
+          <w:noProof/>
+        </w:rPr>
+        <w:drawing>
+          <wp:anchor distT="0" distB="0" distL="114300" distR="114300" simplePos="0" relativeHeight="251660800" behindDoc="0" locked="0" layoutInCell="1" allowOverlap="1" wp14:anchorId="10CC0CE5" wp14:editId="1C1E0E2F">
+            <wp:simplePos x="0" y="0"/>
+            <wp:positionH relativeFrom="column">
+              <wp:align>left</wp:align>
+            </wp:positionH>
+            <wp:positionV relativeFrom="paragraph">
+              <wp:posOffset>2237633</wp:posOffset>
+            </wp:positionV>
+            <wp:extent cx="3089910" cy="264160"/>
+            <wp:effectExtent l="0" t="0" r="0" b="2540"/>
+            <wp:wrapSquare wrapText="bothSides"/>
+            <wp:docPr id="1134562355" name="Text Box 1"/>
+            <wp:cNvGraphicFramePr/>
+            <a:graphic xmlns:a="http://purl.oclc.org/ooxml/drawingml/main">
+              <a:graphicData uri="http://schemas.microsoft.com/office/word/2010/wordprocessingShape">
+                <wp:wsp>
+                  <wp:cNvSpPr txBox="1"/>
+                  <wp:spPr>
+                    <a:xfrm>
+                      <a:off x="0" y="0"/>
+                      <a:ext cx="3089910" cy="264160"/>
+                    </a:xfrm>
+                    <a:prstGeom prst="rect">
+                      <a:avLst/>
+                    </a:prstGeom>
+                    <a:solidFill>
+                      <a:prstClr val="white"/>
+                    </a:solidFill>
+                    <a:ln>
+                      <a:noFill/>
+                    </a:ln>
+                  </wp:spPr>
+                  <wp:txbx>
+                    <wne:txbxContent>
+                      <w:p>
+                        <w:pPr>
+                          <w:pStyle w:val="Caption"/>
+                          <w:rPr>
+                            <w:noProof/>
+                            <w:spacing w:val="-1"/>
+                            <w:sz w:val="16"/>
+                            <w:szCs w:val="16"/>
+                            <w:lang w:eastAsia="x-none"/>
+                          </w:rPr>
+                        </w:pPr>
+                        <w:r>
+                          <w:rPr>
+                            <w:sz w:val="16"/>
+                            <w:szCs w:val="16"/>
+                          </w:rPr>
+                          <w:t xml:space="preserve">Figure </w:t>
+                        </w:r>
+                        <w:r>
+                          <w:rPr>
+                            <w:sz w:val="16"/>
+                            <w:szCs w:val="16"/>
+                          </w:rPr>
+                          <w:fldChar w:fldCharType="begin"/>
+                        </w:r>
+                        <w:r>
+                          <w:rPr>
+                            <w:sz w:val="16"/>
+                            <w:szCs w:val="16"/>
+                          </w:rPr>
+                          <w:instrText xml:space="preserve"> SEQ Figure \* ARABIC </w:instrText>
+                        </w:r>
+                        <w:r>
+                          <w:rPr>
+                            <w:sz w:val="16"/>
+                            <w:szCs w:val="16"/>
+                          </w:rPr>
+                          <w:fldChar w:fldCharType="separate"/>
+                        </w:r>
+                        <w:r>
+                          <w:rPr>
+                            <w:noProof/>
+                            <w:sz w:val="16"/>
+                            <w:szCs w:val="16"/>
+                          </w:rPr>
+                          <w:t>1</w:t>
+                        </w:r>
+                        <w:r>
+                          <w:rPr>
+                            <w:sz w:val="16"/>
+                            <w:szCs w:val="16"/>
+                          </w:rPr>
+                          <w:fldChar w:fldCharType="end"/>
+                        </w:r>
+                        <w:r>
+                          <w:rPr>
+                            <w:sz w:val="16"/>
+                            <w:szCs w:val="16"/>
+                          </w:rPr>
+                          <w:t xml:space="preserve">: Architecture of </w:t>
+                        </w:r>
+                        <w:r>
+                          <w:rPr>
+                            <w:sz w:val="16"/>
+                            <w:szCs w:val="16"/>
+                          </w:rPr>
+                          <w:t>the</w:t>
+                        </w:r>
+                        <w:r>
+                          <w:rPr>
+                            <w:sz w:val="16"/>
+                            <w:szCs w:val="16"/>
+                          </w:rPr>
+                          <w:t xml:space="preserve"> CNN used for binary Fashion-MNIST classification.</w:t>
+                        </w:r>
+                      </w:p>
+                    </wne:txbxContent>
+                  </wp:txbx>
+                  <wp:bodyPr rot="0" spcFirstLastPara="0" vertOverflow="overflow" horzOverflow="overflow" vert="horz" wrap="square" lIns="0" tIns="0" rIns="0" bIns="0" numCol="1" spcCol="0" rtlCol="0" fromWordArt="0" anchor="t" anchorCtr="0" forceAA="0" compatLnSpc="1">
+                    <a:prstTxWarp prst="textNoShape">
+                      <a:avLst/>
+                    </a:prstTxWarp>
+                    <a:noAutofit/>
+                  </wp:bodyPr>
+                </wp:wsp>
+              </a:graphicData>
+            </a:graphic>
+            <wp14:sizeRelV relativeFrom="margin">
+              <wp14:pctHeight>0%</wp14:pctHeight>
+            </wp14:sizeRelV>
+          </wp:anchor>
+        </w:drawing>
+      </w:r>
+      <w:r>
+        <w:rPr>
+          <w:noProof/>
+          <w:lang w:val="en-US" w:bidi="he-IL"/>
+        </w:rPr>
+        <w:drawing>
+          <wp:anchor distT="0" distB="0" distL="114300" distR="114300" simplePos="0" relativeHeight="251658752" behindDoc="0" locked="0" layoutInCell="1" allowOverlap="1" wp14:anchorId="06CD5810" wp14:editId="2E0EC961">
+            <wp:simplePos x="0" y="0"/>
+            <wp:positionH relativeFrom="margin">
+              <wp:posOffset>-10160</wp:posOffset>
+            </wp:positionH>
+            <wp:positionV relativeFrom="paragraph">
+              <wp:posOffset>1149985</wp:posOffset>
+            </wp:positionV>
+            <wp:extent cx="3089910" cy="1069340"/>
+            <wp:effectExtent l="0" t="0" r="0" b="0"/>
+            <wp:wrapSquare wrapText="bothSides"/>
+            <wp:docPr id="1314782859" name="Picture 2"/>
+            <wp:cNvGraphicFramePr>
+              <a:graphicFrameLocks xmlns:a="http://purl.oclc.org/ooxml/drawingml/main" noChangeAspect="1"/>
+            </wp:cNvGraphicFramePr>
+            <a:graphic xmlns:a="http://purl.oclc.org/ooxml/drawingml/main">
+              <a:graphicData uri="http://purl.oclc.org/ooxml/drawingml/picture">
+                <pic:pic xmlns:pic="http://purl.oclc.org/ooxml/drawingml/picture">
+                  <pic:nvPicPr>
+                    <pic:cNvPr id="1314782859" name="Picture 1314782859"/>
+                    <pic:cNvPicPr/>
+                  </pic:nvPicPr>
+                  <pic:blipFill>
+                    <a:blip r:embed="rId9" cstate="print">
+                      <a:extLst>
+                        <a:ext uri="{28A0092B-C50C-407E-A947-70E740481C1C}">
+                          <a14:useLocalDpi xmlns:a14="http://schemas.microsoft.com/office/drawing/2010/main" val="0"/>
+                        </a:ext>
+                      </a:extLst>
+                    </a:blip>
+                    <a:stretch>
+                      <a:fillRect/>
+                    </a:stretch>
+                  </pic:blipFill>
+                  <pic:spPr>
+                    <a:xfrm>
+                      <a:off x="0" y="0"/>
+                      <a:ext cx="3089910" cy="1069340"/>
+                    </a:xfrm>
+                    <a:prstGeom prst="rect">
+                      <a:avLst/>
+                    </a:prstGeom>
+                  </pic:spPr>
+                </pic:pic>
+              </a:graphicData>
+            </a:graphic>
+            <wp14:sizeRelH relativeFrom="margin">
+              <wp14:pctWidth>0%</wp14:pctWidth>
+            </wp14:sizeRelH>
+            <wp14:sizeRelV relativeFrom="margin">
+              <wp14:pctHeight>0%</wp14:pctHeight>
+            </wp14:sizeRelV>
+          </wp:anchor>
+        </w:drawing>
+      </w:r>
+      <w:r>
+        <w:rPr>
+          <w:lang w:bidi="he-IL"/>
+        </w:rPr>
+        <w:t>The resulting network contains approximately 121,000 trainable parameters and remained unchanged throughout the entire ablation study. Maintaining a fixed architecture ensured that any observed differences in convergence behavior, classification performance, and internal weight dynamics could be attributed solely to variations in the learning rate, optimizer, or batch size rather than architectural modifications.</w:t>
+      </w:r>
+    </w:p>
+    <w:p>
+      <w:pPr>
+        <w:pStyle w:val="BodyText"/>
+        <w:rPr>
+          <w:lang w:val="en-US" w:bidi="he-IL"/>
+        </w:rPr>
+      </w:pPr>
+    </w:p>
+    <w:p>
+      <w:pPr>
+        <w:pStyle w:val="BodyText"/>
+        <w:rPr>
+          <w:lang w:val="en-US" w:bidi="he-IL"/>
+        </w:rPr>
+      </w:pPr>
+    </w:p>
+    <w:p>
+      <w:pPr>
+        <w:pStyle w:val="Heading2"/>
+      </w:pPr>
+      <w:r>
+        <w:t>Experimental Protocol</w:t>
+      </w:r>
+    </w:p>
+    <w:p>
+      <w:pPr>
+        <w:pStyle w:val="BodyText"/>
+        <w:rPr>
+          <w:lang/>
+        </w:rPr>
+      </w:pPr>
+      <w:r>
+        <w:rPr>
+          <w:lang/>
+        </w:rPr>
+        <w:t>To ensure a fair comparison between experimental configurations, a controlled ablation methodology was adopted in which only one training hyperparameter was modified at a time. For each experiment, a new instance of the CNN was initialized and trained using the same training, validation, and test sets, identical network architecture, loss function, and random seed. This procedure isolated the effect of the investigated hyperparameter while minimizing the influence of unrelated factors.</w:t>
+      </w:r>
+    </w:p>
+    <w:p>
+      <w:pPr>
+        <w:pStyle w:val="BodyText"/>
+        <w:rPr>
+          <w:lang w:val="en-US"/>
+        </w:rPr>
+      </w:pPr>
+      <w:r>
+        <w:rPr>
+          <w:lang/>
+        </w:rPr>
+        <w:t>The baseline configuration employed the Adam optimizer</w:t>
+      </w:r>
+      <w:r>
+        <w:rPr>
+          <w:lang w:val="en-US"/>
         </w:rPr>
         <w:t xml:space="preserve"> </w:t>
       </w:r>
       <w:r>
         <w:rPr>
-          <w:i/>
-        </w:rPr>
-        <w:t>Symbols,</w:t>
-      </w:r>
-      <w:r>
-        <w:rPr>
-          <w:rFonts w:eastAsia="Times New Roman"/>
-          <w:i/>
+          <w:lang w:val="en-US"/>
+        </w:rPr>
+        <w:fldChar w:fldCharType="begin"/>
+      </w:r>
+      <w:r>
+        <w:rPr>
+          <w:lang w:val="en-US"/>
+        </w:rPr>
+        <w:instrText xml:space="preserve"> REF _Ref235901162 \r \h </w:instrText>
+      </w:r>
+      <w:r>
+        <w:rPr>
+          <w:lang w:val="en-US"/>
+        </w:rPr>
+      </w:r>
+      <w:r>
+        <w:rPr>
+          <w:lang w:val="en-US"/>
+        </w:rPr>
+        <w:fldChar w:fldCharType="separate"/>
+      </w:r>
+      <w:r>
+        <w:rPr>
+          <w:cs/>
+          <w:lang w:val="en-US"/>
+        </w:rPr>
+        <w:t>‎</w:t>
+      </w:r>
+      <w:r>
+        <w:rPr>
+          <w:lang w:val="en-US"/>
+        </w:rPr>
+        <w:t>[2]</w:t>
+      </w:r>
+      <w:r>
+        <w:rPr>
+          <w:lang w:val="en-US"/>
+        </w:rPr>
+        <w:fldChar w:fldCharType="end"/>
+      </w:r>
+      <w:r>
+        <w:rPr>
+          <w:lang/>
+        </w:rPr>
+        <w:t xml:space="preserve"> with a learning rate of 0.001 and a batch size of 64. Each experiment was trained for a maximum of 30 epochs using binary cross-entropy loss. Early stopping</w:t>
+      </w:r>
+      <w:r>
+        <w:rPr>
+          <w:lang w:val="en-US"/>
         </w:rPr>
         <w:t xml:space="preserve"> </w:t>
       </w:r>
       <w:r>
         <w:rPr>
-          <w:i/>
-        </w:rPr>
-        <w:t>Special</w:t>
-      </w:r>
-      <w:r>
-        <w:rPr>
-          <w:rFonts w:eastAsia="Times New Roman"/>
-          <w:i/>
+          <w:lang w:val="en-US"/>
+        </w:rPr>
+        <w:fldChar w:fldCharType="begin"/>
+      </w:r>
+      <w:r>
+        <w:rPr>
+          <w:lang w:val="en-US"/>
+        </w:rPr>
+        <w:instrText xml:space="preserve"> REF _Ref235901377 \r \h </w:instrText>
+      </w:r>
+      <w:r>
+        <w:rPr>
+          <w:lang w:val="en-US"/>
+        </w:rPr>
+      </w:r>
+      <w:r>
+        <w:rPr>
+          <w:lang w:val="en-US"/>
+        </w:rPr>
+        <w:fldChar w:fldCharType="separate"/>
+      </w:r>
+      <w:r>
+        <w:rPr>
+          <w:cs/>
+          <w:lang w:val="en-US"/>
+        </w:rPr>
+        <w:t>‎</w:t>
+      </w:r>
+      <w:r>
+        <w:rPr>
+          <w:lang w:val="en-US"/>
+        </w:rPr>
+        <w:t>[5]</w:t>
+      </w:r>
+      <w:r>
+        <w:rPr>
+          <w:lang w:val="en-US"/>
+        </w:rPr>
+        <w:fldChar w:fldCharType="end"/>
+      </w:r>
+      <w:r>
+        <w:rPr>
+          <w:lang/>
+        </w:rPr>
+        <w:t xml:space="preserve"> monitored the validation loss with a patience of five epochs and restored the model weights corresponding to the lowest validation loss. After training, the restored model was evaluated on the held-out test set, and both external performance metrics and internal weight-change statistics were recorded for subsequent analysis.</w:t>
+      </w:r>
+    </w:p>
+    <w:p>
+      <w:pPr>
+        <w:pStyle w:val="Heading2"/>
+      </w:pPr>
+      <w:r>
+        <w:t>Evaluation Metrics</w:t>
+      </w:r>
+    </w:p>
+    <w:p>
+      <w:pPr>
+        <w:pStyle w:val="BodyText"/>
+        <w:rPr>
+          <w:lang w:bidi="he-IL"/>
+        </w:rPr>
+      </w:pPr>
+      <w:r>
+        <w:rPr>
+          <w:lang w:bidi="he-IL"/>
+        </w:rPr>
+        <w:t>To provide a comprehensive evaluation of each experimental configuration, three complementary categories of metrics were collected throughout the study.</w:t>
+      </w:r>
+    </w:p>
+    <w:p>
+      <w:pPr>
+        <w:pStyle w:val="BodyText"/>
+        <w:rPr>
+          <w:lang w:bidi="he-IL"/>
+        </w:rPr>
+      </w:pPr>
+      <w:r>
+        <w:rPr>
+          <w:lang w:bidi="he-IL"/>
+        </w:rPr>
+        <w:t>The first category characterizes the training process by monitoring the training and validation loss at every epoch. In addition, the total number of training epochs and the epoch corresponding to the minimum validation loss were recorded to compare the optimization behavior of different hyperparameter configurations.</w:t>
+      </w:r>
+    </w:p>
+    <w:p>
+      <w:pPr>
+        <w:pStyle w:val="BodyText"/>
+        <w:rPr>
+          <w:lang w:bidi="he-IL"/>
+        </w:rPr>
+      </w:pPr>
+      <w:r>
+        <w:rPr>
+          <w:lang w:bidi="he-IL"/>
+        </w:rPr>
+        <w:t>The second category evaluates the predictive performance of the trained models using standard binary classification metrics derived from the confusion matrix. These include True Positives (TP), False Positives (FP), True Negatives (TN), False Negatives (FN), Accuracy, Precision, Recall, Specificity, F1-score, and ROC-AUC.</w:t>
+      </w:r>
+    </w:p>
+    <w:p>
+      <w:pPr>
+        <w:pStyle w:val="BodyText"/>
+        <w:rPr>
+          <w:lang w:bidi="he-IL"/>
+        </w:rPr>
+      </w:pPr>
+      <w:r>
+        <w:rPr>
+          <w:lang w:bidi="he-IL"/>
+        </w:rPr>
+        <w:t xml:space="preserve">The third category analyzes the internal behavior of the optimization process by monitoring changes in the network </w:t>
+      </w:r>
+      <w:r>
+        <w:rPr>
+          <w:lang w:bidi="he-IL"/>
+        </w:rPr>
+        <w:t>weights during training. For each experiment, statistics including the mean, median, and cumulative weight changes, together with their absolute values, were computed across all trainable parameters. In addition, the most volatile weight and the three most volatile weights were identified and tracked across training epochs to examine the consistency of parameter updates under different training configurations.</w:t>
+      </w:r>
+    </w:p>
+    <w:p>
+      <w:pPr>
+        <w:pStyle w:val="BodyText"/>
+        <w:rPr>
+          <w:lang w:val="en-US" w:bidi="he-IL"/>
+        </w:rPr>
+      </w:pPr>
+      <w:r>
+        <w:rPr>
+          <w:lang w:bidi="he-IL"/>
+        </w:rPr>
+        <w:t>Together, these three categories provide complementary perspectives on model behavior by evaluating the training process, predictive performance, and internal optimization dynamics.</w:t>
+      </w:r>
+    </w:p>
+    <w:p>
+      <w:pPr>
+        <w:pStyle w:val="BodyText"/>
+        <w:rPr>
+          <w:lang w:val="en-US" w:bidi="he-IL"/>
+        </w:rPr>
+      </w:pPr>
+    </w:p>
+    <w:p>
+      <w:pPr>
+        <w:pStyle w:val="BodyText"/>
+        <w:rPr>
+          <w:lang w:val="en-US" w:bidi="he-IL"/>
+        </w:rPr>
+      </w:pPr>
+    </w:p>
+    <w:p>
+      <w:pPr>
+        <w:pStyle w:val="Heading1"/>
+      </w:pPr>
+      <w:r>
+        <w:t>Experimental Setup</w:t>
+      </w:r>
+    </w:p>
+    <w:p>
+      <w:pPr>
+        <w:pStyle w:val="Heading2"/>
+      </w:pPr>
+      <w:r>
+        <w:t>Learning Rate Ablation</w:t>
+      </w:r>
+    </w:p>
+    <w:p>
+      <w:pPr>
+        <w:pStyle w:val="BodyText"/>
+      </w:pPr>
+      <w:r>
+        <w:rPr>
+          <w:lang w:val="en-US"/>
+        </w:rPr>
+        <w:t>The first ablation study investigated the influence of the learning rate on model training. Four learning rates (0.1, 0.05, 0.01, and 0.001) were evaluated while keeping the optimizer fixed as Adam and the batch size fixed at 64. The learning rate of 0.001 served as the baseline configuration. This experiment examined how the step size used during parameter updates affected convergence behavior, classification performance, and the evolution of the network weights.</w:t>
+      </w:r>
+    </w:p>
+    <w:p>
+      <w:pPr>
+        <w:pStyle w:val="Heading2"/>
+      </w:pPr>
+      <w:r>
+        <w:t>Optimizer</w:t>
+      </w:r>
+      <w:r>
+        <w:t xml:space="preserve"> Ablation</w:t>
+      </w:r>
+    </w:p>
+    <w:p>
+      <w:pPr>
+        <w:pStyle w:val="BodyText"/>
+        <w:rPr>
+          <w:lang w:val="en-US"/>
+        </w:rPr>
+      </w:pPr>
+      <w:r>
+        <w:rPr>
+          <w:lang w:val="en-US"/>
+        </w:rPr>
+        <w:t>The second ablation study compared four optimization algorithms: stochastic gradient descent (SGD), SGD with momentum</w:t>
+      </w:r>
+      <w:r>
+        <w:rPr>
+          <w:lang w:val="en-US"/>
         </w:rPr>
         <w:t xml:space="preserve"> </w:t>
       </w:r>
       <w:r>
         <w:rPr>
-          <w:i/>
-        </w:rPr>
-        <w:t>Characters,</w:t>
-      </w:r>
-      <w:r>
-        <w:rPr>
-          <w:rFonts w:eastAsia="Times New Roman"/>
-          <w:i/>
+          <w:lang w:val="en-US"/>
+        </w:rPr>
+        <w:fldChar w:fldCharType="begin"/>
+      </w:r>
+      <w:r>
+        <w:rPr>
+          <w:lang w:val="en-US"/>
+        </w:rPr>
+        <w:instrText xml:space="preserve"> REF _Ref235901321 \r \h </w:instrText>
+      </w:r>
+      <w:r>
+        <w:rPr>
+          <w:lang w:val="en-US"/>
+        </w:rPr>
+      </w:r>
+      <w:r>
+        <w:rPr>
+          <w:lang w:val="en-US"/>
+        </w:rPr>
+        <w:fldChar w:fldCharType="separate"/>
+      </w:r>
+      <w:r>
+        <w:rPr>
+          <w:cs/>
+          <w:lang w:val="en-US"/>
+        </w:rPr>
+        <w:t>‎</w:t>
+      </w:r>
+      <w:r>
+        <w:rPr>
+          <w:lang w:val="en-US"/>
+        </w:rPr>
+        <w:t>[4]</w:t>
+      </w:r>
+      <w:r>
+        <w:rPr>
+          <w:lang w:val="en-US"/>
+        </w:rPr>
+        <w:fldChar w:fldCharType="end"/>
+      </w:r>
+      <w:r>
+        <w:rPr>
+          <w:lang w:val="en-US"/>
+        </w:rPr>
+        <w:t>, RMSprop</w:t>
+      </w:r>
+      <w:r>
+        <w:rPr>
+          <w:lang w:val="en-US"/>
         </w:rPr>
         <w:t xml:space="preserve"> </w:t>
       </w:r>
       <w:r>
         <w:rPr>
-          <w:rFonts w:eastAsia="Times New Roman"/>
-          <w:i/>
-        </w:rPr>
-        <w:t xml:space="preserve">Footnotes, </w:t>
-      </w:r>
-      <w:r>
-        <w:rPr>
-          <w:i/>
-        </w:rPr>
-        <w:t>or</w:t>
-      </w:r>
-      <w:r>
-        <w:rPr>
-          <w:rFonts w:eastAsia="Times New Roman"/>
-          <w:i/>
+          <w:lang w:val="en-US"/>
+        </w:rPr>
+        <w:fldChar w:fldCharType="begin"/>
+      </w:r>
+      <w:r>
+        <w:rPr>
+          <w:lang w:val="en-US"/>
+        </w:rPr>
+        <w:instrText xml:space="preserve"> REF _Ref235901257 \r \h </w:instrText>
+      </w:r>
+      <w:r>
+        <w:rPr>
+          <w:lang w:val="en-US"/>
+        </w:rPr>
+      </w:r>
+      <w:r>
+        <w:rPr>
+          <w:lang w:val="en-US"/>
+        </w:rPr>
+        <w:fldChar w:fldCharType="separate"/>
+      </w:r>
+      <w:r>
+        <w:rPr>
+          <w:cs/>
+          <w:lang w:val="en-US"/>
+        </w:rPr>
+        <w:t>‎</w:t>
+      </w:r>
+      <w:r>
+        <w:rPr>
+          <w:lang w:val="en-US"/>
+        </w:rPr>
+        <w:t>[3]</w:t>
+      </w:r>
+      <w:r>
+        <w:rPr>
+          <w:lang w:val="en-US"/>
+        </w:rPr>
+        <w:fldChar w:fldCharType="end"/>
+      </w:r>
+      <w:r>
+        <w:rPr>
+          <w:lang w:val="en-US"/>
+        </w:rPr>
+        <w:t>, and Adam</w:t>
+      </w:r>
+      <w:r>
+        <w:rPr>
+          <w:lang w:val="en-US"/>
         </w:rPr>
         <w:t xml:space="preserve"> </w:t>
       </w:r>
       <w:r>
         <w:rPr>
-          <w:i/>
-        </w:rPr>
-        <w:t>Math</w:t>
-      </w:r>
-      <w:r>
-        <w:rPr>
-          <w:rFonts w:eastAsia="Times New Roman"/>
-          <w:i/>
-        </w:rPr>
-        <w:t xml:space="preserve"> </w:t>
-      </w:r>
-      <w:r>
-        <w:rPr>
-          <w:i/>
-        </w:rPr>
-        <w:t>in</w:t>
-      </w:r>
-      <w:r>
-        <w:rPr>
-          <w:rFonts w:eastAsia="Times New Roman"/>
-          <w:i/>
-        </w:rPr>
-        <w:t xml:space="preserve"> Paper </w:t>
-      </w:r>
-      <w:r>
-        <w:rPr>
-          <w:i/>
-        </w:rPr>
-        <w:t>Title</w:t>
-      </w:r>
-      <w:r>
-        <w:rPr>
-          <w:rFonts w:eastAsia="Times New Roman"/>
-          <w:i/>
-        </w:rPr>
-        <w:t xml:space="preserve"> o</w:t>
-      </w:r>
-      <w:r>
-        <w:rPr>
-          <w:i/>
-        </w:rPr>
-        <w:t>r</w:t>
-      </w:r>
-      <w:r>
-        <w:rPr>
-          <w:rFonts w:eastAsia="Times New Roman"/>
-          <w:i/>
-        </w:rPr>
-        <w:t xml:space="preserve"> </w:t>
-      </w:r>
-      <w:r>
-        <w:rPr>
-          <w:i/>
-        </w:rPr>
-        <w:t>Abstract</w:t>
-      </w:r>
-      <w:r>
-        <w:t xml:space="preserve">. </w:t>
-      </w:r>
-      <w:r>
-        <w:rPr>
-          <w:iCs/>
-        </w:rPr>
-        <w:t>(</w:t>
-      </w:r>
-      <w:r>
-        <w:rPr>
-          <w:b w:val="0"/>
-          <w:i/>
-          <w:iCs/>
-        </w:rPr>
-        <w:t>Abstract</w:t>
-      </w:r>
-      <w:r>
-        <w:rPr>
-          <w:iCs/>
-        </w:rPr>
-        <w:t>)</w:t>
-      </w:r>
-    </w:p>
-    <w:p>
-      <w:pPr>
-        <w:pStyle w:val="Keywords"/>
-      </w:pPr>
-      <w:r>
-        <w:t>Keywords—</w:t>
-      </w:r>
-      <w:r>
-        <w:t>component</w:t>
-      </w:r>
-      <w:r>
-        <w:t>,</w:t>
-      </w:r>
-      <w:r>
-        <w:t xml:space="preserve"> formatting</w:t>
-      </w:r>
-      <w:r>
-        <w:t>,</w:t>
-      </w:r>
-      <w:r>
-        <w:t xml:space="preserve"> style</w:t>
-      </w:r>
-      <w:r>
-        <w:t>,</w:t>
-      </w:r>
-      <w:r>
-        <w:t xml:space="preserve"> styling</w:t>
-      </w:r>
-      <w:r>
-        <w:t>,</w:t>
-      </w:r>
-      <w:r>
-        <w:t xml:space="preserve"> insert (</w:t>
-      </w:r>
-      <w:r>
-        <w:rPr>
-          <w:b w:val="0"/>
-        </w:rPr>
-        <w:t>key words</w:t>
-      </w:r>
-      <w:r>
-        <w:t>)</w:t>
-      </w:r>
-    </w:p>
-    <w:p>
-      <w:pPr>
-        <w:pStyle w:val="1"/>
-      </w:pPr>
-      <w:r>
-        <w:t>Introduction</w:t>
-      </w:r>
-    </w:p>
-    <w:p>
-      <w:pPr>
-        <w:pStyle w:val="a3"/>
-      </w:pPr>
-      <w:r>
-        <w:t>The performance of a convolutional neural network (CNN) is influenced not only by its architecture but also by the selection of training hyperparameters. Among these, the learning rate, optimization algorithm, and batch size have a direct impact on convergence, training stability, and predictive performance. Although these hyperparameters are routinely tuned during model development, their individual contributions are often difficult to evaluate because multiple parameters are frequently modified simultaneously.</w:t>
-      </w:r>
-    </w:p>
-    <w:p>
-      <w:pPr>
-        <w:pStyle w:val="a3"/>
-      </w:pPr>
-      <w:r>
-        <w:t>This study presents a controlled ablation analysis in which only one hyperparameter is varied at a time while all other training conditions remain unchanged. Such an approach enables a systematic comparison of the influence of each hyperparameter on both the optimization process and the final model performance. The experiments were conducted using a fixed CNN architecture on a binary classification task derived from the Fashion-MNIST dataset, with independent evaluations of learning rate, optimizer, and batch size.</w:t>
-      </w:r>
-    </w:p>
-    <w:p>
-      <w:pPr>
-        <w:pStyle w:val="a3"/>
-        <w:rPr>
           <w:lang w:val="en-US"/>
         </w:rPr>
-      </w:pPr>
-      <w:r>
-        <w:t>Model performance was assessed using standard classification metrics, including Accuracy, Precision, Recall, Specificity, F1-score, ROC-AUC, and confusion matrices. In addition, internal training dynamics were investigated by monitoring changes in network weights throughout the optimization process. Rather than proposing a new network architecture, the objective of this work is to improve the understanding of how fundamental training hyperparameters influence CNN training under controlled experimental conditions.</w:t>
-      </w:r>
-    </w:p>
-    <w:p>
-      <w:pPr>
-        <w:pStyle w:val="1"/>
-      </w:pPr>
-      <w:r>
-        <w:t>Methodology</w:t>
-      </w:r>
-    </w:p>
-    <w:p>
-      <w:pPr>
-        <w:pStyle w:val="2"/>
-      </w:pPr>
-      <w:r>
-        <w:t>Dataset</w:t>
-      </w:r>
-    </w:p>
-    <w:p>
-      <w:pPr>
-        <w:pStyle w:val="a3"/>
-        <w:rPr>
-          <w:rFonts w:hint="cs"/>
-        </w:rPr>
-      </w:pPr>
-      <w:r>
-        <w:t xml:space="preserve">For this study, the Fashion-MNIST dataset (Xiao et al., 2017) was selected to evaluate a binary classification model focused on distinguishing between two visually similar classes: T-shirt/top and Shirt. This dataset provides an ideal </w:t>
-      </w:r>
-      <w:r>
-        <w:t>level of intermediate complexity; by utilizing images of apparel rather than simple handwritten digits, it offers a more rigorous benchmark for assessing a model's ability to extract non-trivial visual features compared to the traditional MNIST dataset, which is widely considered trivial for modern architectures. Simultaneously, it remains more computationally tractable than heavier datasets like CIFAR-10.</w:t>
-      </w:r>
-    </w:p>
-    <w:p>
-      <w:pPr>
-        <w:pStyle w:val="a3"/>
-        <w:rPr>
-          <w:rFonts w:hint="cs"/>
-          <w:lang w:bidi="he-IL"/>
-        </w:rPr>
-      </w:pPr>
-      <w:r>
-        <w:t>The decision to isolate two analogous categories elevates the difficulty of the task, as the morphological differences between a T-shirt/top and a shirt are subtle rather than sharply defined. Furthermore, from a methodological standpoint, structuring this specific challenge as a binary classification problem—rather than a multi-class one—facilitates the straightforward and robust calculation of fundamental evaluation metrics. This binary framework enables a clear, comprehensive presentation of True Positives (TP), False Positives (FP), True Negatives (TN), False Negatives (FN), Accuracy, Precision, Recall, Specificity, F1 Score, and ROC-AUC.</w:t>
-      </w:r>
-    </w:p>
-    <w:p>
-      <w:pPr>
-        <w:pStyle w:val="2"/>
-      </w:pPr>
-      <w:r>
-        <w:t>CNN Architecture</w:t>
-      </w:r>
-    </w:p>
-    <w:p>
-      <w:pPr>
-        <w:pStyle w:val="a3"/>
-        <w:rPr>
-          <w:lang w:bidi="he-IL"/>
-        </w:rPr>
-      </w:pPr>
-      <w:r>
-        <w:rPr>
-          <w:lang w:bidi="he-IL"/>
-        </w:rPr>
-        <w:t>For all experiments in this study, a consistent and compact Convolutional Neural Network (CNN) architecture is employed. The model processes 28x28x1 input images through an initial 2D convolutional layer comprising 32 filters of size 3x3, utilizing a default stride of 1 and valid padding. This is immediately followed by a non-linear activation using ReLU and spatial downsampling via a 2x2 MaxPooling layer. An identical pattern of convolution (64 filters of size 3x3), ReLU activation, and 2x2 max-pooling is subsequently applied to extract deeper, more abstract features. The resulting feature maps are then flattened and passed through a fully connected dense layer containing 64 neurons with ReLU activation. The network culminates in a single-neuron output layer utilizing a sigmoid activation function, a standard mathematical formulation for mapping outputs to a probability distribution in binary classification tasks (Goodfellow et al., 2016).</w:t>
-      </w:r>
-    </w:p>
-    <w:p>
-      <w:pPr>
-        <w:pStyle w:val="a3"/>
-        <w:rPr>
-          <w:lang w:bidi="he-IL"/>
-        </w:rPr>
-      </w:pPr>
-      <w:r>
-        <w:rPr>
-          <w:lang w:bidi="he-IL"/>
-        </w:rPr>
-        <w:t xml:space="preserve">The selection of a CNN framework is fundamentally suited for image-based data, as convolutional operations inherently excel at learning local spatial hierarchies and extracting representations such as edges, textures, and morphological shapes (LeCun et al., 1998; Krizhevsky et al., 2012). Furthermore, the integration of max-pooling systematically reduces spatial dimensionality, enabling the </w:t>
-      </w:r>
-      <w:r>
-        <w:rPr>
-          <w:lang w:bidi="he-IL"/>
-        </w:rPr>
+        <w:fldChar w:fldCharType="begin"/>
+      </w:r>
+      <w:r>
+        <w:rPr>
+          <w:lang w:val="en-US"/>
+        </w:rPr>
+        <w:instrText xml:space="preserve"> REF _Ref235901162 \r \h </w:instrText>
+      </w:r>
+      <w:r>
+        <w:rPr>
+          <w:lang w:val="en-US"/>
+        </w:rPr>
+      </w:r>
+      <w:r>
+        <w:rPr>
+          <w:lang w:val="en-US"/>
+        </w:rPr>
+        <w:fldChar w:fldCharType="separate"/>
+      </w:r>
+      <w:r>
+        <w:rPr>
+          <w:cs/>
+          <w:lang w:val="en-US"/>
+        </w:rPr>
+        <w:t>‎</w:t>
+      </w:r>
+      <w:r>
+        <w:rPr>
+          <w:lang w:val="en-US"/>
+        </w:rPr>
+        <w:t>[2]</w:t>
+      </w:r>
+      <w:r>
+        <w:rPr>
+          <w:lang w:val="en-US"/>
+        </w:rPr>
+        <w:fldChar w:fldCharType="end"/>
+      </w:r>
+      <w:r>
+        <w:rPr>
+          <w:lang w:val="en-US"/>
+        </w:rPr>
+        <w:t>. For all optimizer experiments, the learning rate was fixed at 0.001 and the batch size was fixed at 64. This configuration enabled a direct comparison of the optimization strategies while eliminating the influence of other training parameters.</w:t>
+      </w:r>
+    </w:p>
+    <w:p>
+      <w:pPr>
+        <w:pStyle w:val="Heading2"/>
+      </w:pPr>
+      <w:r>
+        <w:t>Batch Size</w:t>
+      </w:r>
+      <w:r>
+        <w:t xml:space="preserve"> Ablation</w:t>
+      </w:r>
+    </w:p>
+    <w:p>
+      <w:pPr>
+        <w:pStyle w:val="BodyText"/>
+        <w:rPr>
+          <w:lang w:val="en-US"/>
+        </w:rPr>
+      </w:pPr>
+      <w:r>
+        <w:rPr>
+          <w:lang w:val="en-US"/>
+        </w:rPr>
+        <w:t>The third ablation study evaluated the effect of mini-batch size by training the network with batch sizes of 16, 32, 64, and 128. Adam was used as the optimizer with a fixed learning rate of 0.001 for all experiments. The batch size of 64 corresponded to the baseline configuration. This experiment assessed how the number of training samples processed in each optimization step influenced convergence characteristics, predictive performance, and internal weight-update dynamics.</w:t>
+      </w:r>
+    </w:p>
+    <w:p>
+      <w:pPr>
+        <w:pStyle w:val="BodyText"/>
+        <w:rPr>
+          <w:lang w:val="en-US"/>
+        </w:rPr>
+      </w:pPr>
+    </w:p>
+    <w:p>
+      <w:pPr>
+        <w:pStyle w:val="BodyText"/>
+      </w:pPr>
+    </w:p>
+    <w:p>
+      <w:pPr>
+        <w:pStyle w:val="Heading1"/>
+      </w:pPr>
+      <w:r>
+        <w:t>Results</w:t>
+      </w:r>
+      <w:r>
+        <w:t xml:space="preserve"> and Discussion</w:t>
+      </w:r>
+    </w:p>
+    <w:p>
+      <w:pPr>
+        <w:pStyle w:val="BodyText"/>
+        <w:rPr>
+          <w:lang w:val="en-US"/>
+        </w:rPr>
+      </w:pPr>
+      <w:r>
+        <w:rPr>
+          <w:lang w:val="en-US"/>
+        </w:rPr>
+        <w:t>The ablation results are summarized in Table I. The table reports the principal convergence and predictive-performance measures for all twelve experimental configurations, while Fig. 2 presents the corresponding validation-loss trajectories. The results are analyzed separately for learning rate, optimizer selection, and batch size, followed by an analysis of the internal weight dynamics.</w:t>
+      </w:r>
+    </w:p>
+    <w:p>
+      <w:pPr>
+        <w:pStyle w:val="BodyText"/>
+        <w:rPr>
+          <w:lang w:val="en-US"/>
+        </w:rPr>
+      </w:pPr>
+    </w:p>
+    <w:p>
+      <w:pPr>
+        <w:pStyle w:val="BodyText"/>
+        <w:rPr>
+          <w:lang w:val="en-US"/>
+        </w:rPr>
+      </w:pPr>
+    </w:p>
+    <w:p>
+      <w:pPr>
+        <w:pStyle w:val="BodyText"/>
+        <w:rPr>
+          <w:lang w:val="en-US"/>
+        </w:rPr>
+      </w:pPr>
+    </w:p>
+    <w:p>
+      <w:pPr>
+        <w:pStyle w:val="BodyText"/>
+        <w:rPr>
+          <w:lang w:val="en-US"/>
+        </w:rPr>
+      </w:pPr>
+    </w:p>
+    <w:p>
+      <w:pPr>
+        <w:pStyle w:val="tablehead"/>
+      </w:pPr>
+      <w:r>
         <w:lastRenderedPageBreak/>
-        <w:t>network to isolate the most salient features while mitigating computational demands. With approximately 121,000 trainable parameters, this specific architecture was designed to provide an empirically sound balance. It possesses sufficient complexity to serve as a rigorous subject for evaluating neural network behavior, yet its relatively modest footprint prevents excessive computational overhead. Consequently, this design allows for the execution of multiple robust experimental iterations within a practical timeframe, avoiding analytical bottlenecking</w:t>
-      </w:r>
-      <w:r>
-        <w:t>.</w:t>
-      </w:r>
-    </w:p>
-    <w:p>
-      <w:pPr>
-        <w:pStyle w:val="2"/>
-      </w:pPr>
-      <w:r>
-        <w:t>Experimental Protocol</w:t>
-      </w:r>
-    </w:p>
-    <w:p>
-      <w:pPr>
-        <w:pStyle w:val="a3"/>
-        <w:rPr>
-          <w:rFonts w:hint="cs"/>
-        </w:rPr>
-      </w:pPr>
-      <w:r>
-        <w:t>To ensure a rigorous and equitable empirical comparison across experiments, a standardized baseline configuration was established, allowing for a controlled variable approach where only a single hyperparameter is modified per iteration. The baseline Convolutional Neural Network is trained on a strictly balanced (50/50) binary subset of Fashion-MNIST (T-shirt/top versus Shirt), utilizing an 80-10-10 data split. The architecture employs ReLU activations in hidden layers and a Sigmoid output, optimized via the Adam algorithm with a default learning rate of 0.001, a batch size of 64, and Binary Cross-Entropy loss, with training regulated by early stopping based on validation loss. Building upon this foundation, a systematic sensitivity analysis was conducted on three pivotal hyperparameters—Learning Rate, Optimizer, and Batch Size—chosen for their profound influence on training dynamics, convergence velocity, and ultimate model efficacy.</w:t>
-      </w:r>
-    </w:p>
-    <w:p>
-      <w:pPr>
-        <w:pStyle w:val="a3"/>
-        <w:rPr>
-          <w:rFonts w:hint="cs"/>
-        </w:rPr>
-      </w:pPr>
-      <w:r>
-        <w:t>The first two phases of the sensitivity analysis focus on the optimization process. Evaluating varied learning rates (0.1, 0.05, 0.01, and 0.001) provides insight into how gradient step sizes dictate loss reduction trajectories and stability, balancing the risks of divergence caused by excessively high rates against the protracted convergence characteristic of lower rates (Goodfellow et al., 2016). Concurrently, a comparative evaluation of Standard Stochastic Gradient Descent (SGD), SGD with Momentum (Sutskever et al., 2013), RMSprop (Tieleman and Hinton, 2012), and Adam (Kingma and Ba, 2014) highlights how distinct mathematical update mechanisms alter convergence speed and local minima discovery. This experimental phase is designed to evaluate the specific empirical benefits of momentum and adaptive learning rates over standard stochastic updates.</w:t>
-      </w:r>
-    </w:p>
-    <w:p>
-      <w:pPr>
-        <w:pStyle w:val="a3"/>
-        <w:rPr>
-          <w:rFonts w:hint="cs"/>
-          <w:lang w:bidi="he-IL"/>
-        </w:rPr>
-      </w:pPr>
-      <w:r>
-        <w:t>The final phase examines the impact of batch sizes (16, 32, 64, and 128) on the inherent stochasticity of weight updates. Smaller batches yield frequent, noisier gradient estimates that have been empirically shown to act as an implicit regularizer, potentially enhancing model generalization (Keskar et al., 2016). In contrast, larger batches provide more stable gradient approximations but may constrain optimization flexibility. This systematic evaluation aims to isolate the specific effects of training subset size on loss volatility, test set performance, convergence rates, and the overall robustness of parametric shifts.</w:t>
-      </w:r>
-    </w:p>
-    <w:p>
-      <w:pPr>
-        <w:pStyle w:val="2"/>
-      </w:pPr>
-      <w:r>
-        <w:t>Evaluation Metrics</w:t>
-      </w:r>
-    </w:p>
-    <w:p>
-      <w:pPr>
-        <w:pStyle w:val="a3"/>
-        <w:rPr>
-          <w:lang w:bidi="he-IL"/>
-        </w:rPr>
-      </w:pPr>
-      <w:r>
-        <w:rPr>
-          <w:lang w:bidi="he-IL"/>
-        </w:rPr>
-        <w:t xml:space="preserve">The evaluation framework for each experimental iteration encompasses three distinct categories designed to capture the learning trajectory, predictive efficacy, and internal parametric behavior of the models. The first category focuses on convergence dynamics, continuously monitoring the training loss and validation loss across all epochs. To evaluate optimization efficiency and training stability, the analysis also records the total number of epochs required to reach </w:t>
-      </w:r>
-      <w:r>
-        <w:rPr>
-          <w:lang w:bidi="he-IL"/>
-        </w:rPr>
-        <w:t>convergence, alongside identifying the specific epoch at which the optimal validation loss was achieved.</w:t>
-      </w:r>
-    </w:p>
-    <w:p>
-      <w:pPr>
-        <w:pStyle w:val="a3"/>
-        <w:rPr>
-          <w:lang w:bidi="he-IL"/>
-        </w:rPr>
-      </w:pPr>
-      <w:r>
-        <w:rPr>
-          <w:lang w:bidi="he-IL"/>
-        </w:rPr>
-        <w:t>The second category evaluates the external performance and predictive accuracy of the final models. This is accomplished through a comprehensive suite of standard binary classification metrics derived from the confusion matrix, specifically True Positives (TP), False Positives (FP), True Negatives (TN), and False Negatives (FN). To provide a robust and multi-faceted assessment of model performance, these foundational parameters are utilized to calculate Accuracy, Precision, Recall, Specificity, the F1 Score, and the Area Under the Receiver Operating Characteristic Curve (ROC-AUC) (Fawcett, 2006).</w:t>
-      </w:r>
-    </w:p>
-    <w:p>
-      <w:pPr>
-        <w:pStyle w:val="a3"/>
-        <w:rPr>
-          <w:rFonts w:hint="cs"/>
-          <w:lang w:bidi="he-IL"/>
-        </w:rPr>
-      </w:pPr>
-      <w:r>
-        <w:rPr>
-          <w:lang w:bidi="he-IL"/>
-        </w:rPr>
-        <w:t>Finally, beyond standard predictive evaluations, the study introduces a third metric category focusing on internal network dynamics to examine the actual parametric evolution during training. This micro-level analysis tracks weight updates across layers by calculating the mean weight change, the mean and median absolute weight changes, and the cumulative sum of absolute weight alterations. Additionally, it isolates the single most volatile weight and the top three most volatile weights, cross-referencing them across epochs to identify consistently unstable parameters. By quantifying these parameter update dynamics, this approach offers enhanced interpretability, shifting the analytical focus from mere classification outputs to a comprehensive, mechanistic understanding of the network's internal learning process</w:t>
-      </w:r>
-      <w:r>
-        <w:rPr>
-          <w:rFonts w:hint="cs"/>
-          <w:rtl/>
-          <w:lang w:bidi="he-IL"/>
-        </w:rPr>
-        <w:t>.</w:t>
-      </w:r>
-    </w:p>
-    <w:p>
-      <w:pPr>
-        <w:pStyle w:val="1"/>
-      </w:pPr>
-      <w:r>
-        <w:t>Experimental Setup</w:t>
-      </w:r>
-    </w:p>
-    <w:p>
-      <w:pPr>
-        <w:pStyle w:val="a3"/>
-        <w:rPr>
-          <w:lang w:val="en-US"/>
-        </w:rPr>
-      </w:pPr>
-      <w:r>
-        <w:t>Before</w:t>
-      </w:r>
-      <w:r>
-        <w:t xml:space="preserve"> you begin to format your paper, first write and save the content as a separate text file. </w:t>
-      </w:r>
-      <w:r>
-        <w:rPr>
-          <w:lang w:val="en-US"/>
-        </w:rPr>
-        <w:t>Complete all content and organizational editing before formatting. Please note sections A-D below for more information on proofreading, spelling and grammar.</w:t>
-      </w:r>
-    </w:p>
-    <w:p>
-      <w:pPr>
-        <w:pStyle w:val="a3"/>
-      </w:pPr>
-      <w:r>
-        <w:t>Keep your text and graphic files separate until after the text has been formatted and styled. Do not use hard tabs, and limit use of hard returns to only one return at the end of a paragraph. Do not add any kind of pagination anywhere in the paper. Do not number text heads-the template will do that for you.</w:t>
-      </w:r>
-    </w:p>
-    <w:p>
-      <w:pPr>
-        <w:pStyle w:val="2"/>
-      </w:pPr>
-      <w:r>
-        <w:t>Abbreviations</w:t>
-      </w:r>
-      <w:r>
-        <w:t xml:space="preserve"> and Acronyms</w:t>
-      </w:r>
-    </w:p>
-    <w:p>
-      <w:pPr>
-        <w:pStyle w:val="a3"/>
-      </w:pPr>
-      <w:r>
-        <w:t>Define abbreviations and acronyms the first time they are used in the text, even after they have been defined in the abstract. Abbreviations such as IEEE, SI, MKS, CGS, sc, dc, and rms do not have to be defined. Do not use abbreviations in the title or heads unless they are unavoidable.</w:t>
-      </w:r>
-    </w:p>
-    <w:p>
-      <w:pPr>
-        <w:pStyle w:val="2"/>
-      </w:pPr>
-      <w:r>
-        <w:t>Units</w:t>
-      </w:r>
-    </w:p>
-    <w:p>
-      <w:pPr>
-        <w:pStyle w:val="bulletlist"/>
-      </w:pPr>
-      <w:r>
-        <w:t xml:space="preserve">Use </w:t>
-      </w:r>
-      <w:r>
-        <w:t>either</w:t>
-      </w:r>
-      <w:r>
-        <w:t xml:space="preserve"> SI (MKS) or CGS as primary units. (SI units are encouraged.) English units may be used as secondary units (in parentheses). An exception would be the use of English units as identifiers in trade, such as “3.5-inch disk drive”.</w:t>
-      </w:r>
-    </w:p>
-    <w:p>
-      <w:pPr>
-        <w:pStyle w:val="bulletlist"/>
-      </w:pPr>
-      <w:r>
-        <w:t>Avoid combining SI and CGS units, such as current in amperes and magnetic field in oersteds. This often leads to confusion because equations do not balance dimensionally. If you must use mixed units, clearly state the units for each quantity that you use in an equation.</w:t>
-      </w:r>
-    </w:p>
-    <w:p>
-      <w:pPr>
-        <w:pStyle w:val="bulletlist"/>
-      </w:pPr>
-      <w:r>
-        <w:t xml:space="preserve">Do not mix complete spellings and abbreviations of units: “Wb/m2” or “webers per square meter”, not </w:t>
-      </w:r>
-      <w:r>
-        <w:lastRenderedPageBreak/>
-        <w:t>“webers/m2”.  Spell out units when they appear in text: “. . . a few henries”, not “. . . a few H”.</w:t>
-      </w:r>
-    </w:p>
-    <w:p>
-      <w:pPr>
-        <w:pStyle w:val="sponsors"/>
-        <w:framePr w:wrap="auto" w:vAnchor="page" w:hAnchor="page" w:x="45.90pt" w:y="756.05pt"/>
-        <w:ind w:firstLine="14.45pt"/>
-      </w:pPr>
-      <w:r>
-        <w:t>Identif</w:t>
-      </w:r>
-      <w:r>
-        <w:t xml:space="preserve">y applicable </w:t>
-      </w:r>
-      <w:r>
-        <w:t>funding agency</w:t>
-      </w:r>
-      <w:r>
-        <w:t xml:space="preserve"> here. </w:t>
-      </w:r>
-      <w:r>
-        <w:rPr>
-          <w:iCs/>
-        </w:rPr>
-        <w:t>If none, delete this text box</w:t>
-      </w:r>
-      <w:r>
-        <w:rPr>
-          <w:iCs/>
-        </w:rPr>
-        <w:t>.</w:t>
-      </w:r>
-    </w:p>
-    <w:p>
-      <w:pPr>
-        <w:pStyle w:val="bulletlist"/>
-      </w:pPr>
-      <w:r>
-        <w:t xml:space="preserve">Use a zero before decimal points: “0.25”, not “.25”. Use “cm3”, not “cc”. </w:t>
-      </w:r>
-      <w:r>
-        <w:t>(</w:t>
-      </w:r>
-      <w:r>
-        <w:rPr>
-          <w:i/>
-          <w:iCs/>
-        </w:rPr>
-        <w:t>bullet list</w:t>
-      </w:r>
-      <w:r>
-        <w:t>)</w:t>
-      </w:r>
-    </w:p>
-    <w:p>
-      <w:pPr>
-        <w:pStyle w:val="2"/>
-      </w:pPr>
-      <w:r>
-        <w:t>Equations</w:t>
-      </w:r>
-    </w:p>
-    <w:p>
-      <w:pPr>
-        <w:pStyle w:val="a3"/>
-      </w:pPr>
-      <w:r>
-        <w:t>The equations are an exception to the prescribed specifications of this template. You will need to determine whether or not your equation should be typed using either the Times New Roman or the Symbol font (please no other font). To create multileveled equations, it may be necessary to treat the equation as a graphic and insert it into the text after your paper is styled.</w:t>
-      </w:r>
-    </w:p>
-    <w:p>
-      <w:pPr>
-        <w:pStyle w:val="a3"/>
-        <w:rPr>
-          <w:lang w:val="en-US"/>
-        </w:rPr>
-      </w:pPr>
-      <w:r>
-        <w:t>Number equations consecutively. Equation numbers, within parentheses, are to position flush right, as in (1), using a right tab stop. To make your equations more compact, you may use the solidus ( / ), the exp function, or appropriate exponents. Italicize Roman symbols for quantities and variables, but not Greek symbols. Use a long dash rather than a hyphen for a minus sign. Punctuate equations with commas or periods when they are part of a sentence, as in</w:t>
-      </w:r>
-      <w:r>
-        <w:rPr>
-          <w:lang w:val="en-US"/>
-        </w:rPr>
-        <w:t>:</w:t>
-      </w:r>
-    </w:p>
-    <w:p>
-      <w:pPr>
-        <w:pStyle w:val="equation"/>
-        <w:rPr>
-          <w:rFonts w:hint="eastAsia"/>
-        </w:rPr>
-      </w:pPr>
-      <w:r>
-        <w:tab/>
-      </w:r>
-      <w:r>
-        <w:rPr>
-          <w:rFonts w:ascii="Times New Roman" w:hAnsi="Times New Roman" w:cs="Times New Roman"/>
-          <w:i/>
-        </w:rPr>
-        <w:t>a</w:t>
-      </w:r>
-      <w:r>
-        <w:t></w:t>
-      </w:r>
-      <w:r>
-        <w:t></w:t>
-      </w:r>
-      <w:r>
-        <w:t></w:t>
-      </w:r>
-      <w:r>
-        <w:rPr>
-          <w:rFonts w:ascii="Times New Roman" w:hAnsi="Times New Roman" w:cs="Times New Roman"/>
-          <w:i/>
-        </w:rPr>
-        <w:t>b</w:t>
-      </w:r>
-      <w:r>
-        <w:t></w:t>
-      </w:r>
-      <w:r>
-        <w:t></w:t>
-      </w:r>
-      <w:r>
-        <w:t></w:t>
-      </w:r>
-      <w:r>
-        <w:t></w:t>
-      </w:r>
-      <w:r>
-        <w:t></w:t>
-      </w:r>
-      <w:r>
-        <w:tab/>
-      </w:r>
-      <w:r>
-        <w:t></w:t>
-      </w:r>
-      <w:r>
-        <w:t></w:t>
-      </w:r>
-      <w:r>
-        <w:t></w:t>
-      </w:r>
-    </w:p>
-    <w:p>
-      <w:pPr>
-        <w:pStyle w:val="a3"/>
-      </w:pPr>
-      <w:r>
-        <w:t>Note that the equation is centered using a center tab stop. Be sure that the symbols in your equation have been defined before or immediately following the equation. Use “(1)”, not “Eq. (1)” or “equation (1)”, except at the beginning of a sentence: “Equation (1) is . . .”</w:t>
-      </w:r>
-    </w:p>
-    <w:p>
-      <w:pPr>
-        <w:pStyle w:val="2"/>
-      </w:pPr>
-      <w:r>
-        <w:t>Some Common Mistakes</w:t>
-      </w:r>
-    </w:p>
-    <w:p>
-      <w:pPr>
-        <w:pStyle w:val="bulletlist"/>
-      </w:pPr>
-      <w:r>
-        <w:t>The word “data” is plural, not singular.</w:t>
-      </w:r>
-    </w:p>
-    <w:p>
-      <w:pPr>
-        <w:pStyle w:val="bulletlist"/>
-      </w:pPr>
-      <w:r>
-        <w:t xml:space="preserve">The subscript for the permeability of vacuum </w:t>
-      </w:r>
-      <w:r>
-        <w:rPr>
-          <w:rFonts w:ascii="Symbol" w:hAnsi="Symbol" w:cs="Symbol"/>
-          <w:i/>
-          <w:iCs/>
-          <w:snapToGrid w:val="0"/>
-        </w:rPr>
-        <w:t></w:t>
-      </w:r>
-      <w:r>
-        <w:rPr>
-          <w:vertAlign w:val="subscript"/>
-        </w:rPr>
-        <w:t>0</w:t>
-      </w:r>
-      <w:r>
-        <w:t>, and other common scientific constants, is zero with subscript formatting, not a lowercase letter “o”.</w:t>
-      </w:r>
-    </w:p>
-    <w:p>
-      <w:pPr>
-        <w:pStyle w:val="bulletlist"/>
-      </w:pPr>
-      <w:r>
-        <w:t xml:space="preserve">In American </w:t>
-      </w:r>
-      <w:r>
-        <w:t>English, commas, semi</w:t>
-      </w:r>
-      <w:r>
-        <w:t>colons, periods, question and exclamation marks are located within quotation marks only when a complete thought or name is cited, such as a title or full quotation. When quotation marks are used, instead of a bold or italic typeface, to highlight a word or phrase, punctuation should appear outside of the quotation marks. A parenthetical phrase or statement at the end of a sentence is punctuated outside of the closing parenthesis (like this). (A parenthetical sentence is punctuated within the parentheses.)</w:t>
-      </w:r>
-    </w:p>
-    <w:p>
-      <w:pPr>
-        <w:pStyle w:val="bulletlist"/>
-      </w:pPr>
-      <w:r>
-        <w:t>A graph within a graph is an “inset”, not an “insert”. The word alternatively is preferred to the word “alternately” (unless you really mean something that alternates).</w:t>
-      </w:r>
-    </w:p>
-    <w:p>
-      <w:pPr>
-        <w:pStyle w:val="bulletlist"/>
-      </w:pPr>
-      <w:r>
-        <w:t>Do not use the word “essentially” to mean “approximately” or “effectively”.</w:t>
-      </w:r>
-    </w:p>
-    <w:p>
-      <w:pPr>
-        <w:pStyle w:val="bulletlist"/>
-      </w:pPr>
-      <w:r>
-        <w:t>In your paper title, if the words “that uses” can accurately replace the word “using”, capitalize the “u”; if not, keep using lower-cased.</w:t>
-      </w:r>
-    </w:p>
-    <w:p>
-      <w:pPr>
-        <w:pStyle w:val="bulletlist"/>
-      </w:pPr>
-      <w:r>
-        <w:t>Be aware of the different meanings of the homophones “affect” and “effect”, “complement” and “compliment”, “discreet” and “discrete”, “principal” and “principle”.</w:t>
-      </w:r>
-    </w:p>
-    <w:p>
-      <w:pPr>
-        <w:pStyle w:val="bulletlist"/>
-      </w:pPr>
-      <w:r>
-        <w:t>Do not confuse “imply” and “infer”.</w:t>
-      </w:r>
-    </w:p>
-    <w:p>
-      <w:pPr>
-        <w:pStyle w:val="bulletlist"/>
-      </w:pPr>
-      <w:r>
-        <w:t>The prefix “non” is not a word; it should be joined to the word it modifies, usually without a hyphen.</w:t>
-      </w:r>
-    </w:p>
-    <w:p>
-      <w:pPr>
-        <w:pStyle w:val="bulletlist"/>
-      </w:pPr>
-      <w:r>
-        <w:t>There is no period after the “et” in the Latin abbreviation “et al.”.</w:t>
-      </w:r>
-    </w:p>
-    <w:p>
-      <w:pPr>
-        <w:pStyle w:val="bulletlist"/>
-      </w:pPr>
-      <w:r>
-        <w:t>The abbreviation “i.e.” means “that is”, and the abbreviation “e.g.” means “for example”.</w:t>
-      </w:r>
-    </w:p>
-    <w:p>
-      <w:pPr>
-        <w:pStyle w:val="a3"/>
-      </w:pPr>
-      <w:r>
-        <w:t>An excellent style manual for science writers is [7].</w:t>
-      </w:r>
-    </w:p>
-    <w:p>
-      <w:pPr>
-        <w:pStyle w:val="1"/>
-      </w:pPr>
-      <w:r>
-        <w:t>Results</w:t>
-      </w:r>
-    </w:p>
-    <w:p>
-      <w:pPr>
-        <w:pStyle w:val="a3"/>
-      </w:pPr>
-      <w:r>
-        <w:t>After the text edit has been completed, the paper is ready for the template. Duplicate the template file by using the Save As command, and use the naming convention prescribed by your conference for the name of your paper. In this newly created file, highlight all of the contents and import your prepared text file. You are now ready to style your paper; use the scroll down window on the left of the MS Word Formatting toolbar.</w:t>
-      </w:r>
-    </w:p>
-    <w:p>
-      <w:pPr>
-        <w:pStyle w:val="2"/>
-      </w:pPr>
-      <w:r>
-        <w:t>Authors</w:t>
-      </w:r>
-      <w:r>
-        <w:t xml:space="preserve"> and Affiliations</w:t>
-      </w:r>
-    </w:p>
-    <w:p>
-      <w:pPr>
-        <w:pStyle w:val="a3"/>
-      </w:pPr>
-      <w:r>
-        <w:rPr>
-          <w:b/>
-        </w:rPr>
-        <w:t xml:space="preserve">The template is </w:t>
-      </w:r>
-      <w:r>
-        <w:rPr>
-          <w:b/>
-        </w:rPr>
-        <w:t>designed</w:t>
-      </w:r>
-      <w:r>
-        <w:rPr>
-          <w:b/>
-          <w:lang w:val="en-US"/>
-        </w:rPr>
-        <w:t xml:space="preserve"> for,</w:t>
-      </w:r>
-      <w:r>
-        <w:rPr>
-          <w:b/>
-        </w:rPr>
-        <w:t xml:space="preserve"> but not limited to</w:t>
-      </w:r>
-      <w:r>
-        <w:rPr>
-          <w:b/>
-          <w:lang w:val="en-US"/>
-        </w:rPr>
-        <w:t>,</w:t>
-      </w:r>
-      <w:r>
-        <w:rPr>
-          <w:b/>
-          <w:lang w:val="en-US"/>
-        </w:rPr>
-        <w:t xml:space="preserve"> </w:t>
-      </w:r>
-      <w:r>
-        <w:rPr>
-          <w:b/>
-          <w:lang w:val="en-US"/>
-        </w:rPr>
-        <w:t>six</w:t>
-      </w:r>
-      <w:r>
-        <w:rPr>
-          <w:b/>
-          <w:lang w:val="en-US"/>
-        </w:rPr>
-        <w:t xml:space="preserve"> authors.</w:t>
-      </w:r>
-      <w:r>
-        <w:rPr>
-          <w:lang w:val="en-US"/>
-        </w:rPr>
-        <w:t xml:space="preserve"> </w:t>
-      </w:r>
-      <w:r>
-        <w:rPr>
-          <w:lang w:val="en-US"/>
-        </w:rPr>
-        <w:t xml:space="preserve">A minimum of one author is required for all conference articles. </w:t>
-      </w:r>
-      <w:r>
-        <w:t>Author names should be listed starting from left to right and then moving down to the next line. This is the author sequence that will be used in future citations and by indexing services.</w:t>
-      </w:r>
-      <w:r>
-        <w:t xml:space="preserve"> </w:t>
-      </w:r>
-      <w:r>
-        <w:t>Names should not be listed in columns nor group by affiliation.</w:t>
-      </w:r>
-      <w:r>
-        <w:rPr>
-          <w:lang w:val="en-US"/>
-        </w:rPr>
-        <w:t xml:space="preserve"> </w:t>
-      </w:r>
-      <w:r>
-        <w:t>Please keep your affiliations as succinct as possible (for example, do not differentiate among departments of the same organization).</w:t>
-      </w:r>
-    </w:p>
-    <w:p>
-      <w:pPr>
-        <w:pStyle w:val="3"/>
-      </w:pPr>
-      <w:r>
-        <w:t xml:space="preserve">For papers with more than six authors: </w:t>
-      </w:r>
-      <w:r>
-        <w:rPr>
-          <w:i w:val="0"/>
-        </w:rPr>
-        <w:t>Add author names horizontally, moving to a third row if needed for more than 8 authors.</w:t>
-      </w:r>
-    </w:p>
-    <w:p>
-      <w:pPr>
-        <w:pStyle w:val="3"/>
-      </w:pPr>
-      <w:r>
-        <w:t xml:space="preserve">For </w:t>
-      </w:r>
-      <w:r>
-        <w:t xml:space="preserve">papers with less than </w:t>
-      </w:r>
-      <w:r>
-        <w:t>six</w:t>
-      </w:r>
-      <w:r>
-        <w:t xml:space="preserve"> authors</w:t>
-      </w:r>
-      <w:r>
-        <w:t xml:space="preserve">: </w:t>
-      </w:r>
-      <w:r>
-        <w:rPr>
-          <w:i w:val="0"/>
-        </w:rPr>
-        <w:t>To change the default, adjust the template as follows.</w:t>
-      </w:r>
-    </w:p>
-    <w:p>
-      <w:pPr>
-        <w:pStyle w:val="4"/>
-      </w:pPr>
-      <w:r>
-        <w:t>Selection</w:t>
-      </w:r>
-      <w:r>
-        <w:t xml:space="preserve">: </w:t>
-      </w:r>
-      <w:r>
-        <w:rPr>
-          <w:i w:val="0"/>
-        </w:rPr>
-        <w:t>Highlight all author and affiliation lines.</w:t>
-      </w:r>
-    </w:p>
-    <w:p>
-      <w:pPr>
-        <w:pStyle w:val="4"/>
-      </w:pPr>
-      <w:r>
-        <w:t>Change number of columns:</w:t>
-      </w:r>
-      <w:r>
-        <w:t xml:space="preserve"> </w:t>
-      </w:r>
-      <w:r>
-        <w:rPr>
-          <w:i w:val="0"/>
-        </w:rPr>
-        <w:t xml:space="preserve">Select the Columns icon from the MS Word Standard toolbar and then select </w:t>
-      </w:r>
-      <w:r>
-        <w:rPr>
-          <w:i w:val="0"/>
-        </w:rPr>
-        <w:t>the correct number of columns</w:t>
-      </w:r>
-      <w:r>
-        <w:rPr>
-          <w:i w:val="0"/>
-        </w:rPr>
-        <w:t xml:space="preserve"> from the selection palette.</w:t>
-      </w:r>
-    </w:p>
-    <w:p>
-      <w:pPr>
-        <w:pStyle w:val="4"/>
-        <w:rPr>
-          <w:i w:val="0"/>
-        </w:rPr>
-      </w:pPr>
-      <w:r>
-        <w:t xml:space="preserve">Deletion: </w:t>
-      </w:r>
-      <w:r>
-        <w:rPr>
-          <w:i w:val="0"/>
-        </w:rPr>
-        <w:t xml:space="preserve">Delete the author and affiliation lines for the </w:t>
-      </w:r>
-      <w:r>
-        <w:rPr>
-          <w:i w:val="0"/>
-        </w:rPr>
-        <w:t>extra authors.</w:t>
-      </w:r>
-    </w:p>
-    <w:p>
-      <w:pPr>
-        <w:jc w:val="start"/>
-        <w:rPr>
-          <w:i/>
-          <w:iCs/>
-          <w:noProof/>
-        </w:rPr>
-      </w:pPr>
-    </w:p>
-    <w:p>
-      <w:pPr>
-        <w:pStyle w:val="2"/>
-      </w:pPr>
-      <w:r>
-        <w:t>Identify</w:t>
-      </w:r>
-      <w:r>
-        <w:t xml:space="preserve"> the Headings</w:t>
-      </w:r>
-    </w:p>
-    <w:p>
-      <w:pPr>
-        <w:pStyle w:val="a3"/>
-      </w:pPr>
-      <w:r>
-        <w:t>Headings, or heads, are organizational devices that guide the reader through your paper. There are two types: component heads and text heads.</w:t>
-      </w:r>
-    </w:p>
-    <w:p>
-      <w:pPr>
-        <w:pStyle w:val="a3"/>
-      </w:pPr>
-      <w:r>
-        <w:t>Component heads identify the different components of your paper and are not topically subordinate to each other. Examples include Acknowledgments and References and, for these, the correct style to use is “Heading 5”. Use “figure caption” for your Figure captions, and “table head” for your table title. Run-in heads, such as “Abstract”, will require you to apply a style (in this case, italic) in addition to the style provided by the drop down menu to differentiate the head from the text.</w:t>
-      </w:r>
-    </w:p>
-    <w:p>
-      <w:pPr>
-        <w:pStyle w:val="a3"/>
-      </w:pPr>
-      <w:r>
-        <w:t xml:space="preserve">Text heads organize the topics on a relational, hierarchical basis. For example, the paper title is the primary text head because all subsequent material relates and elaborates on this one topic. If there are two or more sub-topics, the next level </w:t>
-      </w:r>
-      <w:r>
-        <w:lastRenderedPageBreak/>
-        <w:t>head (uppercase Roman numerals) should be used and, conversely, if there are not at least two sub-topics, then no subheads should be introduced. Styles named “Heading 1”, “Heading 2”, “Heading 3”, and “Heading 4” are prescribed.</w:t>
-      </w:r>
-    </w:p>
-    <w:p>
-      <w:pPr>
-        <w:pStyle w:val="2"/>
-      </w:pPr>
-      <w:r>
-        <w:t>Figures and Tables</w:t>
-      </w:r>
-    </w:p>
-    <w:p>
-      <w:pPr>
-        <w:pStyle w:val="4"/>
-      </w:pPr>
-      <w:r>
-        <w:t xml:space="preserve"> </w:t>
-      </w:r>
-      <w:r>
-        <w:t xml:space="preserve">Positioning Figures and Tables: </w:t>
-      </w:r>
-      <w:r>
-        <w:rPr>
-          <w:i w:val="0"/>
-        </w:rPr>
-        <w:t>Place figures and tables at the top and bottom of columns. Avoid placing them in the middle of columns. Large figures and tables may span across both columns. Figure captions should be below the figures; table heads should appear above the tables. Insert figures and tables after they are cited in the text. Use the abbreviation “Fig. 1”, even at the beginning of a sentence.</w:t>
-      </w:r>
-    </w:p>
-    <w:p>
-      <w:pPr>
-        <w:pStyle w:val="tablehead"/>
-      </w:pPr>
-      <w:r>
-        <w:t>Table Type Styles</w:t>
+        <w:t>Summary of Ablation Results</w:t>
       </w:r>
     </w:p>
     <w:tbl>
       <w:tblPr>
-        <w:tblW w:w="0pt" w:type="dxa"/>
+        <w:tblW w:w="242.85pt" w:type="dxa"/>
         <w:jc w:val="center"/>
         <w:tblBorders>
           <w:top w:val="single" w:sz="2" w:space="0" w:color="auto"/>
@@ -1469,639 +1329,2598 @@
         <w:tblLook w:firstRow="0" w:lastRow="0" w:firstColumn="0" w:lastColumn="0" w:noHBand="0" w:noVBand="0"/>
       </w:tblPr>
       <w:tblGrid>
-        <w:gridCol w:w="720"/>
-        <w:gridCol w:w="2340"/>
-        <w:gridCol w:w="900"/>
-        <w:gridCol w:w="900"/>
+        <w:gridCol w:w="607"/>
+        <w:gridCol w:w="607"/>
+        <w:gridCol w:w="607"/>
+        <w:gridCol w:w="607"/>
+        <w:gridCol w:w="607"/>
+        <w:gridCol w:w="607"/>
+        <w:gridCol w:w="607"/>
+        <w:gridCol w:w="608"/>
       </w:tblGrid>
       <w:tr>
         <w:trPr>
-          <w:cantSplit/>
           <w:trHeight w:val="240"/>
           <w:tblHeader/>
           <w:jc w:val="center"/>
         </w:trPr>
         <w:tc>
           <w:tcPr>
-            <w:tcW w:w="36pt" w:type="dxa"/>
-            <w:vMerge w:val="restart"/>
-            <w:vAlign w:val="center"/>
-          </w:tcPr>
-          <w:p>
-            <w:pPr>
-              <w:pStyle w:val="tablecolhead"/>
-            </w:pPr>
-            <w:r>
-              <w:t>Table Head</w:t>
-            </w:r>
-          </w:p>
-        </w:tc>
-        <w:tc>
-          <w:tcPr>
-            <w:tcW w:w="207pt" w:type="dxa"/>
-            <w:gridSpan w:val="3"/>
-            <w:vAlign w:val="center"/>
-          </w:tcPr>
-          <w:p>
-            <w:pPr>
-              <w:pStyle w:val="tablecolhead"/>
-            </w:pPr>
-            <w:r>
-              <w:t>Table Column Head</w:t>
+            <w:tcW w:w="30.35pt" w:type="dxa"/>
+            <w:tcBorders>
+              <w:bottom w:val="single" w:sz="12" w:space="0" w:color="auto"/>
+            </w:tcBorders>
+            <w:vAlign w:val="center"/>
+          </w:tcPr>
+          <w:p>
+            <w:pPr>
+              <w:pStyle w:val="tablecolsubhead"/>
+              <w:rPr>
+                <w:sz w:val="12"/>
+                <w:szCs w:val="12"/>
+              </w:rPr>
+            </w:pPr>
+            <w:r>
+              <w:rPr>
+                <w:sz w:val="12"/>
+                <w:szCs w:val="12"/>
+              </w:rPr>
+              <w:t>Ablation</w:t>
+            </w:r>
+          </w:p>
+        </w:tc>
+        <w:tc>
+          <w:tcPr>
+            <w:tcW w:w="30.35pt" w:type="dxa"/>
+            <w:tcBorders>
+              <w:bottom w:val="single" w:sz="12" w:space="0" w:color="auto"/>
+            </w:tcBorders>
+            <w:vAlign w:val="center"/>
+          </w:tcPr>
+          <w:p>
+            <w:pPr>
+              <w:pStyle w:val="tablecolsubhead"/>
+              <w:rPr>
+                <w:sz w:val="12"/>
+                <w:szCs w:val="12"/>
+              </w:rPr>
+            </w:pPr>
+            <w:r>
+              <w:rPr>
+                <w:sz w:val="12"/>
+                <w:szCs w:val="12"/>
+              </w:rPr>
+              <w:t>Configuration</w:t>
+            </w:r>
+          </w:p>
+        </w:tc>
+        <w:tc>
+          <w:tcPr>
+            <w:tcW w:w="30.35pt" w:type="dxa"/>
+            <w:tcBorders>
+              <w:bottom w:val="single" w:sz="12" w:space="0" w:color="auto"/>
+            </w:tcBorders>
+            <w:vAlign w:val="center"/>
+          </w:tcPr>
+          <w:p>
+            <w:pPr>
+              <w:pStyle w:val="tablecolsubhead"/>
+              <w:rPr>
+                <w:sz w:val="12"/>
+                <w:szCs w:val="12"/>
+              </w:rPr>
+            </w:pPr>
+            <w:r>
+              <w:rPr>
+                <w:sz w:val="12"/>
+                <w:szCs w:val="12"/>
+              </w:rPr>
+              <w:t>Epochs Trained</w:t>
+            </w:r>
+          </w:p>
+        </w:tc>
+        <w:tc>
+          <w:tcPr>
+            <w:tcW w:w="30.35pt" w:type="dxa"/>
+            <w:tcBorders>
+              <w:bottom w:val="single" w:sz="12" w:space="0" w:color="auto"/>
+            </w:tcBorders>
+            <w:vAlign w:val="center"/>
+          </w:tcPr>
+          <w:p>
+            <w:pPr>
+              <w:pStyle w:val="tablecolsubhead"/>
+              <w:rPr>
+                <w:sz w:val="12"/>
+                <w:szCs w:val="12"/>
+              </w:rPr>
+            </w:pPr>
+            <w:r>
+              <w:rPr>
+                <w:sz w:val="12"/>
+                <w:szCs w:val="12"/>
+              </w:rPr>
+              <w:t>Best Epoch</w:t>
+            </w:r>
+          </w:p>
+        </w:tc>
+        <w:tc>
+          <w:tcPr>
+            <w:tcW w:w="30.35pt" w:type="dxa"/>
+            <w:tcBorders>
+              <w:bottom w:val="single" w:sz="12" w:space="0" w:color="auto"/>
+            </w:tcBorders>
+            <w:vAlign w:val="center"/>
+          </w:tcPr>
+          <w:p>
+            <w:pPr>
+              <w:pStyle w:val="tablecolsubhead"/>
+              <w:rPr>
+                <w:sz w:val="12"/>
+                <w:szCs w:val="12"/>
+              </w:rPr>
+            </w:pPr>
+            <w:r>
+              <w:rPr>
+                <w:sz w:val="12"/>
+                <w:szCs w:val="12"/>
+              </w:rPr>
+              <w:t>Best Val</w:t>
+            </w:r>
+            <w:r>
+              <w:rPr>
+                <w:sz w:val="12"/>
+                <w:szCs w:val="12"/>
+              </w:rPr>
+              <w:t>.</w:t>
+            </w:r>
+            <w:r>
+              <w:rPr>
+                <w:sz w:val="12"/>
+                <w:szCs w:val="12"/>
+              </w:rPr>
+              <w:t xml:space="preserve"> Loss</w:t>
+            </w:r>
+          </w:p>
+        </w:tc>
+        <w:tc>
+          <w:tcPr>
+            <w:tcW w:w="30.35pt" w:type="dxa"/>
+            <w:tcBorders>
+              <w:bottom w:val="single" w:sz="12" w:space="0" w:color="auto"/>
+            </w:tcBorders>
+            <w:vAlign w:val="center"/>
+          </w:tcPr>
+          <w:p>
+            <w:pPr>
+              <w:pStyle w:val="tablecolsubhead"/>
+              <w:rPr>
+                <w:sz w:val="12"/>
+                <w:szCs w:val="12"/>
+              </w:rPr>
+            </w:pPr>
+            <w:r>
+              <w:rPr>
+                <w:sz w:val="12"/>
+                <w:szCs w:val="12"/>
+              </w:rPr>
+              <w:t>Accuracy</w:t>
+            </w:r>
+          </w:p>
+        </w:tc>
+        <w:tc>
+          <w:tcPr>
+            <w:tcW w:w="30.35pt" w:type="dxa"/>
+            <w:tcBorders>
+              <w:bottom w:val="single" w:sz="12" w:space="0" w:color="auto"/>
+            </w:tcBorders>
+            <w:vAlign w:val="center"/>
+          </w:tcPr>
+          <w:p>
+            <w:pPr>
+              <w:pStyle w:val="tablecolsubhead"/>
+              <w:rPr>
+                <w:sz w:val="12"/>
+                <w:szCs w:val="12"/>
+              </w:rPr>
+            </w:pPr>
+            <w:r>
+              <w:rPr>
+                <w:sz w:val="12"/>
+                <w:szCs w:val="12"/>
+              </w:rPr>
+              <w:t>F1-Score</w:t>
+            </w:r>
+          </w:p>
+        </w:tc>
+        <w:tc>
+          <w:tcPr>
+            <w:tcW w:w="30.40pt" w:type="dxa"/>
+            <w:tcBorders>
+              <w:bottom w:val="single" w:sz="12" w:space="0" w:color="auto"/>
+            </w:tcBorders>
+            <w:vAlign w:val="center"/>
+          </w:tcPr>
+          <w:p>
+            <w:pPr>
+              <w:pStyle w:val="tablecolsubhead"/>
+              <w:rPr>
+                <w:sz w:val="12"/>
+                <w:szCs w:val="12"/>
+              </w:rPr>
+            </w:pPr>
+            <w:r>
+              <w:rPr>
+                <w:sz w:val="12"/>
+                <w:szCs w:val="12"/>
+              </w:rPr>
+              <w:t>ROC</w:t>
+            </w:r>
+            <w:r>
+              <w:rPr>
+                <w:sz w:val="12"/>
+                <w:szCs w:val="12"/>
+              </w:rPr>
+              <w:t>-</w:t>
+            </w:r>
+            <w:r>
+              <w:rPr>
+                <w:sz w:val="12"/>
+                <w:szCs w:val="12"/>
+              </w:rPr>
+              <w:t>AUC</w:t>
             </w:r>
           </w:p>
         </w:tc>
       </w:tr>
       <w:tr>
         <w:trPr>
-          <w:cantSplit/>
-          <w:trHeight w:val="240"/>
-          <w:tblHeader/>
+          <w:trHeight w:val="310"/>
           <w:jc w:val="center"/>
         </w:trPr>
         <w:tc>
           <w:tcPr>
-            <w:tcW w:w="36pt" w:type="dxa"/>
-            <w:vMerge/>
-          </w:tcPr>
-          <w:p>
-            <w:pPr>
-              <w:rPr>
-                <w:sz w:val="16"/>
-                <w:szCs w:val="16"/>
-              </w:rPr>
-            </w:pPr>
-          </w:p>
-        </w:tc>
-        <w:tc>
-          <w:tcPr>
-            <w:tcW w:w="117pt" w:type="dxa"/>
-            <w:vAlign w:val="center"/>
-          </w:tcPr>
-          <w:p>
-            <w:pPr>
-              <w:pStyle w:val="tablecolsubhead"/>
-            </w:pPr>
-            <w:r>
-              <w:t>Table column subhead</w:t>
-            </w:r>
-          </w:p>
-        </w:tc>
-        <w:tc>
-          <w:tcPr>
-            <w:tcW w:w="45pt" w:type="dxa"/>
-            <w:vAlign w:val="center"/>
-          </w:tcPr>
-          <w:p>
-            <w:pPr>
-              <w:pStyle w:val="tablecolsubhead"/>
-            </w:pPr>
-            <w:r>
-              <w:t>Subhead</w:t>
-            </w:r>
-          </w:p>
-        </w:tc>
-        <w:tc>
-          <w:tcPr>
-            <w:tcW w:w="45pt" w:type="dxa"/>
-            <w:vAlign w:val="center"/>
-          </w:tcPr>
-          <w:p>
-            <w:pPr>
-              <w:pStyle w:val="tablecolsubhead"/>
-            </w:pPr>
-            <w:r>
-              <w:t>Subhead</w:t>
+            <w:tcW w:w="30.35pt" w:type="dxa"/>
+            <w:vMerge w:val="restart"/>
+            <w:tcBorders>
+              <w:top w:val="single" w:sz="12" w:space="0" w:color="auto"/>
+            </w:tcBorders>
+            <w:textDirection w:val="lr"/>
+            <w:vAlign w:val="center"/>
+          </w:tcPr>
+          <w:p>
+            <w:pPr>
+              <w:pStyle w:val="tablecopy"/>
+              <w:ind w:start="5.65pt" w:end="5.65pt"/>
+              <w:jc w:val="center"/>
+              <w:rPr>
+                <w:b/>
+                <w:bCs/>
+                <w:sz w:val="14"/>
+                <w:szCs w:val="14"/>
+              </w:rPr>
+            </w:pPr>
+            <w:r>
+              <w:rPr>
+                <w:b/>
+                <w:bCs/>
+                <w:sz w:val="14"/>
+                <w:szCs w:val="14"/>
+              </w:rPr>
+              <w:t>Learning Rate</w:t>
+            </w:r>
+          </w:p>
+        </w:tc>
+        <w:tc>
+          <w:tcPr>
+            <w:tcW w:w="30.35pt" w:type="dxa"/>
+            <w:tcBorders>
+              <w:top w:val="single" w:sz="12" w:space="0" w:color="auto"/>
+            </w:tcBorders>
+            <w:vAlign w:val="center"/>
+          </w:tcPr>
+          <w:p>
+            <w:pPr>
+              <w:pStyle w:val="tablecopy"/>
+              <w:jc w:val="center"/>
+              <w:rPr>
+                <w:sz w:val="14"/>
+                <w:szCs w:val="14"/>
+              </w:rPr>
+            </w:pPr>
+            <w:r>
+              <w:rPr>
+                <w:sz w:val="14"/>
+                <w:szCs w:val="14"/>
+              </w:rPr>
+              <w:t>0.100</w:t>
+            </w:r>
+          </w:p>
+        </w:tc>
+        <w:tc>
+          <w:tcPr>
+            <w:tcW w:w="30.35pt" w:type="dxa"/>
+            <w:tcBorders>
+              <w:top w:val="single" w:sz="12" w:space="0" w:color="auto"/>
+            </w:tcBorders>
+            <w:vAlign w:val="center"/>
+          </w:tcPr>
+          <w:p>
+            <w:pPr>
+              <w:rPr>
+                <w:sz w:val="14"/>
+                <w:szCs w:val="14"/>
+              </w:rPr>
+            </w:pPr>
+            <w:r>
+              <w:rPr>
+                <w:sz w:val="14"/>
+                <w:szCs w:val="14"/>
+              </w:rPr>
+              <w:t>11</w:t>
+            </w:r>
+          </w:p>
+        </w:tc>
+        <w:tc>
+          <w:tcPr>
+            <w:tcW w:w="30.35pt" w:type="dxa"/>
+            <w:tcBorders>
+              <w:top w:val="single" w:sz="12" w:space="0" w:color="auto"/>
+            </w:tcBorders>
+            <w:vAlign w:val="center"/>
+          </w:tcPr>
+          <w:p>
+            <w:pPr>
+              <w:rPr>
+                <w:sz w:val="14"/>
+                <w:szCs w:val="14"/>
+              </w:rPr>
+            </w:pPr>
+            <w:r>
+              <w:rPr>
+                <w:sz w:val="14"/>
+                <w:szCs w:val="14"/>
+              </w:rPr>
+              <w:t>6</w:t>
+            </w:r>
+          </w:p>
+        </w:tc>
+        <w:tc>
+          <w:tcPr>
+            <w:tcW w:w="30.35pt" w:type="dxa"/>
+            <w:tcBorders>
+              <w:top w:val="single" w:sz="12" w:space="0" w:color="auto"/>
+            </w:tcBorders>
+            <w:vAlign w:val="center"/>
+          </w:tcPr>
+          <w:p>
+            <w:pPr>
+              <w:rPr>
+                <w:sz w:val="14"/>
+                <w:szCs w:val="14"/>
+              </w:rPr>
+            </w:pPr>
+            <w:r>
+              <w:rPr>
+                <w:sz w:val="14"/>
+                <w:szCs w:val="14"/>
+              </w:rPr>
+              <w:t>0.6933</w:t>
+            </w:r>
+          </w:p>
+        </w:tc>
+        <w:tc>
+          <w:tcPr>
+            <w:tcW w:w="30.35pt" w:type="dxa"/>
+            <w:tcBorders>
+              <w:top w:val="single" w:sz="12" w:space="0" w:color="auto"/>
+            </w:tcBorders>
+            <w:vAlign w:val="center"/>
+          </w:tcPr>
+          <w:p>
+            <w:pPr>
+              <w:rPr>
+                <w:sz w:val="14"/>
+                <w:szCs w:val="14"/>
+              </w:rPr>
+            </w:pPr>
+            <w:r>
+              <w:rPr>
+                <w:sz w:val="14"/>
+                <w:szCs w:val="14"/>
+              </w:rPr>
+              <w:t>0.5000</w:t>
+            </w:r>
+          </w:p>
+        </w:tc>
+        <w:tc>
+          <w:tcPr>
+            <w:tcW w:w="30.35pt" w:type="dxa"/>
+            <w:tcBorders>
+              <w:top w:val="single" w:sz="12" w:space="0" w:color="auto"/>
+            </w:tcBorders>
+            <w:vAlign w:val="center"/>
+          </w:tcPr>
+          <w:p>
+            <w:pPr>
+              <w:rPr>
+                <w:sz w:val="14"/>
+                <w:szCs w:val="14"/>
+              </w:rPr>
+            </w:pPr>
+            <w:r>
+              <w:rPr>
+                <w:sz w:val="14"/>
+                <w:szCs w:val="14"/>
+              </w:rPr>
+              <w:t>0.000</w:t>
+            </w:r>
+          </w:p>
+        </w:tc>
+        <w:tc>
+          <w:tcPr>
+            <w:tcW w:w="30.40pt" w:type="dxa"/>
+            <w:tcBorders>
+              <w:top w:val="single" w:sz="12" w:space="0" w:color="auto"/>
+            </w:tcBorders>
+            <w:vAlign w:val="center"/>
+          </w:tcPr>
+          <w:p>
+            <w:pPr>
+              <w:rPr>
+                <w:sz w:val="14"/>
+                <w:szCs w:val="14"/>
+              </w:rPr>
+            </w:pPr>
+            <w:r>
+              <w:rPr>
+                <w:sz w:val="14"/>
+                <w:szCs w:val="14"/>
+              </w:rPr>
+              <w:t>0.5000</w:t>
             </w:r>
           </w:p>
         </w:tc>
       </w:tr>
       <w:tr>
         <w:trPr>
-          <w:trHeight w:val="320"/>
+          <w:trHeight w:val="310"/>
           <w:jc w:val="center"/>
         </w:trPr>
         <w:tc>
           <w:tcPr>
-            <w:tcW w:w="36pt" w:type="dxa"/>
+            <w:tcW w:w="30.35pt" w:type="dxa"/>
+            <w:vMerge/>
             <w:vAlign w:val="center"/>
           </w:tcPr>
           <w:p>
             <w:pPr>
               <w:pStyle w:val="tablecopy"/>
-              <w:rPr>
-                <w:sz w:val="8"/>
-                <w:szCs w:val="8"/>
-              </w:rPr>
-            </w:pPr>
-            <w:r>
-              <w:t>copy</w:t>
-            </w:r>
-          </w:p>
-        </w:tc>
-        <w:tc>
-          <w:tcPr>
-            <w:tcW w:w="117pt" w:type="dxa"/>
+              <w:jc w:val="center"/>
+            </w:pPr>
+          </w:p>
+        </w:tc>
+        <w:tc>
+          <w:tcPr>
+            <w:tcW w:w="30.35pt" w:type="dxa"/>
             <w:vAlign w:val="center"/>
           </w:tcPr>
           <w:p>
             <w:pPr>
               <w:pStyle w:val="tablecopy"/>
-            </w:pPr>
-            <w:r>
-              <w:t>More table copy</w:t>
-            </w:r>
-            <w:r>
-              <w:rPr>
-                <w:vertAlign w:val="superscript"/>
-              </w:rPr>
-              <w:t>a</w:t>
-            </w:r>
-          </w:p>
-        </w:tc>
-        <w:tc>
-          <w:tcPr>
-            <w:tcW w:w="45pt" w:type="dxa"/>
-            <w:vAlign w:val="center"/>
-          </w:tcPr>
-          <w:p>
-            <w:pPr>
-              <w:rPr>
-                <w:sz w:val="16"/>
-                <w:szCs w:val="16"/>
-              </w:rPr>
-            </w:pPr>
-          </w:p>
-        </w:tc>
-        <w:tc>
-          <w:tcPr>
-            <w:tcW w:w="45pt" w:type="dxa"/>
-            <w:vAlign w:val="center"/>
-          </w:tcPr>
-          <w:p>
-            <w:pPr>
-              <w:rPr>
-                <w:sz w:val="16"/>
-                <w:szCs w:val="16"/>
-              </w:rPr>
-            </w:pPr>
+              <w:jc w:val="center"/>
+              <w:rPr>
+                <w:sz w:val="14"/>
+                <w:szCs w:val="14"/>
+              </w:rPr>
+            </w:pPr>
+            <w:r>
+              <w:rPr>
+                <w:sz w:val="14"/>
+                <w:szCs w:val="14"/>
+              </w:rPr>
+              <w:t>0.050</w:t>
+            </w:r>
+          </w:p>
+        </w:tc>
+        <w:tc>
+          <w:tcPr>
+            <w:tcW w:w="30.35pt" w:type="dxa"/>
+            <w:vAlign w:val="center"/>
+          </w:tcPr>
+          <w:p>
+            <w:pPr>
+              <w:rPr>
+                <w:sz w:val="14"/>
+                <w:szCs w:val="14"/>
+              </w:rPr>
+            </w:pPr>
+            <w:r>
+              <w:rPr>
+                <w:sz w:val="14"/>
+                <w:szCs w:val="14"/>
+              </w:rPr>
+              <w:t>6</w:t>
+            </w:r>
+          </w:p>
+        </w:tc>
+        <w:tc>
+          <w:tcPr>
+            <w:tcW w:w="30.35pt" w:type="dxa"/>
+            <w:vAlign w:val="center"/>
+          </w:tcPr>
+          <w:p>
+            <w:pPr>
+              <w:rPr>
+                <w:sz w:val="14"/>
+                <w:szCs w:val="14"/>
+              </w:rPr>
+            </w:pPr>
+            <w:r>
+              <w:rPr>
+                <w:sz w:val="14"/>
+                <w:szCs w:val="14"/>
+              </w:rPr>
+              <w:t>1</w:t>
+            </w:r>
+          </w:p>
+        </w:tc>
+        <w:tc>
+          <w:tcPr>
+            <w:tcW w:w="30.35pt" w:type="dxa"/>
+            <w:vAlign w:val="center"/>
+          </w:tcPr>
+          <w:p>
+            <w:pPr>
+              <w:rPr>
+                <w:sz w:val="14"/>
+                <w:szCs w:val="14"/>
+              </w:rPr>
+            </w:pPr>
+            <w:r>
+              <w:rPr>
+                <w:sz w:val="14"/>
+                <w:szCs w:val="14"/>
+              </w:rPr>
+              <w:t>0.6938</w:t>
+            </w:r>
+          </w:p>
+        </w:tc>
+        <w:tc>
+          <w:tcPr>
+            <w:tcW w:w="30.35pt" w:type="dxa"/>
+            <w:vAlign w:val="center"/>
+          </w:tcPr>
+          <w:p>
+            <w:pPr>
+              <w:rPr>
+                <w:sz w:val="14"/>
+                <w:szCs w:val="14"/>
+              </w:rPr>
+            </w:pPr>
+            <w:r>
+              <w:rPr>
+                <w:sz w:val="14"/>
+                <w:szCs w:val="14"/>
+              </w:rPr>
+              <w:t>0.5000</w:t>
+            </w:r>
+          </w:p>
+        </w:tc>
+        <w:tc>
+          <w:tcPr>
+            <w:tcW w:w="30.35pt" w:type="dxa"/>
+            <w:vAlign w:val="center"/>
+          </w:tcPr>
+          <w:p>
+            <w:pPr>
+              <w:rPr>
+                <w:sz w:val="14"/>
+                <w:szCs w:val="14"/>
+              </w:rPr>
+            </w:pPr>
+            <w:r>
+              <w:rPr>
+                <w:sz w:val="14"/>
+                <w:szCs w:val="14"/>
+              </w:rPr>
+              <w:t>0.000</w:t>
+            </w:r>
+          </w:p>
+        </w:tc>
+        <w:tc>
+          <w:tcPr>
+            <w:tcW w:w="30.40pt" w:type="dxa"/>
+            <w:vAlign w:val="center"/>
+          </w:tcPr>
+          <w:p>
+            <w:pPr>
+              <w:rPr>
+                <w:sz w:val="14"/>
+                <w:szCs w:val="14"/>
+              </w:rPr>
+            </w:pPr>
+            <w:r>
+              <w:rPr>
+                <w:sz w:val="14"/>
+                <w:szCs w:val="14"/>
+              </w:rPr>
+              <w:t>0.5000</w:t>
+            </w:r>
+          </w:p>
+        </w:tc>
+      </w:tr>
+      <w:tr>
+        <w:trPr>
+          <w:trHeight w:val="310"/>
+          <w:jc w:val="center"/>
+        </w:trPr>
+        <w:tc>
+          <w:tcPr>
+            <w:tcW w:w="30.35pt" w:type="dxa"/>
+            <w:vMerge/>
+            <w:vAlign w:val="center"/>
+          </w:tcPr>
+          <w:p>
+            <w:pPr>
+              <w:pStyle w:val="tablecopy"/>
+              <w:jc w:val="center"/>
+            </w:pPr>
+          </w:p>
+        </w:tc>
+        <w:tc>
+          <w:tcPr>
+            <w:tcW w:w="30.35pt" w:type="dxa"/>
+            <w:vAlign w:val="center"/>
+          </w:tcPr>
+          <w:p>
+            <w:pPr>
+              <w:pStyle w:val="tablecopy"/>
+              <w:jc w:val="center"/>
+              <w:rPr>
+                <w:sz w:val="14"/>
+                <w:szCs w:val="14"/>
+              </w:rPr>
+            </w:pPr>
+            <w:r>
+              <w:rPr>
+                <w:sz w:val="14"/>
+                <w:szCs w:val="14"/>
+              </w:rPr>
+              <w:t>0.010</w:t>
+            </w:r>
+          </w:p>
+        </w:tc>
+        <w:tc>
+          <w:tcPr>
+            <w:tcW w:w="30.35pt" w:type="dxa"/>
+            <w:vAlign w:val="center"/>
+          </w:tcPr>
+          <w:p>
+            <w:pPr>
+              <w:rPr>
+                <w:sz w:val="14"/>
+                <w:szCs w:val="14"/>
+              </w:rPr>
+            </w:pPr>
+            <w:r>
+              <w:rPr>
+                <w:sz w:val="14"/>
+                <w:szCs w:val="14"/>
+              </w:rPr>
+              <w:t>11</w:t>
+            </w:r>
+          </w:p>
+        </w:tc>
+        <w:tc>
+          <w:tcPr>
+            <w:tcW w:w="30.35pt" w:type="dxa"/>
+            <w:vAlign w:val="center"/>
+          </w:tcPr>
+          <w:p>
+            <w:pPr>
+              <w:rPr>
+                <w:sz w:val="14"/>
+                <w:szCs w:val="14"/>
+              </w:rPr>
+            </w:pPr>
+            <w:r>
+              <w:rPr>
+                <w:sz w:val="14"/>
+                <w:szCs w:val="14"/>
+              </w:rPr>
+              <w:t>6</w:t>
+            </w:r>
+          </w:p>
+        </w:tc>
+        <w:tc>
+          <w:tcPr>
+            <w:tcW w:w="30.35pt" w:type="dxa"/>
+            <w:vAlign w:val="center"/>
+          </w:tcPr>
+          <w:p>
+            <w:pPr>
+              <w:rPr>
+                <w:sz w:val="14"/>
+                <w:szCs w:val="14"/>
+              </w:rPr>
+            </w:pPr>
+            <w:r>
+              <w:rPr>
+                <w:sz w:val="14"/>
+                <w:szCs w:val="14"/>
+              </w:rPr>
+              <w:t>0.3183</w:t>
+            </w:r>
+          </w:p>
+        </w:tc>
+        <w:tc>
+          <w:tcPr>
+            <w:tcW w:w="30.35pt" w:type="dxa"/>
+            <w:vAlign w:val="center"/>
+          </w:tcPr>
+          <w:p>
+            <w:pPr>
+              <w:rPr>
+                <w:sz w:val="14"/>
+                <w:szCs w:val="14"/>
+              </w:rPr>
+            </w:pPr>
+            <w:r>
+              <w:rPr>
+                <w:sz w:val="14"/>
+                <w:szCs w:val="14"/>
+              </w:rPr>
+              <w:t>0.8729</w:t>
+            </w:r>
+          </w:p>
+        </w:tc>
+        <w:tc>
+          <w:tcPr>
+            <w:tcW w:w="30.35pt" w:type="dxa"/>
+            <w:vAlign w:val="center"/>
+          </w:tcPr>
+          <w:p>
+            <w:pPr>
+              <w:rPr>
+                <w:sz w:val="14"/>
+                <w:szCs w:val="14"/>
+              </w:rPr>
+            </w:pPr>
+            <w:r>
+              <w:rPr>
+                <w:sz w:val="14"/>
+                <w:szCs w:val="14"/>
+              </w:rPr>
+              <w:t>0.8760</w:t>
+            </w:r>
+          </w:p>
+        </w:tc>
+        <w:tc>
+          <w:tcPr>
+            <w:tcW w:w="30.40pt" w:type="dxa"/>
+            <w:vAlign w:val="center"/>
+          </w:tcPr>
+          <w:p>
+            <w:pPr>
+              <w:rPr>
+                <w:sz w:val="14"/>
+                <w:szCs w:val="14"/>
+              </w:rPr>
+            </w:pPr>
+            <w:r>
+              <w:rPr>
+                <w:sz w:val="14"/>
+                <w:szCs w:val="14"/>
+              </w:rPr>
+              <w:t>0.9522</w:t>
+            </w:r>
+          </w:p>
+        </w:tc>
+      </w:tr>
+      <w:tr>
+        <w:trPr>
+          <w:trHeight w:val="310"/>
+          <w:jc w:val="center"/>
+        </w:trPr>
+        <w:tc>
+          <w:tcPr>
+            <w:tcW w:w="30.35pt" w:type="dxa"/>
+            <w:vMerge/>
+            <w:tcBorders>
+              <w:bottom w:val="single" w:sz="12" w:space="0" w:color="auto"/>
+            </w:tcBorders>
+            <w:vAlign w:val="center"/>
+          </w:tcPr>
+          <w:p>
+            <w:pPr>
+              <w:pStyle w:val="tablecopy"/>
+              <w:jc w:val="center"/>
+              <w:rPr>
+                <w:b/>
+                <w:bCs/>
+              </w:rPr>
+            </w:pPr>
+          </w:p>
+        </w:tc>
+        <w:tc>
+          <w:tcPr>
+            <w:tcW w:w="30.35pt" w:type="dxa"/>
+            <w:tcBorders>
+              <w:bottom w:val="single" w:sz="12" w:space="0" w:color="auto"/>
+            </w:tcBorders>
+            <w:vAlign w:val="center"/>
+          </w:tcPr>
+          <w:p>
+            <w:pPr>
+              <w:pStyle w:val="tablecopy"/>
+              <w:jc w:val="center"/>
+              <w:rPr>
+                <w:b/>
+                <w:bCs/>
+                <w:sz w:val="14"/>
+                <w:szCs w:val="14"/>
+              </w:rPr>
+            </w:pPr>
+            <w:r>
+              <w:rPr>
+                <w:b/>
+                <w:bCs/>
+                <w:sz w:val="14"/>
+                <w:szCs w:val="14"/>
+              </w:rPr>
+              <w:t>0.001</w:t>
+            </w:r>
+          </w:p>
+        </w:tc>
+        <w:tc>
+          <w:tcPr>
+            <w:tcW w:w="30.35pt" w:type="dxa"/>
+            <w:tcBorders>
+              <w:bottom w:val="single" w:sz="12" w:space="0" w:color="auto"/>
+            </w:tcBorders>
+            <w:vAlign w:val="center"/>
+          </w:tcPr>
+          <w:p>
+            <w:pPr>
+              <w:rPr>
+                <w:sz w:val="14"/>
+                <w:szCs w:val="14"/>
+              </w:rPr>
+            </w:pPr>
+            <w:r>
+              <w:rPr>
+                <w:sz w:val="14"/>
+                <w:szCs w:val="14"/>
+              </w:rPr>
+              <w:t>13</w:t>
+            </w:r>
+          </w:p>
+        </w:tc>
+        <w:tc>
+          <w:tcPr>
+            <w:tcW w:w="30.35pt" w:type="dxa"/>
+            <w:tcBorders>
+              <w:bottom w:val="single" w:sz="12" w:space="0" w:color="auto"/>
+            </w:tcBorders>
+            <w:vAlign w:val="center"/>
+          </w:tcPr>
+          <w:p>
+            <w:pPr>
+              <w:rPr>
+                <w:sz w:val="14"/>
+                <w:szCs w:val="14"/>
+              </w:rPr>
+            </w:pPr>
+            <w:r>
+              <w:rPr>
+                <w:sz w:val="14"/>
+                <w:szCs w:val="14"/>
+              </w:rPr>
+              <w:t>8</w:t>
+            </w:r>
+          </w:p>
+        </w:tc>
+        <w:tc>
+          <w:tcPr>
+            <w:tcW w:w="30.35pt" w:type="dxa"/>
+            <w:tcBorders>
+              <w:bottom w:val="single" w:sz="12" w:space="0" w:color="auto"/>
+            </w:tcBorders>
+            <w:vAlign w:val="center"/>
+          </w:tcPr>
+          <w:p>
+            <w:pPr>
+              <w:rPr>
+                <w:b/>
+                <w:bCs/>
+                <w:sz w:val="14"/>
+                <w:szCs w:val="14"/>
+              </w:rPr>
+            </w:pPr>
+            <w:r>
+              <w:rPr>
+                <w:b/>
+                <w:bCs/>
+                <w:sz w:val="14"/>
+                <w:szCs w:val="14"/>
+              </w:rPr>
+              <w:t>0.3007</w:t>
+            </w:r>
+          </w:p>
+        </w:tc>
+        <w:tc>
+          <w:tcPr>
+            <w:tcW w:w="30.35pt" w:type="dxa"/>
+            <w:tcBorders>
+              <w:bottom w:val="single" w:sz="12" w:space="0" w:color="auto"/>
+            </w:tcBorders>
+            <w:vAlign w:val="center"/>
+          </w:tcPr>
+          <w:p>
+            <w:pPr>
+              <w:rPr>
+                <w:b/>
+                <w:bCs/>
+                <w:sz w:val="14"/>
+                <w:szCs w:val="14"/>
+              </w:rPr>
+            </w:pPr>
+            <w:r>
+              <w:rPr>
+                <w:b/>
+                <w:bCs/>
+                <w:sz w:val="14"/>
+                <w:szCs w:val="14"/>
+              </w:rPr>
+              <w:t>0.8926</w:t>
+            </w:r>
+          </w:p>
+        </w:tc>
+        <w:tc>
+          <w:tcPr>
+            <w:tcW w:w="30.35pt" w:type="dxa"/>
+            <w:tcBorders>
+              <w:bottom w:val="single" w:sz="12" w:space="0" w:color="auto"/>
+            </w:tcBorders>
+            <w:vAlign w:val="center"/>
+          </w:tcPr>
+          <w:p>
+            <w:pPr>
+              <w:rPr>
+                <w:b/>
+                <w:bCs/>
+                <w:sz w:val="14"/>
+                <w:szCs w:val="14"/>
+              </w:rPr>
+            </w:pPr>
+            <w:r>
+              <w:rPr>
+                <w:b/>
+                <w:bCs/>
+                <w:sz w:val="14"/>
+                <w:szCs w:val="14"/>
+              </w:rPr>
+              <w:t>0.8926</w:t>
+            </w:r>
+          </w:p>
+        </w:tc>
+        <w:tc>
+          <w:tcPr>
+            <w:tcW w:w="30.40pt" w:type="dxa"/>
+            <w:tcBorders>
+              <w:bottom w:val="single" w:sz="12" w:space="0" w:color="auto"/>
+            </w:tcBorders>
+            <w:vAlign w:val="center"/>
+          </w:tcPr>
+          <w:p>
+            <w:pPr>
+              <w:rPr>
+                <w:b/>
+                <w:bCs/>
+                <w:sz w:val="14"/>
+                <w:szCs w:val="14"/>
+              </w:rPr>
+            </w:pPr>
+            <w:r>
+              <w:rPr>
+                <w:b/>
+                <w:bCs/>
+                <w:sz w:val="14"/>
+                <w:szCs w:val="14"/>
+              </w:rPr>
+              <w:t>0.9613</w:t>
+            </w:r>
+          </w:p>
+        </w:tc>
+      </w:tr>
+      <w:tr>
+        <w:trPr>
+          <w:trHeight w:val="310"/>
+          <w:jc w:val="center"/>
+        </w:trPr>
+        <w:tc>
+          <w:tcPr>
+            <w:tcW w:w="30.35pt" w:type="dxa"/>
+            <w:vMerge w:val="restart"/>
+            <w:tcBorders>
+              <w:top w:val="single" w:sz="12" w:space="0" w:color="auto"/>
+            </w:tcBorders>
+            <w:textDirection w:val="lr"/>
+            <w:vAlign w:val="center"/>
+          </w:tcPr>
+          <w:p>
+            <w:pPr>
+              <w:pStyle w:val="tablecopy"/>
+              <w:ind w:start="5.65pt" w:end="5.65pt"/>
+              <w:jc w:val="center"/>
+              <w:rPr>
+                <w:b/>
+                <w:bCs/>
+              </w:rPr>
+            </w:pPr>
+            <w:r>
+              <w:rPr>
+                <w:b/>
+                <w:bCs/>
+              </w:rPr>
+              <w:t>Optimizer</w:t>
+            </w:r>
+          </w:p>
+        </w:tc>
+        <w:tc>
+          <w:tcPr>
+            <w:tcW w:w="30.35pt" w:type="dxa"/>
+            <w:tcBorders>
+              <w:top w:val="single" w:sz="12" w:space="0" w:color="auto"/>
+            </w:tcBorders>
+            <w:vAlign w:val="center"/>
+          </w:tcPr>
+          <w:p>
+            <w:pPr>
+              <w:pStyle w:val="tablecopy"/>
+              <w:jc w:val="center"/>
+              <w:rPr>
+                <w:sz w:val="14"/>
+                <w:szCs w:val="14"/>
+              </w:rPr>
+            </w:pPr>
+            <w:r>
+              <w:rPr>
+                <w:sz w:val="14"/>
+                <w:szCs w:val="14"/>
+              </w:rPr>
+              <w:t>SGD</w:t>
+            </w:r>
+          </w:p>
+        </w:tc>
+        <w:tc>
+          <w:tcPr>
+            <w:tcW w:w="30.35pt" w:type="dxa"/>
+            <w:tcBorders>
+              <w:top w:val="single" w:sz="12" w:space="0" w:color="auto"/>
+            </w:tcBorders>
+            <w:vAlign w:val="center"/>
+          </w:tcPr>
+          <w:p>
+            <w:pPr>
+              <w:rPr>
+                <w:sz w:val="14"/>
+                <w:szCs w:val="14"/>
+              </w:rPr>
+            </w:pPr>
+            <w:r>
+              <w:rPr>
+                <w:sz w:val="14"/>
+                <w:szCs w:val="14"/>
+              </w:rPr>
+              <w:t>30</w:t>
+            </w:r>
+          </w:p>
+        </w:tc>
+        <w:tc>
+          <w:tcPr>
+            <w:tcW w:w="30.35pt" w:type="dxa"/>
+            <w:tcBorders>
+              <w:top w:val="single" w:sz="12" w:space="0" w:color="auto"/>
+            </w:tcBorders>
+            <w:vAlign w:val="center"/>
+          </w:tcPr>
+          <w:p>
+            <w:pPr>
+              <w:rPr>
+                <w:sz w:val="14"/>
+                <w:szCs w:val="14"/>
+              </w:rPr>
+            </w:pPr>
+            <w:r>
+              <w:rPr>
+                <w:sz w:val="14"/>
+                <w:szCs w:val="14"/>
+              </w:rPr>
+              <w:t>30</w:t>
+            </w:r>
+          </w:p>
+        </w:tc>
+        <w:tc>
+          <w:tcPr>
+            <w:tcW w:w="30.35pt" w:type="dxa"/>
+            <w:tcBorders>
+              <w:top w:val="single" w:sz="12" w:space="0" w:color="auto"/>
+            </w:tcBorders>
+            <w:vAlign w:val="center"/>
+          </w:tcPr>
+          <w:p>
+            <w:pPr>
+              <w:rPr>
+                <w:sz w:val="14"/>
+                <w:szCs w:val="14"/>
+              </w:rPr>
+            </w:pPr>
+            <w:r>
+              <w:rPr>
+                <w:sz w:val="14"/>
+                <w:szCs w:val="14"/>
+              </w:rPr>
+              <w:t>0.4653</w:t>
+            </w:r>
+          </w:p>
+        </w:tc>
+        <w:tc>
+          <w:tcPr>
+            <w:tcW w:w="30.35pt" w:type="dxa"/>
+            <w:tcBorders>
+              <w:top w:val="single" w:sz="12" w:space="0" w:color="auto"/>
+            </w:tcBorders>
+            <w:vAlign w:val="center"/>
+          </w:tcPr>
+          <w:p>
+            <w:pPr>
+              <w:rPr>
+                <w:sz w:val="14"/>
+                <w:szCs w:val="14"/>
+              </w:rPr>
+            </w:pPr>
+            <w:r>
+              <w:rPr>
+                <w:sz w:val="14"/>
+                <w:szCs w:val="14"/>
+              </w:rPr>
+              <w:t>0.8114</w:t>
+            </w:r>
+          </w:p>
+        </w:tc>
+        <w:tc>
+          <w:tcPr>
+            <w:tcW w:w="30.35pt" w:type="dxa"/>
+            <w:tcBorders>
+              <w:top w:val="single" w:sz="12" w:space="0" w:color="auto"/>
+            </w:tcBorders>
+            <w:vAlign w:val="center"/>
+          </w:tcPr>
+          <w:p>
+            <w:pPr>
+              <w:rPr>
+                <w:sz w:val="14"/>
+                <w:szCs w:val="14"/>
+              </w:rPr>
+            </w:pPr>
+            <w:r>
+              <w:rPr>
+                <w:sz w:val="14"/>
+                <w:szCs w:val="14"/>
+              </w:rPr>
+              <w:t>0.8009</w:t>
+            </w:r>
+          </w:p>
+        </w:tc>
+        <w:tc>
+          <w:tcPr>
+            <w:tcW w:w="30.40pt" w:type="dxa"/>
+            <w:tcBorders>
+              <w:top w:val="single" w:sz="12" w:space="0" w:color="auto"/>
+            </w:tcBorders>
+            <w:vAlign w:val="center"/>
+          </w:tcPr>
+          <w:p>
+            <w:pPr>
+              <w:rPr>
+                <w:sz w:val="14"/>
+                <w:szCs w:val="14"/>
+              </w:rPr>
+            </w:pPr>
+            <w:r>
+              <w:rPr>
+                <w:sz w:val="14"/>
+                <w:szCs w:val="14"/>
+              </w:rPr>
+              <w:t>0.8741</w:t>
+            </w:r>
+          </w:p>
+        </w:tc>
+      </w:tr>
+      <w:tr>
+        <w:trPr>
+          <w:trHeight w:val="310"/>
+          <w:jc w:val="center"/>
+        </w:trPr>
+        <w:tc>
+          <w:tcPr>
+            <w:tcW w:w="30.35pt" w:type="dxa"/>
+            <w:vMerge/>
+            <w:vAlign w:val="center"/>
+          </w:tcPr>
+          <w:p>
+            <w:pPr>
+              <w:pStyle w:val="tablecopy"/>
+              <w:jc w:val="center"/>
+              <w:rPr>
+                <w:b/>
+                <w:bCs/>
+              </w:rPr>
+            </w:pPr>
+          </w:p>
+        </w:tc>
+        <w:tc>
+          <w:tcPr>
+            <w:tcW w:w="30.35pt" w:type="dxa"/>
+            <w:vAlign w:val="center"/>
+          </w:tcPr>
+          <w:p>
+            <w:pPr>
+              <w:pStyle w:val="tablecopy"/>
+              <w:jc w:val="center"/>
+              <w:rPr>
+                <w:sz w:val="14"/>
+                <w:szCs w:val="14"/>
+              </w:rPr>
+            </w:pPr>
+            <w:r>
+              <w:rPr>
+                <w:sz w:val="14"/>
+                <w:szCs w:val="14"/>
+              </w:rPr>
+              <w:t>SGD+Momentum</w:t>
+            </w:r>
+          </w:p>
+        </w:tc>
+        <w:tc>
+          <w:tcPr>
+            <w:tcW w:w="30.35pt" w:type="dxa"/>
+            <w:vAlign w:val="center"/>
+          </w:tcPr>
+          <w:p>
+            <w:pPr>
+              <w:rPr>
+                <w:sz w:val="14"/>
+                <w:szCs w:val="14"/>
+              </w:rPr>
+            </w:pPr>
+            <w:r>
+              <w:rPr>
+                <w:sz w:val="14"/>
+                <w:szCs w:val="14"/>
+              </w:rPr>
+              <w:t>30</w:t>
+            </w:r>
+          </w:p>
+        </w:tc>
+        <w:tc>
+          <w:tcPr>
+            <w:tcW w:w="30.35pt" w:type="dxa"/>
+            <w:vAlign w:val="center"/>
+          </w:tcPr>
+          <w:p>
+            <w:pPr>
+              <w:rPr>
+                <w:sz w:val="14"/>
+                <w:szCs w:val="14"/>
+              </w:rPr>
+            </w:pPr>
+            <w:r>
+              <w:rPr>
+                <w:sz w:val="14"/>
+                <w:szCs w:val="14"/>
+              </w:rPr>
+              <w:t>30</w:t>
+            </w:r>
+          </w:p>
+        </w:tc>
+        <w:tc>
+          <w:tcPr>
+            <w:tcW w:w="30.35pt" w:type="dxa"/>
+            <w:vAlign w:val="center"/>
+          </w:tcPr>
+          <w:p>
+            <w:pPr>
+              <w:rPr>
+                <w:sz w:val="14"/>
+                <w:szCs w:val="14"/>
+              </w:rPr>
+            </w:pPr>
+            <w:r>
+              <w:rPr>
+                <w:sz w:val="14"/>
+                <w:szCs w:val="14"/>
+              </w:rPr>
+              <w:t>0.3490</w:t>
+            </w:r>
+          </w:p>
+        </w:tc>
+        <w:tc>
+          <w:tcPr>
+            <w:tcW w:w="30.35pt" w:type="dxa"/>
+            <w:vAlign w:val="center"/>
+          </w:tcPr>
+          <w:p>
+            <w:pPr>
+              <w:rPr>
+                <w:sz w:val="14"/>
+                <w:szCs w:val="14"/>
+              </w:rPr>
+            </w:pPr>
+            <w:r>
+              <w:rPr>
+                <w:sz w:val="14"/>
+                <w:szCs w:val="14"/>
+              </w:rPr>
+              <w:t>0.8593</w:t>
+            </w:r>
+          </w:p>
+        </w:tc>
+        <w:tc>
+          <w:tcPr>
+            <w:tcW w:w="30.35pt" w:type="dxa"/>
+            <w:vAlign w:val="center"/>
+          </w:tcPr>
+          <w:p>
+            <w:pPr>
+              <w:rPr>
+                <w:sz w:val="14"/>
+                <w:szCs w:val="14"/>
+              </w:rPr>
+            </w:pPr>
+            <w:r>
+              <w:rPr>
+                <w:sz w:val="14"/>
+                <w:szCs w:val="14"/>
+              </w:rPr>
+              <w:t>0.8602</w:t>
+            </w:r>
+          </w:p>
+        </w:tc>
+        <w:tc>
+          <w:tcPr>
+            <w:tcW w:w="30.40pt" w:type="dxa"/>
+            <w:vAlign w:val="center"/>
+          </w:tcPr>
+          <w:p>
+            <w:pPr>
+              <w:rPr>
+                <w:sz w:val="14"/>
+                <w:szCs w:val="14"/>
+              </w:rPr>
+            </w:pPr>
+            <w:r>
+              <w:rPr>
+                <w:sz w:val="14"/>
+                <w:szCs w:val="14"/>
+              </w:rPr>
+              <w:t>0.9389</w:t>
+            </w:r>
+          </w:p>
+        </w:tc>
+      </w:tr>
+      <w:tr>
+        <w:trPr>
+          <w:trHeight w:val="310"/>
+          <w:jc w:val="center"/>
+        </w:trPr>
+        <w:tc>
+          <w:tcPr>
+            <w:tcW w:w="30.35pt" w:type="dxa"/>
+            <w:vMerge/>
+            <w:vAlign w:val="center"/>
+          </w:tcPr>
+          <w:p>
+            <w:pPr>
+              <w:pStyle w:val="tablecopy"/>
+              <w:jc w:val="center"/>
+              <w:rPr>
+                <w:b/>
+                <w:bCs/>
+              </w:rPr>
+            </w:pPr>
+          </w:p>
+        </w:tc>
+        <w:tc>
+          <w:tcPr>
+            <w:tcW w:w="30.35pt" w:type="dxa"/>
+            <w:vAlign w:val="center"/>
+          </w:tcPr>
+          <w:p>
+            <w:pPr>
+              <w:pStyle w:val="tablecopy"/>
+              <w:jc w:val="center"/>
+              <w:rPr>
+                <w:sz w:val="14"/>
+                <w:szCs w:val="14"/>
+              </w:rPr>
+            </w:pPr>
+            <w:r>
+              <w:rPr>
+                <w:sz w:val="14"/>
+                <w:szCs w:val="14"/>
+              </w:rPr>
+              <w:t>RMSprop</w:t>
+            </w:r>
+          </w:p>
+        </w:tc>
+        <w:tc>
+          <w:tcPr>
+            <w:tcW w:w="30.35pt" w:type="dxa"/>
+            <w:vAlign w:val="center"/>
+          </w:tcPr>
+          <w:p>
+            <w:pPr>
+              <w:rPr>
+                <w:sz w:val="14"/>
+                <w:szCs w:val="14"/>
+              </w:rPr>
+            </w:pPr>
+            <w:r>
+              <w:rPr>
+                <w:sz w:val="14"/>
+                <w:szCs w:val="14"/>
+              </w:rPr>
+              <w:t>18</w:t>
+            </w:r>
+          </w:p>
+        </w:tc>
+        <w:tc>
+          <w:tcPr>
+            <w:tcW w:w="30.35pt" w:type="dxa"/>
+            <w:vAlign w:val="center"/>
+          </w:tcPr>
+          <w:p>
+            <w:pPr>
+              <w:rPr>
+                <w:sz w:val="14"/>
+                <w:szCs w:val="14"/>
+              </w:rPr>
+            </w:pPr>
+            <w:r>
+              <w:rPr>
+                <w:sz w:val="14"/>
+                <w:szCs w:val="14"/>
+              </w:rPr>
+              <w:t>13</w:t>
+            </w:r>
+          </w:p>
+        </w:tc>
+        <w:tc>
+          <w:tcPr>
+            <w:tcW w:w="30.35pt" w:type="dxa"/>
+            <w:vAlign w:val="center"/>
+          </w:tcPr>
+          <w:p>
+            <w:pPr>
+              <w:rPr>
+                <w:b/>
+                <w:bCs/>
+                <w:sz w:val="14"/>
+                <w:szCs w:val="14"/>
+              </w:rPr>
+            </w:pPr>
+            <w:r>
+              <w:rPr>
+                <w:b/>
+                <w:bCs/>
+                <w:sz w:val="14"/>
+                <w:szCs w:val="14"/>
+              </w:rPr>
+              <w:t>0.2985</w:t>
+            </w:r>
+          </w:p>
+        </w:tc>
+        <w:tc>
+          <w:tcPr>
+            <w:tcW w:w="30.35pt" w:type="dxa"/>
+            <w:vAlign w:val="center"/>
+          </w:tcPr>
+          <w:p>
+            <w:pPr>
+              <w:rPr>
+                <w:sz w:val="14"/>
+                <w:szCs w:val="14"/>
+              </w:rPr>
+            </w:pPr>
+            <w:r>
+              <w:rPr>
+                <w:sz w:val="14"/>
+                <w:szCs w:val="14"/>
+              </w:rPr>
+              <w:t>0.8850</w:t>
+            </w:r>
+          </w:p>
+        </w:tc>
+        <w:tc>
+          <w:tcPr>
+            <w:tcW w:w="30.35pt" w:type="dxa"/>
+            <w:vAlign w:val="center"/>
+          </w:tcPr>
+          <w:p>
+            <w:pPr>
+              <w:rPr>
+                <w:sz w:val="14"/>
+                <w:szCs w:val="14"/>
+              </w:rPr>
+            </w:pPr>
+            <w:r>
+              <w:rPr>
+                <w:sz w:val="14"/>
+                <w:szCs w:val="14"/>
+              </w:rPr>
+              <w:t>0.8815</w:t>
+            </w:r>
+          </w:p>
+        </w:tc>
+        <w:tc>
+          <w:tcPr>
+            <w:tcW w:w="30.40pt" w:type="dxa"/>
+            <w:vAlign w:val="center"/>
+          </w:tcPr>
+          <w:p>
+            <w:pPr>
+              <w:rPr>
+                <w:b/>
+                <w:bCs/>
+                <w:sz w:val="14"/>
+                <w:szCs w:val="14"/>
+              </w:rPr>
+            </w:pPr>
+            <w:r>
+              <w:rPr>
+                <w:b/>
+                <w:bCs/>
+                <w:sz w:val="14"/>
+                <w:szCs w:val="14"/>
+              </w:rPr>
+              <w:t>0.9621</w:t>
+            </w:r>
+          </w:p>
+        </w:tc>
+      </w:tr>
+      <w:tr>
+        <w:trPr>
+          <w:trHeight w:val="310"/>
+          <w:jc w:val="center"/>
+        </w:trPr>
+        <w:tc>
+          <w:tcPr>
+            <w:tcW w:w="30.35pt" w:type="dxa"/>
+            <w:vMerge/>
+            <w:tcBorders>
+              <w:bottom w:val="single" w:sz="12" w:space="0" w:color="auto"/>
+            </w:tcBorders>
+            <w:vAlign w:val="center"/>
+          </w:tcPr>
+          <w:p>
+            <w:pPr>
+              <w:pStyle w:val="tablecopy"/>
+              <w:jc w:val="center"/>
+              <w:rPr>
+                <w:b/>
+                <w:bCs/>
+              </w:rPr>
+            </w:pPr>
+          </w:p>
+        </w:tc>
+        <w:tc>
+          <w:tcPr>
+            <w:tcW w:w="30.35pt" w:type="dxa"/>
+            <w:tcBorders>
+              <w:bottom w:val="single" w:sz="12" w:space="0" w:color="auto"/>
+            </w:tcBorders>
+            <w:vAlign w:val="center"/>
+          </w:tcPr>
+          <w:p>
+            <w:pPr>
+              <w:pStyle w:val="tablecopy"/>
+              <w:jc w:val="center"/>
+              <w:rPr>
+                <w:b/>
+                <w:bCs/>
+                <w:sz w:val="14"/>
+                <w:szCs w:val="14"/>
+              </w:rPr>
+            </w:pPr>
+            <w:r>
+              <w:rPr>
+                <w:b/>
+                <w:bCs/>
+                <w:sz w:val="14"/>
+                <w:szCs w:val="14"/>
+              </w:rPr>
+              <w:t>Adam</w:t>
+            </w:r>
+          </w:p>
+        </w:tc>
+        <w:tc>
+          <w:tcPr>
+            <w:tcW w:w="30.35pt" w:type="dxa"/>
+            <w:tcBorders>
+              <w:bottom w:val="single" w:sz="12" w:space="0" w:color="auto"/>
+            </w:tcBorders>
+            <w:vAlign w:val="center"/>
+          </w:tcPr>
+          <w:p>
+            <w:pPr>
+              <w:rPr>
+                <w:sz w:val="14"/>
+                <w:szCs w:val="14"/>
+              </w:rPr>
+            </w:pPr>
+            <w:r>
+              <w:rPr>
+                <w:sz w:val="14"/>
+                <w:szCs w:val="14"/>
+              </w:rPr>
+              <w:t>13</w:t>
+            </w:r>
+          </w:p>
+        </w:tc>
+        <w:tc>
+          <w:tcPr>
+            <w:tcW w:w="30.35pt" w:type="dxa"/>
+            <w:tcBorders>
+              <w:bottom w:val="single" w:sz="12" w:space="0" w:color="auto"/>
+            </w:tcBorders>
+            <w:vAlign w:val="center"/>
+          </w:tcPr>
+          <w:p>
+            <w:pPr>
+              <w:rPr>
+                <w:sz w:val="14"/>
+                <w:szCs w:val="14"/>
+              </w:rPr>
+            </w:pPr>
+            <w:r>
+              <w:rPr>
+                <w:sz w:val="14"/>
+                <w:szCs w:val="14"/>
+              </w:rPr>
+              <w:t>8</w:t>
+            </w:r>
+          </w:p>
+        </w:tc>
+        <w:tc>
+          <w:tcPr>
+            <w:tcW w:w="30.35pt" w:type="dxa"/>
+            <w:tcBorders>
+              <w:bottom w:val="single" w:sz="12" w:space="0" w:color="auto"/>
+            </w:tcBorders>
+            <w:vAlign w:val="center"/>
+          </w:tcPr>
+          <w:p>
+            <w:pPr>
+              <w:rPr>
+                <w:sz w:val="14"/>
+                <w:szCs w:val="14"/>
+              </w:rPr>
+            </w:pPr>
+            <w:r>
+              <w:rPr>
+                <w:sz w:val="14"/>
+                <w:szCs w:val="14"/>
+              </w:rPr>
+              <w:t>0.3007</w:t>
+            </w:r>
+          </w:p>
+        </w:tc>
+        <w:tc>
+          <w:tcPr>
+            <w:tcW w:w="30.35pt" w:type="dxa"/>
+            <w:tcBorders>
+              <w:bottom w:val="single" w:sz="12" w:space="0" w:color="auto"/>
+            </w:tcBorders>
+            <w:vAlign w:val="center"/>
+          </w:tcPr>
+          <w:p>
+            <w:pPr>
+              <w:rPr>
+                <w:b/>
+                <w:bCs/>
+                <w:sz w:val="14"/>
+                <w:szCs w:val="14"/>
+              </w:rPr>
+            </w:pPr>
+            <w:r>
+              <w:rPr>
+                <w:b/>
+                <w:bCs/>
+                <w:sz w:val="14"/>
+                <w:szCs w:val="14"/>
+              </w:rPr>
+              <w:t>0.8936</w:t>
+            </w:r>
+          </w:p>
+        </w:tc>
+        <w:tc>
+          <w:tcPr>
+            <w:tcW w:w="30.35pt" w:type="dxa"/>
+            <w:tcBorders>
+              <w:bottom w:val="single" w:sz="12" w:space="0" w:color="auto"/>
+            </w:tcBorders>
+            <w:vAlign w:val="center"/>
+          </w:tcPr>
+          <w:p>
+            <w:pPr>
+              <w:rPr>
+                <w:b/>
+                <w:bCs/>
+                <w:sz w:val="14"/>
+                <w:szCs w:val="14"/>
+              </w:rPr>
+            </w:pPr>
+            <w:r>
+              <w:rPr>
+                <w:b/>
+                <w:bCs/>
+                <w:sz w:val="14"/>
+                <w:szCs w:val="14"/>
+              </w:rPr>
+              <w:t>0.89</w:t>
+            </w:r>
+            <w:r>
+              <w:rPr>
+                <w:b/>
+                <w:bCs/>
+                <w:sz w:val="14"/>
+                <w:szCs w:val="14"/>
+              </w:rPr>
+              <w:t>26</w:t>
+            </w:r>
+          </w:p>
+        </w:tc>
+        <w:tc>
+          <w:tcPr>
+            <w:tcW w:w="30.40pt" w:type="dxa"/>
+            <w:tcBorders>
+              <w:bottom w:val="single" w:sz="12" w:space="0" w:color="auto"/>
+            </w:tcBorders>
+            <w:vAlign w:val="center"/>
+          </w:tcPr>
+          <w:p>
+            <w:pPr>
+              <w:rPr>
+                <w:sz w:val="14"/>
+                <w:szCs w:val="14"/>
+              </w:rPr>
+            </w:pPr>
+            <w:r>
+              <w:rPr>
+                <w:sz w:val="14"/>
+                <w:szCs w:val="14"/>
+              </w:rPr>
+              <w:t>0.9613</w:t>
+            </w:r>
+          </w:p>
+        </w:tc>
+      </w:tr>
+      <w:tr>
+        <w:trPr>
+          <w:trHeight w:val="310"/>
+          <w:jc w:val="center"/>
+        </w:trPr>
+        <w:tc>
+          <w:tcPr>
+            <w:tcW w:w="30.35pt" w:type="dxa"/>
+            <w:vMerge w:val="restart"/>
+            <w:tcBorders>
+              <w:top w:val="single" w:sz="12" w:space="0" w:color="auto"/>
+            </w:tcBorders>
+            <w:textDirection w:val="lr"/>
+            <w:vAlign w:val="center"/>
+          </w:tcPr>
+          <w:p>
+            <w:pPr>
+              <w:pStyle w:val="tablecopy"/>
+              <w:ind w:start="5.65pt" w:end="5.65pt"/>
+              <w:jc w:val="center"/>
+              <w:rPr>
+                <w:b/>
+                <w:bCs/>
+              </w:rPr>
+            </w:pPr>
+            <w:r>
+              <w:rPr>
+                <w:b/>
+                <w:bCs/>
+              </w:rPr>
+              <w:t>Batch Size</w:t>
+            </w:r>
+          </w:p>
+        </w:tc>
+        <w:tc>
+          <w:tcPr>
+            <w:tcW w:w="30.35pt" w:type="dxa"/>
+            <w:tcBorders>
+              <w:top w:val="single" w:sz="12" w:space="0" w:color="auto"/>
+            </w:tcBorders>
+            <w:vAlign w:val="center"/>
+          </w:tcPr>
+          <w:p>
+            <w:pPr>
+              <w:pStyle w:val="tablecopy"/>
+              <w:jc w:val="center"/>
+              <w:rPr>
+                <w:sz w:val="14"/>
+                <w:szCs w:val="14"/>
+              </w:rPr>
+            </w:pPr>
+            <w:r>
+              <w:rPr>
+                <w:sz w:val="14"/>
+                <w:szCs w:val="14"/>
+              </w:rPr>
+              <w:t>16</w:t>
+            </w:r>
+          </w:p>
+        </w:tc>
+        <w:tc>
+          <w:tcPr>
+            <w:tcW w:w="30.35pt" w:type="dxa"/>
+            <w:tcBorders>
+              <w:top w:val="single" w:sz="12" w:space="0" w:color="auto"/>
+            </w:tcBorders>
+            <w:vAlign w:val="center"/>
+          </w:tcPr>
+          <w:p>
+            <w:pPr>
+              <w:rPr>
+                <w:sz w:val="14"/>
+                <w:szCs w:val="14"/>
+              </w:rPr>
+            </w:pPr>
+            <w:r>
+              <w:rPr>
+                <w:sz w:val="14"/>
+                <w:szCs w:val="14"/>
+              </w:rPr>
+              <w:t>9</w:t>
+            </w:r>
+          </w:p>
+        </w:tc>
+        <w:tc>
+          <w:tcPr>
+            <w:tcW w:w="30.35pt" w:type="dxa"/>
+            <w:tcBorders>
+              <w:top w:val="single" w:sz="12" w:space="0" w:color="auto"/>
+            </w:tcBorders>
+            <w:vAlign w:val="center"/>
+          </w:tcPr>
+          <w:p>
+            <w:pPr>
+              <w:rPr>
+                <w:sz w:val="14"/>
+                <w:szCs w:val="14"/>
+              </w:rPr>
+            </w:pPr>
+            <w:r>
+              <w:rPr>
+                <w:sz w:val="14"/>
+                <w:szCs w:val="14"/>
+              </w:rPr>
+              <w:t>4</w:t>
+            </w:r>
+          </w:p>
+        </w:tc>
+        <w:tc>
+          <w:tcPr>
+            <w:tcW w:w="30.35pt" w:type="dxa"/>
+            <w:tcBorders>
+              <w:top w:val="single" w:sz="12" w:space="0" w:color="auto"/>
+            </w:tcBorders>
+            <w:vAlign w:val="center"/>
+          </w:tcPr>
+          <w:p>
+            <w:pPr>
+              <w:rPr>
+                <w:sz w:val="14"/>
+                <w:szCs w:val="14"/>
+              </w:rPr>
+            </w:pPr>
+            <w:r>
+              <w:rPr>
+                <w:sz w:val="14"/>
+                <w:szCs w:val="14"/>
+              </w:rPr>
+              <w:t>0.3060</w:t>
+            </w:r>
+          </w:p>
+        </w:tc>
+        <w:tc>
+          <w:tcPr>
+            <w:tcW w:w="30.35pt" w:type="dxa"/>
+            <w:tcBorders>
+              <w:top w:val="single" w:sz="12" w:space="0" w:color="auto"/>
+            </w:tcBorders>
+            <w:vAlign w:val="center"/>
+          </w:tcPr>
+          <w:p>
+            <w:pPr>
+              <w:rPr>
+                <w:sz w:val="14"/>
+                <w:szCs w:val="14"/>
+              </w:rPr>
+            </w:pPr>
+            <w:r>
+              <w:rPr>
+                <w:sz w:val="14"/>
+                <w:szCs w:val="14"/>
+              </w:rPr>
+              <w:t>0.8879</w:t>
+            </w:r>
+          </w:p>
+        </w:tc>
+        <w:tc>
+          <w:tcPr>
+            <w:tcW w:w="30.35pt" w:type="dxa"/>
+            <w:tcBorders>
+              <w:top w:val="single" w:sz="12" w:space="0" w:color="auto"/>
+            </w:tcBorders>
+            <w:vAlign w:val="center"/>
+          </w:tcPr>
+          <w:p>
+            <w:pPr>
+              <w:rPr>
+                <w:sz w:val="14"/>
+                <w:szCs w:val="14"/>
+              </w:rPr>
+            </w:pPr>
+            <w:r>
+              <w:rPr>
+                <w:sz w:val="14"/>
+                <w:szCs w:val="14"/>
+              </w:rPr>
+              <w:t>0.8876</w:t>
+            </w:r>
+          </w:p>
+        </w:tc>
+        <w:tc>
+          <w:tcPr>
+            <w:tcW w:w="30.40pt" w:type="dxa"/>
+            <w:tcBorders>
+              <w:top w:val="single" w:sz="12" w:space="0" w:color="auto"/>
+            </w:tcBorders>
+            <w:vAlign w:val="center"/>
+          </w:tcPr>
+          <w:p>
+            <w:pPr>
+              <w:rPr>
+                <w:sz w:val="14"/>
+                <w:szCs w:val="14"/>
+              </w:rPr>
+            </w:pPr>
+            <w:r>
+              <w:rPr>
+                <w:sz w:val="14"/>
+                <w:szCs w:val="14"/>
+              </w:rPr>
+              <w:t>0.9580</w:t>
+            </w:r>
+          </w:p>
+        </w:tc>
+      </w:tr>
+      <w:tr>
+        <w:trPr>
+          <w:trHeight w:val="310"/>
+          <w:jc w:val="center"/>
+        </w:trPr>
+        <w:tc>
+          <w:tcPr>
+            <w:tcW w:w="30.35pt" w:type="dxa"/>
+            <w:vMerge/>
+            <w:vAlign w:val="center"/>
+          </w:tcPr>
+          <w:p>
+            <w:pPr>
+              <w:pStyle w:val="tablecopy"/>
+              <w:jc w:val="center"/>
+              <w:rPr>
+                <w:b/>
+                <w:bCs/>
+              </w:rPr>
+            </w:pPr>
+          </w:p>
+        </w:tc>
+        <w:tc>
+          <w:tcPr>
+            <w:tcW w:w="30.35pt" w:type="dxa"/>
+            <w:vAlign w:val="center"/>
+          </w:tcPr>
+          <w:p>
+            <w:pPr>
+              <w:pStyle w:val="tablecopy"/>
+              <w:jc w:val="center"/>
+              <w:rPr>
+                <w:sz w:val="14"/>
+                <w:szCs w:val="14"/>
+              </w:rPr>
+            </w:pPr>
+            <w:r>
+              <w:rPr>
+                <w:sz w:val="14"/>
+                <w:szCs w:val="14"/>
+              </w:rPr>
+              <w:t>32</w:t>
+            </w:r>
+          </w:p>
+        </w:tc>
+        <w:tc>
+          <w:tcPr>
+            <w:tcW w:w="30.35pt" w:type="dxa"/>
+            <w:vAlign w:val="center"/>
+          </w:tcPr>
+          <w:p>
+            <w:pPr>
+              <w:rPr>
+                <w:sz w:val="14"/>
+                <w:szCs w:val="14"/>
+              </w:rPr>
+            </w:pPr>
+            <w:r>
+              <w:rPr>
+                <w:sz w:val="14"/>
+                <w:szCs w:val="14"/>
+              </w:rPr>
+              <w:t>9</w:t>
+            </w:r>
+          </w:p>
+        </w:tc>
+        <w:tc>
+          <w:tcPr>
+            <w:tcW w:w="30.35pt" w:type="dxa"/>
+            <w:vAlign w:val="center"/>
+          </w:tcPr>
+          <w:p>
+            <w:pPr>
+              <w:rPr>
+                <w:sz w:val="14"/>
+                <w:szCs w:val="14"/>
+              </w:rPr>
+            </w:pPr>
+            <w:r>
+              <w:rPr>
+                <w:sz w:val="14"/>
+                <w:szCs w:val="14"/>
+              </w:rPr>
+              <w:t>4</w:t>
+            </w:r>
+          </w:p>
+        </w:tc>
+        <w:tc>
+          <w:tcPr>
+            <w:tcW w:w="30.35pt" w:type="dxa"/>
+            <w:vAlign w:val="center"/>
+          </w:tcPr>
+          <w:p>
+            <w:pPr>
+              <w:rPr>
+                <w:sz w:val="14"/>
+                <w:szCs w:val="14"/>
+              </w:rPr>
+            </w:pPr>
+            <w:r>
+              <w:rPr>
+                <w:sz w:val="14"/>
+                <w:szCs w:val="14"/>
+              </w:rPr>
+              <w:t>0.3291</w:t>
+            </w:r>
+          </w:p>
+        </w:tc>
+        <w:tc>
+          <w:tcPr>
+            <w:tcW w:w="30.35pt" w:type="dxa"/>
+            <w:vAlign w:val="center"/>
+          </w:tcPr>
+          <w:p>
+            <w:pPr>
+              <w:rPr>
+                <w:sz w:val="14"/>
+                <w:szCs w:val="14"/>
+              </w:rPr>
+            </w:pPr>
+            <w:r>
+              <w:rPr>
+                <w:sz w:val="14"/>
+                <w:szCs w:val="14"/>
+              </w:rPr>
+              <w:t>0.8736</w:t>
+            </w:r>
+          </w:p>
+        </w:tc>
+        <w:tc>
+          <w:tcPr>
+            <w:tcW w:w="30.35pt" w:type="dxa"/>
+            <w:vAlign w:val="center"/>
+          </w:tcPr>
+          <w:p>
+            <w:pPr>
+              <w:rPr>
+                <w:sz w:val="14"/>
+                <w:szCs w:val="14"/>
+              </w:rPr>
+            </w:pPr>
+            <w:r>
+              <w:rPr>
+                <w:sz w:val="14"/>
+                <w:szCs w:val="14"/>
+              </w:rPr>
+              <w:t>0.8785</w:t>
+            </w:r>
+          </w:p>
+        </w:tc>
+        <w:tc>
+          <w:tcPr>
+            <w:tcW w:w="30.40pt" w:type="dxa"/>
+            <w:vAlign w:val="center"/>
+          </w:tcPr>
+          <w:p>
+            <w:pPr>
+              <w:rPr>
+                <w:sz w:val="14"/>
+                <w:szCs w:val="14"/>
+              </w:rPr>
+            </w:pPr>
+            <w:r>
+              <w:rPr>
+                <w:sz w:val="14"/>
+                <w:szCs w:val="14"/>
+              </w:rPr>
+              <w:t>0.9555</w:t>
+            </w:r>
+          </w:p>
+        </w:tc>
+      </w:tr>
+      <w:tr>
+        <w:trPr>
+          <w:trHeight w:val="310"/>
+          <w:jc w:val="center"/>
+        </w:trPr>
+        <w:tc>
+          <w:tcPr>
+            <w:tcW w:w="30.35pt" w:type="dxa"/>
+            <w:vMerge/>
+            <w:vAlign w:val="center"/>
+          </w:tcPr>
+          <w:p>
+            <w:pPr>
+              <w:pStyle w:val="tablecopy"/>
+              <w:jc w:val="center"/>
+              <w:rPr>
+                <w:b/>
+                <w:bCs/>
+              </w:rPr>
+            </w:pPr>
+          </w:p>
+        </w:tc>
+        <w:tc>
+          <w:tcPr>
+            <w:tcW w:w="30.35pt" w:type="dxa"/>
+            <w:vAlign w:val="center"/>
+          </w:tcPr>
+          <w:p>
+            <w:pPr>
+              <w:pStyle w:val="tablecopy"/>
+              <w:jc w:val="center"/>
+              <w:rPr>
+                <w:sz w:val="14"/>
+                <w:szCs w:val="14"/>
+              </w:rPr>
+            </w:pPr>
+            <w:r>
+              <w:rPr>
+                <w:sz w:val="14"/>
+                <w:szCs w:val="14"/>
+              </w:rPr>
+              <w:t>64</w:t>
+            </w:r>
+          </w:p>
+        </w:tc>
+        <w:tc>
+          <w:tcPr>
+            <w:tcW w:w="30.35pt" w:type="dxa"/>
+            <w:vAlign w:val="center"/>
+          </w:tcPr>
+          <w:p>
+            <w:pPr>
+              <w:rPr>
+                <w:sz w:val="14"/>
+                <w:szCs w:val="14"/>
+              </w:rPr>
+            </w:pPr>
+            <w:r>
+              <w:rPr>
+                <w:sz w:val="14"/>
+                <w:szCs w:val="14"/>
+              </w:rPr>
+              <w:t>13</w:t>
+            </w:r>
+          </w:p>
+        </w:tc>
+        <w:tc>
+          <w:tcPr>
+            <w:tcW w:w="30.35pt" w:type="dxa"/>
+            <w:vAlign w:val="center"/>
+          </w:tcPr>
+          <w:p>
+            <w:pPr>
+              <w:rPr>
+                <w:sz w:val="14"/>
+                <w:szCs w:val="14"/>
+              </w:rPr>
+            </w:pPr>
+            <w:r>
+              <w:rPr>
+                <w:sz w:val="14"/>
+                <w:szCs w:val="14"/>
+              </w:rPr>
+              <w:t>8</w:t>
+            </w:r>
+          </w:p>
+        </w:tc>
+        <w:tc>
+          <w:tcPr>
+            <w:tcW w:w="30.35pt" w:type="dxa"/>
+            <w:vAlign w:val="center"/>
+          </w:tcPr>
+          <w:p>
+            <w:pPr>
+              <w:rPr>
+                <w:sz w:val="14"/>
+                <w:szCs w:val="14"/>
+              </w:rPr>
+            </w:pPr>
+            <w:r>
+              <w:rPr>
+                <w:sz w:val="14"/>
+                <w:szCs w:val="14"/>
+              </w:rPr>
+              <w:t>0.3007</w:t>
+            </w:r>
+          </w:p>
+        </w:tc>
+        <w:tc>
+          <w:tcPr>
+            <w:tcW w:w="30.35pt" w:type="dxa"/>
+            <w:vAlign w:val="center"/>
+          </w:tcPr>
+          <w:p>
+            <w:pPr>
+              <w:rPr>
+                <w:sz w:val="14"/>
+                <w:szCs w:val="14"/>
+              </w:rPr>
+            </w:pPr>
+            <w:r>
+              <w:rPr>
+                <w:sz w:val="14"/>
+                <w:szCs w:val="14"/>
+              </w:rPr>
+              <w:t>0.8936</w:t>
+            </w:r>
+          </w:p>
+        </w:tc>
+        <w:tc>
+          <w:tcPr>
+            <w:tcW w:w="30.35pt" w:type="dxa"/>
+            <w:vAlign w:val="center"/>
+          </w:tcPr>
+          <w:p>
+            <w:pPr>
+              <w:rPr>
+                <w:sz w:val="14"/>
+                <w:szCs w:val="14"/>
+              </w:rPr>
+            </w:pPr>
+            <w:r>
+              <w:rPr>
+                <w:sz w:val="14"/>
+                <w:szCs w:val="14"/>
+              </w:rPr>
+              <w:t>0.8926</w:t>
+            </w:r>
+          </w:p>
+        </w:tc>
+        <w:tc>
+          <w:tcPr>
+            <w:tcW w:w="30.40pt" w:type="dxa"/>
+            <w:vAlign w:val="center"/>
+          </w:tcPr>
+          <w:p>
+            <w:pPr>
+              <w:rPr>
+                <w:b/>
+                <w:bCs/>
+                <w:sz w:val="14"/>
+                <w:szCs w:val="14"/>
+              </w:rPr>
+            </w:pPr>
+            <w:r>
+              <w:rPr>
+                <w:b/>
+                <w:bCs/>
+                <w:sz w:val="14"/>
+                <w:szCs w:val="14"/>
+              </w:rPr>
+              <w:t>0.9613</w:t>
+            </w:r>
+          </w:p>
+        </w:tc>
+      </w:tr>
+      <w:tr>
+        <w:trPr>
+          <w:trHeight w:val="310"/>
+          <w:jc w:val="center"/>
+        </w:trPr>
+        <w:tc>
+          <w:tcPr>
+            <w:tcW w:w="30.35pt" w:type="dxa"/>
+            <w:vMerge/>
+            <w:vAlign w:val="center"/>
+          </w:tcPr>
+          <w:p>
+            <w:pPr>
+              <w:pStyle w:val="tablecopy"/>
+              <w:jc w:val="center"/>
+              <w:rPr>
+                <w:b/>
+                <w:bCs/>
+              </w:rPr>
+            </w:pPr>
+          </w:p>
+        </w:tc>
+        <w:tc>
+          <w:tcPr>
+            <w:tcW w:w="30.35pt" w:type="dxa"/>
+            <w:vAlign w:val="center"/>
+          </w:tcPr>
+          <w:p>
+            <w:pPr>
+              <w:pStyle w:val="tablecopy"/>
+              <w:jc w:val="center"/>
+              <w:rPr>
+                <w:b/>
+                <w:bCs/>
+                <w:sz w:val="14"/>
+                <w:szCs w:val="14"/>
+              </w:rPr>
+            </w:pPr>
+            <w:r>
+              <w:rPr>
+                <w:b/>
+                <w:bCs/>
+                <w:sz w:val="14"/>
+                <w:szCs w:val="14"/>
+              </w:rPr>
+              <w:t>128</w:t>
+            </w:r>
+          </w:p>
+        </w:tc>
+        <w:tc>
+          <w:tcPr>
+            <w:tcW w:w="30.35pt" w:type="dxa"/>
+            <w:vAlign w:val="center"/>
+          </w:tcPr>
+          <w:p>
+            <w:pPr>
+              <w:rPr>
+                <w:sz w:val="14"/>
+                <w:szCs w:val="14"/>
+              </w:rPr>
+            </w:pPr>
+            <w:r>
+              <w:rPr>
+                <w:sz w:val="14"/>
+                <w:szCs w:val="14"/>
+              </w:rPr>
+              <w:t>17</w:t>
+            </w:r>
+          </w:p>
+        </w:tc>
+        <w:tc>
+          <w:tcPr>
+            <w:tcW w:w="30.35pt" w:type="dxa"/>
+            <w:vAlign w:val="center"/>
+          </w:tcPr>
+          <w:p>
+            <w:pPr>
+              <w:rPr>
+                <w:sz w:val="14"/>
+                <w:szCs w:val="14"/>
+              </w:rPr>
+            </w:pPr>
+            <w:r>
+              <w:rPr>
+                <w:sz w:val="14"/>
+                <w:szCs w:val="14"/>
+              </w:rPr>
+              <w:t>12</w:t>
+            </w:r>
+          </w:p>
+        </w:tc>
+        <w:tc>
+          <w:tcPr>
+            <w:tcW w:w="30.35pt" w:type="dxa"/>
+            <w:vAlign w:val="center"/>
+          </w:tcPr>
+          <w:p>
+            <w:pPr>
+              <w:rPr>
+                <w:b/>
+                <w:bCs/>
+                <w:sz w:val="14"/>
+                <w:szCs w:val="14"/>
+              </w:rPr>
+            </w:pPr>
+            <w:r>
+              <w:rPr>
+                <w:b/>
+                <w:bCs/>
+                <w:sz w:val="14"/>
+                <w:szCs w:val="14"/>
+              </w:rPr>
+              <w:t>0.2916</w:t>
+            </w:r>
+          </w:p>
+        </w:tc>
+        <w:tc>
+          <w:tcPr>
+            <w:tcW w:w="30.35pt" w:type="dxa"/>
+            <w:vAlign w:val="center"/>
+          </w:tcPr>
+          <w:p>
+            <w:pPr>
+              <w:rPr>
+                <w:b/>
+                <w:bCs/>
+                <w:sz w:val="14"/>
+                <w:szCs w:val="14"/>
+              </w:rPr>
+            </w:pPr>
+            <w:r>
+              <w:rPr>
+                <w:b/>
+                <w:bCs/>
+                <w:sz w:val="14"/>
+                <w:szCs w:val="14"/>
+              </w:rPr>
+              <w:t>0.8979</w:t>
+            </w:r>
+          </w:p>
+        </w:tc>
+        <w:tc>
+          <w:tcPr>
+            <w:tcW w:w="30.35pt" w:type="dxa"/>
+            <w:vAlign w:val="center"/>
+          </w:tcPr>
+          <w:p>
+            <w:pPr>
+              <w:rPr>
+                <w:b/>
+                <w:bCs/>
+                <w:sz w:val="14"/>
+                <w:szCs w:val="14"/>
+              </w:rPr>
+            </w:pPr>
+            <w:r>
+              <w:rPr>
+                <w:b/>
+                <w:bCs/>
+                <w:sz w:val="14"/>
+                <w:szCs w:val="14"/>
+              </w:rPr>
+              <w:t>0.8969</w:t>
+            </w:r>
+          </w:p>
+        </w:tc>
+        <w:tc>
+          <w:tcPr>
+            <w:tcW w:w="30.40pt" w:type="dxa"/>
+            <w:vAlign w:val="center"/>
+          </w:tcPr>
+          <w:p>
+            <w:pPr>
+              <w:rPr>
+                <w:sz w:val="14"/>
+                <w:szCs w:val="14"/>
+              </w:rPr>
+            </w:pPr>
+            <w:r>
+              <w:rPr>
+                <w:sz w:val="14"/>
+                <w:szCs w:val="14"/>
+              </w:rPr>
+              <w:t>0.9611</w:t>
+            </w:r>
           </w:p>
         </w:tc>
       </w:tr>
     </w:tbl>
     <w:p>
       <w:pPr>
-        <w:pStyle w:val="tablefootnote"/>
-      </w:pPr>
-      <w:r>
-        <w:t xml:space="preserve">Sample </w:t>
-      </w:r>
-      <w:r>
-        <w:t>of</w:t>
-      </w:r>
-      <w:r>
-        <w:t xml:space="preserve"> a </w:t>
-      </w:r>
-      <w:r>
-        <w:t>Table</w:t>
-      </w:r>
-      <w:r>
-        <w:t xml:space="preserve"> </w:t>
-      </w:r>
-      <w:r>
-        <w:t>footnote</w:t>
-      </w:r>
-      <w:r>
-        <w:t xml:space="preserve">. </w:t>
-      </w:r>
-      <w:r>
-        <w:t>(</w:t>
-      </w:r>
-      <w:r>
-        <w:rPr>
-          <w:i/>
-        </w:rPr>
-        <w:t>Table footnote</w:t>
-      </w:r>
-      <w:r>
-        <w:t>)</w:t>
-      </w:r>
-    </w:p>
-    <w:p>
-      <w:pPr>
-        <w:pStyle w:val="figurecaption"/>
-      </w:pPr>
-      <w:r>
-        <w:t xml:space="preserve">Example of a figure </w:t>
-      </w:r>
-      <w:r>
-        <w:t>caption</w:t>
-      </w:r>
-      <w:r>
-        <w:t xml:space="preserve">. </w:t>
-      </w:r>
-      <w:r>
-        <w:rPr>
-          <w:iCs/>
-        </w:rPr>
-        <w:t>(</w:t>
-      </w:r>
-      <w:r>
-        <w:rPr>
-          <w:i/>
-          <w:iCs/>
-        </w:rPr>
-        <w:t>figure caption</w:t>
-      </w:r>
-      <w:r>
-        <w:rPr>
-          <w:iCs/>
-        </w:rPr>
-        <w:t>)</w:t>
-      </w:r>
-    </w:p>
-    <w:p>
-      <w:pPr>
-        <w:pStyle w:val="a3"/>
-      </w:pPr>
-      <w:r>
-        <w:t>Figure Labels: Use 8 point Times New Roman for Figure labels. Use words rather than symbols or abbreviations when writing Figure axis labels to avoid confusing the reader. As an example, write the quantity “Magnetization”, or “Magnetization, M”, not just “M”. If including units in the label, present them within parentheses. Do not label axes only with units. In the example, write “Magnetization (A/m)” or “Magnetization {A[m(1)]}”, not just “A/m”. Do not label axes</w:t>
-      </w:r>
-      <w:r>
-        <w:t xml:space="preserve"> </w:t>
-      </w:r>
-      <w:r>
-        <w:t>with a ratio of quantities and units. For example, write “Temperature (K)”, not “Temperature/K”.</w:t>
-      </w:r>
-    </w:p>
-    <w:p>
-      <w:pPr>
-        <w:pStyle w:val="5"/>
-      </w:pPr>
-      <w:r>
-        <w:t>Acknowledgment</w:t>
-      </w:r>
-      <w:r>
-        <w:t xml:space="preserve"> </w:t>
-      </w:r>
-      <w:r>
-        <w:rPr>
-          <w:i/>
-          <w:iCs/>
-        </w:rPr>
-        <w:t>(</w:t>
-      </w:r>
-      <w:r>
-        <w:rPr>
-          <w:i/>
-          <w:iCs/>
-          <w:smallCaps w:val="0"/>
-        </w:rPr>
-        <w:t>Heading 5</w:t>
-      </w:r>
-      <w:r>
-        <w:rPr>
-          <w:i/>
-          <w:iCs/>
-        </w:rPr>
-        <w:t>)</w:t>
-      </w:r>
-    </w:p>
-    <w:p>
-      <w:pPr>
-        <w:pStyle w:val="a3"/>
-      </w:pPr>
-      <w:r>
-        <w:t>The preferred spelling of the word “acknowledgment” in America is without an “e” after the “g</w:t>
-      </w:r>
-      <w:r>
-        <w:t>”. Avoid the stilted expression “</w:t>
-      </w:r>
-      <w:r>
-        <w:rPr>
+        <w:pStyle w:val="BodyText"/>
+        <w:ind w:firstLine="0pt"/>
+      </w:pPr>
+    </w:p>
+    <w:p>
+      <w:pPr>
+        <w:pStyle w:val="Heading2"/>
+      </w:pPr>
+      <w:r>
+        <w:t>Learning Rate Analysis</w:t>
+      </w:r>
+    </w:p>
+    <w:p>
+      <w:pPr>
+        <w:pStyle w:val="BodyText"/>
+        <w:rPr>
+          <w:lang/>
+        </w:rPr>
+      </w:pPr>
+      <w:r>
+        <w:rPr>
+          <w:noProof/>
           <w:lang w:val="en-US"/>
         </w:rPr>
-        <w:t>o</w:t>
-      </w:r>
-      <w:r>
-        <w:t xml:space="preserve">ne of us (R. B. G.) thanks </w:t>
-      </w:r>
-      <w:r>
-        <w:t>.</w:t>
-      </w:r>
-      <w:r>
-        <w:t>.</w:t>
-      </w:r>
-      <w:r>
-        <w:rPr>
-          <w:lang w:val="en-US"/>
-        </w:rPr>
-        <w:t xml:space="preserve">”.  </w:t>
-      </w:r>
-      <w:r>
-        <w:t>Instead, try “R. B. G. thanks</w:t>
-      </w:r>
-      <w:r>
-        <w:t>.</w:t>
-      </w:r>
-      <w:r>
-        <w:t>.</w:t>
-      </w:r>
-      <w:r>
-        <w:t>”.</w:t>
-      </w:r>
-      <w:r>
-        <w:rPr>
-          <w:lang w:val="en-US"/>
-        </w:rPr>
-        <w:t xml:space="preserve"> </w:t>
-      </w:r>
-      <w:r>
-        <w:t>Put spons</w:t>
-      </w:r>
-      <w:r>
-        <w:t>or acknowledgments in the unnum</w:t>
-      </w:r>
-      <w:r>
-        <w:t>bered footnote on the first page.</w:t>
-      </w:r>
-    </w:p>
-    <w:p>
-      <w:pPr>
-        <w:pStyle w:val="5"/>
-      </w:pPr>
-      <w:r>
-        <w:t>References</w:t>
-      </w:r>
-    </w:p>
-    <w:p>
-      <w:pPr>
-        <w:pStyle w:val="a3"/>
-      </w:pPr>
-      <w:r>
-        <w:t>The template will number citations consecutively within brackets [1]. The sentence punctuation follows the bracket [2]. Refer simply to the reference number, as in [3]—do not use “Ref. [3]” or “reference [3]” except at the beginning of a sentence: “Reference [3] was the first</w:t>
-      </w:r>
-      <w:r>
-        <w:rPr>
-          <w:lang w:val="en-US"/>
-        </w:rPr>
-        <w:t xml:space="preserve"> </w:t>
-      </w:r>
-      <w:r>
-        <w:t>.</w:t>
-      </w:r>
-      <w:r>
-        <w:t>.</w:t>
-      </w:r>
-      <w:r>
-        <w:t>”</w:t>
-      </w:r>
-    </w:p>
-    <w:p>
-      <w:pPr>
-        <w:pStyle w:val="a3"/>
-      </w:pPr>
-      <w:r>
-        <w:t>Number footnotes separately in superscripts. Place the actual footnote at the bottom of the column in which it was cited. Do not put footnotes in the</w:t>
-      </w:r>
-      <w:r>
-        <w:rPr>
-          <w:lang w:val="en-US"/>
-        </w:rPr>
-        <w:t xml:space="preserve"> abstract or</w:t>
-      </w:r>
-      <w:r>
-        <w:t xml:space="preserve"> reference list. Use letters for table footnotes.</w:t>
-      </w:r>
-    </w:p>
-    <w:p>
-      <w:pPr>
-        <w:pStyle w:val="a3"/>
-      </w:pPr>
-      <w:r>
-        <w:t>Unless there are six au</w:t>
-      </w:r>
-      <w:r>
-        <w:t>thors or more give all authors</w:t>
-      </w:r>
-      <w:r>
-        <w:rPr>
-          <w:lang w:val="en-US"/>
-        </w:rPr>
-        <w:t xml:space="preserve">’ </w:t>
-      </w:r>
-      <w:r>
-        <w:t>names; do not use “et al.”. Papers that have not been published, even if they have been submitted for publication, should be cited as “unpublished” [4]. Papers that have been accepted for publication should be cited as “in press” [5]. Capitalize only the first word in a paper title, except for proper nouns and element symbols.</w:t>
-      </w:r>
-    </w:p>
-    <w:p>
-      <w:pPr>
-        <w:pStyle w:val="a3"/>
-      </w:pPr>
-      <w:r>
-        <w:t xml:space="preserve">For </w:t>
-      </w:r>
-      <w:r>
-        <w:t>papers</w:t>
-      </w:r>
-      <w:r>
-        <w:t xml:space="preserve"> published in translation journals, please give the English citation first, followed by the original foreign-language citation [6].</w:t>
-      </w:r>
-    </w:p>
-    <w:p/>
-    <w:p>
-      <w:pPr>
-        <w:pStyle w:val="references"/>
-        <w:ind w:start="17.70pt" w:hanging="17.70pt"/>
-      </w:pPr>
-      <w:r>
-        <w:t xml:space="preserve">G. Eason, B. Noble, and I. N. Sneddon, “On certain integrals of Lipschitz-Hankel type involving products of Bessel functions,” Phil. Trans. Roy. Soc. London, vol. A247, pp. 529–551, April 1955. </w:t>
-      </w:r>
-      <w:r>
-        <w:rPr>
-          <w:i/>
-          <w:iCs/>
-        </w:rPr>
-        <w:t>(references)</w:t>
-      </w:r>
-    </w:p>
-    <w:p>
-      <w:pPr>
-        <w:pStyle w:val="references"/>
-        <w:ind w:start="17.70pt" w:hanging="17.70pt"/>
-      </w:pPr>
-      <w:r>
-        <w:t>J. Clerk Maxwell, A Treatise on Electricity and Magnetism, 3rd ed., vol. 2. Oxford: Clarendon, 1892, pp.68–73.</w:t>
-      </w:r>
-    </w:p>
-    <w:p>
-      <w:pPr>
-        <w:pStyle w:val="references"/>
-        <w:ind w:start="17.70pt" w:hanging="17.70pt"/>
-      </w:pPr>
-      <w:r>
-        <w:t>I. S. Jacobs and C. P. Bean, “Fine particles, thin films and exchange anisotropy,” in Magnetism, vol. III, G. T. Rado and H. Suhl, Eds. New York: Academic, 1963, pp. 271–350.</w:t>
-      </w:r>
-    </w:p>
-    <w:p>
-      <w:pPr>
-        <w:pStyle w:val="references"/>
-        <w:ind w:start="17.70pt" w:hanging="17.70pt"/>
-      </w:pPr>
-      <w:r>
-        <w:t>K. Elissa, “Title of paper if known,” unpublished.</w:t>
-      </w:r>
-    </w:p>
-    <w:p>
-      <w:pPr>
-        <w:pStyle w:val="references"/>
-        <w:ind w:start="17.70pt" w:hanging="17.70pt"/>
-      </w:pPr>
-      <w:r>
-        <w:t>R. Nicole, “Title of paper with only first word capitalized,” J. Name Stand. Abbrev., in press.</w:t>
-      </w:r>
-    </w:p>
-    <w:p>
-      <w:pPr>
-        <w:pStyle w:val="references"/>
-        <w:ind w:start="17.70pt" w:hanging="17.70pt"/>
-      </w:pPr>
-      <w:r>
-        <w:t>Y. Yorozu, M. Hirano, K. Oka, and Y. Tagawa, “Electron spectroscopy studies on magneto-optical media and plastic substrate interface,” IEEE Transl. J. Magn. Japan, vol. 2, pp. 740–741, August 1987 [Digests 9th Annual Conf. Magnetics Japan, p. 301, 1982].</w:t>
-      </w:r>
-    </w:p>
-    <w:p>
-      <w:pPr>
-        <w:pStyle w:val="references"/>
-        <w:ind w:start="17.70pt" w:hanging="17.70pt"/>
-      </w:pPr>
-      <w:r>
-        <w:t>M. Young, The Technical Writer</w:t>
-      </w:r>
-      <w:r>
-        <w:t>’</w:t>
-      </w:r>
-      <w:r>
-        <w:t>s Handbook. Mill Valley, CA: University Science, 1989.</w:t>
-      </w:r>
-    </w:p>
-    <w:p>
-      <w:pPr>
-        <w:pStyle w:val="references"/>
-        <w:numPr>
-          <w:ilvl w:val="0"/>
-          <w:numId w:val="0"/>
-        </w:numPr>
-        <w:ind w:start="18pt" w:hanging="18pt"/>
-      </w:pPr>
-    </w:p>
-    <w:p>
-      <w:pPr>
-        <w:pStyle w:val="references"/>
-        <w:numPr>
-          <w:ilvl w:val="0"/>
-          <w:numId w:val="0"/>
-        </w:numPr>
-        <w:spacing w:line="12pt" w:lineRule="auto"/>
-        <w:ind w:start="18pt" w:hanging="18pt"/>
-        <w:rPr>
-          <w:rFonts w:eastAsia="SimSun"/>
-          <w:b/>
-          <w:noProof w:val="0"/>
-          <w:color w:val="FF0000"/>
-          <w:spacing w:val="-1"/>
-          <w:sz w:val="20"/>
-          <w:szCs w:val="20"/>
-          <w:lang w:val="x-none" w:eastAsia="x-none"/>
-        </w:rPr>
-        <w:sectPr>
-          <w:type w:val="continuous"/>
-          <w:pgSz w:w="595.30pt" w:h="841.90pt" w:code="9"/>
-          <w:pgMar w:top="54pt" w:right="45.35pt" w:bottom="72pt" w:left="45.35pt" w:header="36pt" w:footer="36pt" w:gutter="0pt"/>
-          <w:cols w:num="2" w:space="18pt"/>
-          <w:docGrid w:linePitch="360"/>
-        </w:sectPr>
-      </w:pPr>
-    </w:p>
-    <w:p>
-      <w:r>
-        <w:rPr>
-          <w:noProof/>
-        </w:rPr>
         <w:drawing>
-          <wp:anchor distT="0" distB="0" distL="114300" distR="114300" simplePos="0" relativeHeight="251657728" behindDoc="1" locked="0" layoutInCell="1" allowOverlap="1" wp14:anchorId="013FB221" wp14:editId="03A15A42">
+          <wp:anchor distT="0" distB="0" distL="114300" distR="114300" simplePos="0" relativeHeight="251661824" behindDoc="0" locked="0" layoutInCell="1" allowOverlap="1" wp14:anchorId="7F93BA3F" wp14:editId="2AAE6B22">
             <wp:simplePos x="0" y="0"/>
             <wp:positionH relativeFrom="margin">
-              <wp:align>left</wp:align>
+              <wp:align>right</wp:align>
             </wp:positionH>
             <wp:positionV relativeFrom="paragraph">
-              <wp:posOffset>251460</wp:posOffset>
+              <wp:posOffset>389082</wp:posOffset>
             </wp:positionV>
-            <wp:extent cx="3200400" cy="1143000"/>
-            <wp:effectExtent l="10795" t="5080" r="8255" b="13970"/>
-            <wp:wrapTight wrapText="bothSides">
-              <wp:wrapPolygon edited="0">
-                <wp:start x="-64" y="0"/>
-                <wp:lineTo x="-64" y="21600"/>
-                <wp:lineTo x="21664" y="21600"/>
-                <wp:lineTo x="21664" y="0"/>
-                <wp:lineTo x="-64" y="0"/>
-              </wp:wrapPolygon>
-            </wp:wrapTight>
-            <wp:docPr id="1" name="Text Box 8"/>
+            <wp:extent cx="3070860" cy="4968240"/>
+            <wp:effectExtent l="0" t="0" r="0" b="3810"/>
+            <wp:wrapSquare wrapText="bothSides"/>
+            <wp:docPr id="2074146997" name="Picture 3"/>
             <wp:cNvGraphicFramePr>
-              <a:graphicFrameLocks xmlns:a="http://purl.oclc.org/ooxml/drawingml/main"/>
+              <a:graphicFrameLocks xmlns:a="http://purl.oclc.org/ooxml/drawingml/main" noChangeAspect="1"/>
             </wp:cNvGraphicFramePr>
             <a:graphic xmlns:a="http://purl.oclc.org/ooxml/drawingml/main">
-              <a:graphicData uri="http://schemas.microsoft.com/office/word/2010/wordprocessingShape">
-                <wp:wsp>
-                  <wp:cNvSpPr txBox="1">
-                    <a:spLocks noChangeArrowheads="1"/>
-                  </wp:cNvSpPr>
-                  <wp:spPr bwMode="auto">
+              <a:graphicData uri="http://purl.oclc.org/ooxml/drawingml/picture">
+                <pic:pic xmlns:pic="http://purl.oclc.org/ooxml/drawingml/picture">
+                  <pic:nvPicPr>
+                    <pic:cNvPr id="2074146997" name="Picture 2074146997"/>
+                    <pic:cNvPicPr/>
+                  </pic:nvPicPr>
+                  <pic:blipFill>
+                    <a:blip r:embed="rId10" cstate="print">
+                      <a:extLst>
+                        <a:ext uri="{28A0092B-C50C-407E-A947-70E740481C1C}">
+                          <a14:useLocalDpi xmlns:a14="http://schemas.microsoft.com/office/drawing/2010/main" val="0"/>
+                        </a:ext>
+                      </a:extLst>
+                    </a:blip>
+                    <a:stretch>
+                      <a:fillRect/>
+                    </a:stretch>
+                  </pic:blipFill>
+                  <pic:spPr>
                     <a:xfrm>
                       <a:off x="0" y="0"/>
-                      <a:ext cx="3200400" cy="1143000"/>
+                      <a:ext cx="3070860" cy="4968240"/>
                     </a:xfrm>
                     <a:prstGeom prst="rect">
                       <a:avLst/>
                     </a:prstGeom>
-                    <a:solidFill>
-                      <a:srgbClr val="FFFFFF"/>
-                    </a:solidFill>
-                    <a:ln w="9525">
-                      <a:solidFill>
-                        <a:srgbClr val="000000"/>
-                      </a:solidFill>
-                      <a:miter lim="800%"/>
-                      <a:headEnd/>
-                      <a:tailEnd/>
-                    </a:ln>
-                  </wp:spPr>
-                  <wp:txbx>
-                    <wne:txbxContent>
-                      <w:p>
-                        <w:pPr>
-                          <w:pStyle w:val="a3"/>
-                        </w:pPr>
-                        <w:r>
-                          <w:t>We suggest that you use a text box to insert a graphic (which is ideally a 300 dpi TIFF or EPS file, with all fonts embedded) because, in an MSW document, this method is somewhat more stable than directly inserting a picture.</w:t>
-                        </w:r>
-                      </w:p>
-                      <w:p>
-                        <w:pPr>
-                          <w:pStyle w:val="a3"/>
-                        </w:pPr>
-                        <w:r>
-                          <w:t>To have non-visible rules on your frame, use the MSWord “Format” pull-down menu, select Text Box &gt; Colors and Lines to choose No Fill and No Line.</w:t>
-                        </w:r>
-                      </w:p>
-                    </wne:txbxContent>
-                  </wp:txbx>
-                  <wp:bodyPr rot="0" vert="horz" wrap="square" lIns="91440" tIns="45720" rIns="91440" bIns="45720" anchor="t" anchorCtr="0" upright="1">
-                    <a:noAutofit/>
-                  </wp:bodyPr>
-                </wp:wsp>
+                  </pic:spPr>
+                </pic:pic>
               </a:graphicData>
             </a:graphic>
             <wp14:sizeRelH relativeFrom="page">
@@ -2113,6 +3932,911 @@
           </wp:anchor>
         </w:drawing>
       </w:r>
+      <w:r>
+        <w:rPr>
+          <w:lang w:val="en-US"/>
+        </w:rPr>
+        <w:t xml:space="preserve">A </w:t>
+      </w:r>
+      <w:r>
+        <w:rPr>
+          <w:lang/>
+        </w:rPr>
+        <w:t>The learning-rate ablation produced the largest differences among all investigated hyperparameters. As shown in Table I, learning rates of 0.1 and 0.05 failed to learn the classification task. Both configurations achieved an accuracy of 0.5000, an F1-score of 0, and a ROC-AUC of 0.5000. Their best validation losses remained close to 0.693, which corresponds to uninformative behavior in balanced binary classification.</w:t>
+      </w:r>
+    </w:p>
+    <w:p>
+      <w:pPr>
+        <w:pStyle w:val="BodyText"/>
+        <w:rPr>
+          <w:lang w:val="en-US"/>
+        </w:rPr>
+      </w:pPr>
+      <w:r>
+        <w:rPr>
+          <w:lang w:val="en-US"/>
+        </w:rPr>
+        <w:t>The failure of these configurations is also visible in Fig. 2(a). Their validation-loss curves remained nearly constant throughout training, indicating that the model did not progress toward a discriminative solution. The corresponding confusion-matrix statistics showed that both configurations classified every test sample as the negative class, producing 700 true negatives and 700 false negatives. Their specificity was therefore 1.0, but this value was misleading because recall for the positive class was zero.</w:t>
+      </w:r>
+    </w:p>
+    <w:p>
+      <w:pPr>
+        <w:pStyle w:val="BodyText"/>
+        <w:rPr>
+          <w:lang/>
+        </w:rPr>
+      </w:pPr>
+      <w:r>
+        <w:rPr>
+          <w:lang/>
+        </w:rPr>
+        <w:t>Reducing the learning rate to 0.01 enabled successful learning. This configuration achieved an accuracy of 0.8729, an F1-score of 0.8760, and a ROC-AUC of 0.9522. However, its validation-loss trajectory exhibited noticeable fluctuations after reaching its minimum, suggesting that the optimization process remained relatively sensitive to the update magnitude.</w:t>
+      </w:r>
+    </w:p>
+    <w:p>
+      <w:pPr>
+        <w:pStyle w:val="BodyText"/>
+        <w:rPr>
+          <w:lang w:val="en-US"/>
+        </w:rPr>
+      </w:pPr>
+      <w:r>
+        <w:rPr>
+          <w:lang/>
+        </w:rPr>
+        <w:t>The best result in this ablation group was obtained with a learning rate of 0.001. It achieved an accuracy of 0.8936, an F1-score of 0.8926, and a ROC-AUC of 0.9613. Its validation loss decreased gradually and reached a minimum of 0.3007 at epoch 8. These results indicate that 0.001 provided the most favorable balance between optimization stability and predictive performance for the investigated architecture.</w:t>
+      </w:r>
+    </w:p>
+    <w:p>
+      <w:pPr>
+        <w:pStyle w:val="Heading2"/>
+      </w:pPr>
+      <w:r>
+        <w:t>Optimizer Analysis</w:t>
+      </w:r>
+    </w:p>
+    <w:p>
+      <w:pPr>
+        <w:pStyle w:val="BodyText"/>
+        <w:rPr>
+          <w:lang/>
+        </w:rPr>
+      </w:pPr>
+      <w:r>
+        <w:rPr>
+          <w:noProof/>
+        </w:rPr>
+        <w:drawing>
+          <wp:anchor distT="0" distB="0" distL="114300" distR="114300" simplePos="0" relativeHeight="251663872" behindDoc="0" locked="0" layoutInCell="1" allowOverlap="1" wp14:anchorId="504F6AC2" wp14:editId="0F1C5505">
+            <wp:simplePos x="0" y="0"/>
+            <wp:positionH relativeFrom="margin">
+              <wp:align>right</wp:align>
+            </wp:positionH>
+            <wp:positionV relativeFrom="paragraph">
+              <wp:posOffset>742727</wp:posOffset>
+            </wp:positionV>
+            <wp:extent cx="3070860" cy="274320"/>
+            <wp:effectExtent l="0" t="0" r="0" b="0"/>
+            <wp:wrapSquare wrapText="bothSides"/>
+            <wp:docPr id="1709768615" name="Text Box 1"/>
+            <wp:cNvGraphicFramePr/>
+            <a:graphic xmlns:a="http://purl.oclc.org/ooxml/drawingml/main">
+              <a:graphicData uri="http://schemas.microsoft.com/office/word/2010/wordprocessingShape">
+                <wp:wsp>
+                  <wp:cNvSpPr txBox="1"/>
+                  <wp:spPr>
+                    <a:xfrm>
+                      <a:off x="0" y="0"/>
+                      <a:ext cx="3070860" cy="274320"/>
+                    </a:xfrm>
+                    <a:prstGeom prst="rect">
+                      <a:avLst/>
+                    </a:prstGeom>
+                    <a:solidFill>
+                      <a:prstClr val="white"/>
+                    </a:solidFill>
+                    <a:ln>
+                      <a:noFill/>
+                    </a:ln>
+                  </wp:spPr>
+                  <wp:txbx>
+                    <wne:txbxContent>
+                      <w:p>
+                        <w:pPr>
+                          <w:pStyle w:val="Caption"/>
+                          <w:rPr>
+                            <w:noProof/>
+                            <w:spacing w:val="-1"/>
+                            <w:sz w:val="20"/>
+                            <w:szCs w:val="20"/>
+                            <w:lang w:eastAsia="x-none"/>
+                          </w:rPr>
+                        </w:pPr>
+                        <w:r>
+                          <w:rPr>
+                            <w:sz w:val="16"/>
+                            <w:szCs w:val="16"/>
+                          </w:rPr>
+                          <w:t xml:space="preserve">Figure </w:t>
+                        </w:r>
+                        <w:r>
+                          <w:rPr>
+                            <w:sz w:val="16"/>
+                            <w:szCs w:val="16"/>
+                          </w:rPr>
+                          <w:fldChar w:fldCharType="begin"/>
+                        </w:r>
+                        <w:r>
+                          <w:rPr>
+                            <w:sz w:val="16"/>
+                            <w:szCs w:val="16"/>
+                          </w:rPr>
+                          <w:instrText xml:space="preserve"> SEQ Figure \* ARABIC </w:instrText>
+                        </w:r>
+                        <w:r>
+                          <w:rPr>
+                            <w:sz w:val="16"/>
+                            <w:szCs w:val="16"/>
+                          </w:rPr>
+                          <w:fldChar w:fldCharType="separate"/>
+                        </w:r>
+                        <w:r>
+                          <w:rPr>
+                            <w:noProof/>
+                            <w:sz w:val="16"/>
+                            <w:szCs w:val="16"/>
+                          </w:rPr>
+                          <w:t>2</w:t>
+                        </w:r>
+                        <w:r>
+                          <w:rPr>
+                            <w:sz w:val="16"/>
+                            <w:szCs w:val="16"/>
+                          </w:rPr>
+                          <w:fldChar w:fldCharType="end"/>
+                        </w:r>
+                        <w:r>
+                          <w:rPr>
+                            <w:sz w:val="16"/>
+                            <w:szCs w:val="16"/>
+                          </w:rPr>
+                          <w:t xml:space="preserve">: </w:t>
+                        </w:r>
+                        <w:r>
+                          <w:rPr>
+                            <w:noProof/>
+                            <w:sz w:val="16"/>
+                            <w:szCs w:val="16"/>
+                          </w:rPr>
+                          <w:t xml:space="preserve"> Validation-loss trajectories for the three ablation groups: (a) learning rate, (b) optimizer, and (c) batch size</w:t>
+                        </w:r>
+                        <w:r>
+                          <w:rPr>
+                            <w:noProof/>
+                          </w:rPr>
+                          <w:t>.</w:t>
+                        </w:r>
+                      </w:p>
+                    </wne:txbxContent>
+                  </wp:txbx>
+                  <wp:bodyPr rot="0" spcFirstLastPara="0" vertOverflow="overflow" horzOverflow="overflow" vert="horz" wrap="square" lIns="0" tIns="0" rIns="0" bIns="0" numCol="1" spcCol="0" rtlCol="0" fromWordArt="0" anchor="t" anchorCtr="0" forceAA="0" compatLnSpc="1">
+                    <a:prstTxWarp prst="textNoShape">
+                      <a:avLst/>
+                    </a:prstTxWarp>
+                    <a:noAutofit/>
+                  </wp:bodyPr>
+                </wp:wsp>
+              </a:graphicData>
+            </a:graphic>
+            <wp14:sizeRelV relativeFrom="margin">
+              <wp14:pctHeight>0%</wp14:pctHeight>
+            </wp14:sizeRelV>
+          </wp:anchor>
+        </w:drawing>
+      </w:r>
+      <w:r>
+        <w:rPr>
+          <w:lang w:val="en-US"/>
+        </w:rPr>
+        <w:t>The optimizer ablation produced substantial differences in convergence and predictive performance</w:t>
+      </w:r>
+      <w:r>
+        <w:rPr>
+          <w:lang/>
+        </w:rPr>
+        <w:t xml:space="preserve">. Standard SGD achieved the weakest results, with an accuracy of 0.8114, an F1-score of 0.8009, and a ROC-AUC of 0.8741. Its best validation result occurred at epoch 30, which was the final permitted epoch. Therefore, the model did not satisfy the </w:t>
+      </w:r>
+      <w:r>
+        <w:rPr>
+          <w:lang/>
+        </w:rPr>
+        <w:t>early-stopping condition and had not clearly converged within the available training budget.</w:t>
+      </w:r>
+    </w:p>
+    <w:p>
+      <w:pPr>
+        <w:pStyle w:val="BodyText"/>
+        <w:rPr>
+          <w:lang/>
+        </w:rPr>
+      </w:pPr>
+      <w:r>
+        <w:rPr>
+          <w:lang/>
+        </w:rPr>
+        <w:t>Adding momentum substantially improved SGD. Accuracy increased to 0.8593, while the F1-score and ROC-AUC increased to 0.8602 and 0.9389, respectively. As shown in Fig. 2(b), momentum produced a much faster initial reduction in validation loss than standard SGD. Nevertheless, its best validation loss was also obtained at epoch 30, indicating that additional training might still have produced further improvement.</w:t>
+      </w:r>
+    </w:p>
+    <w:p>
+      <w:pPr>
+        <w:pStyle w:val="BodyText"/>
+        <w:rPr>
+          <w:lang/>
+        </w:rPr>
+      </w:pPr>
+      <w:r>
+        <w:rPr>
+          <w:lang/>
+        </w:rPr>
+        <w:t>RMSprop and Adam clearly outperformed the two SGD configurations. RMSprop achieved the lowest validation loss in the optimizer group, 0.2985, and the highest ROC-AUC, 0.9621. Adam achieved slightly higher accuracy and F1-score, reaching 0.8936 and 0.8926, respectively, compared with 0.8850 and 0.8815 for RMSprop.</w:t>
+      </w:r>
+    </w:p>
+    <w:p>
+      <w:pPr>
+        <w:pStyle w:val="BodyText"/>
+        <w:rPr>
+          <w:lang w:val="en-US"/>
+        </w:rPr>
+      </w:pPr>
+      <w:r>
+        <w:rPr>
+          <w:lang/>
+        </w:rPr>
+        <w:t>The difference between the two adaptive optimizers was therefore metric-dependent. RMSprop provided marginally better threshold-independent class separation, whereas Adam provided the strongest classification performance at the selected decision threshold. Adam also reached its best validation loss after eight epochs, compared with thirteen epochs for RMSprop. Adam consequently provided the best overall balance between convergence efficiency and classification performance.</w:t>
+      </w:r>
+    </w:p>
+    <w:p>
+      <w:pPr>
+        <w:pStyle w:val="Heading2"/>
+      </w:pPr>
+      <w:r>
+        <w:lastRenderedPageBreak/>
+        <w:t>Batch Size Analysis</w:t>
+      </w:r>
+    </w:p>
+    <w:p>
+      <w:pPr>
+        <w:pStyle w:val="BodyText"/>
+        <w:rPr>
+          <w:lang/>
+        </w:rPr>
+      </w:pPr>
+      <w:r>
+        <w:rPr>
+          <w:lang/>
+        </w:rPr>
+        <w:t>The batch-size ablation produced smaller differences than the learning-rate and optimizer experiments. All four batch sizes generated effective classifiers, with accuracy values between 0.8736 and 0.8979. This indicates that, within the evaluated range, batch size affected the results less severely than either learning rate or optimizer selection.</w:t>
+      </w:r>
+    </w:p>
+    <w:p>
+      <w:pPr>
+        <w:pStyle w:val="BodyText"/>
+        <w:rPr>
+          <w:lang/>
+        </w:rPr>
+      </w:pPr>
+      <w:r>
+        <w:rPr>
+          <w:lang/>
+        </w:rPr>
+        <w:t>The weakest result was obtained with a batch size of 32, which achieved an accuracy of 0.8736 and an F1-score of 0.8785. Although this configuration produced relatively high positive-class recall, its lower specificity indicated a greater tendency to classify samples as Shirts, thereby increasing the number of false positives.</w:t>
+      </w:r>
+    </w:p>
+    <w:p>
+      <w:pPr>
+        <w:pStyle w:val="BodyText"/>
+        <w:rPr>
+          <w:lang/>
+        </w:rPr>
+      </w:pPr>
+      <w:r>
+        <w:rPr>
+          <w:lang/>
+        </w:rPr>
+        <w:t>As shown in Fig. 2(c), batch sizes of 16 and 32 reached their minimum validation losses relatively early, after which validation performance deteriorated. A batch size of 64 produced stronger and more stable results, achieving an accuracy of 0.8936 and an F1-score of 0.8926.</w:t>
+      </w:r>
+    </w:p>
+    <w:p>
+      <w:pPr>
+        <w:pStyle w:val="BodyText"/>
+        <w:rPr>
+          <w:lang/>
+        </w:rPr>
+      </w:pPr>
+      <w:r>
+        <w:rPr>
+          <w:noProof/>
+          <w:lang w:val="en-US"/>
+        </w:rPr>
+        <w:drawing>
+          <wp:anchor distT="0" distB="0" distL="114300" distR="114300" simplePos="0" relativeHeight="251664896" behindDoc="0" locked="0" layoutInCell="1" allowOverlap="1" wp14:anchorId="2F93B2F3" wp14:editId="06DB161C">
+            <wp:simplePos x="0" y="0"/>
+            <wp:positionH relativeFrom="column">
+              <wp:align>left</wp:align>
+            </wp:positionH>
+            <wp:positionV relativeFrom="paragraph">
+              <wp:posOffset>528955</wp:posOffset>
+            </wp:positionV>
+            <wp:extent cx="6406515" cy="5450205"/>
+            <wp:effectExtent l="0" t="0" r="0" b="0"/>
+            <wp:wrapSquare wrapText="bothSides"/>
+            <wp:docPr id="296017074" name="Picture 5"/>
+            <wp:cNvGraphicFramePr>
+              <a:graphicFrameLocks xmlns:a="http://purl.oclc.org/ooxml/drawingml/main" noChangeAspect="1"/>
+            </wp:cNvGraphicFramePr>
+            <a:graphic xmlns:a="http://purl.oclc.org/ooxml/drawingml/main">
+              <a:graphicData uri="http://purl.oclc.org/ooxml/drawingml/picture">
+                <pic:pic xmlns:pic="http://purl.oclc.org/ooxml/drawingml/picture">
+                  <pic:nvPicPr>
+                    <pic:cNvPr id="296017074" name="Picture 296017074"/>
+                    <pic:cNvPicPr/>
+                  </pic:nvPicPr>
+                  <pic:blipFill rotWithShape="1">
+                    <a:blip r:embed="rId11" cstate="print">
+                      <a:extLst>
+                        <a:ext uri="{28A0092B-C50C-407E-A947-70E740481C1C}">
+                          <a14:useLocalDpi xmlns:a14="http://schemas.microsoft.com/office/drawing/2010/main" val="0"/>
+                        </a:ext>
+                      </a:extLst>
+                    </a:blip>
+                    <a:srcRect l="1.668%" t="1.737%" r="2.214%" b="2.541%"/>
+                    <a:stretch/>
+                  </pic:blipFill>
+                  <pic:spPr bwMode="auto">
+                    <a:xfrm>
+                      <a:off x="0" y="0"/>
+                      <a:ext cx="6406515" cy="5450205"/>
+                    </a:xfrm>
+                    <a:prstGeom prst="rect">
+                      <a:avLst/>
+                    </a:prstGeom>
+                    <a:ln>
+                      <a:noFill/>
+                    </a:ln>
+                    <a:extLst>
+                      <a:ext uri="{53640926-AAD7-44D8-BBD7-CCE9431645EC}">
+                        <a14:shadowObscured xmlns:a14="http://schemas.microsoft.com/office/drawing/2010/main"/>
+                      </a:ext>
+                    </a:extLst>
+                  </pic:spPr>
+                </pic:pic>
+              </a:graphicData>
+            </a:graphic>
+            <wp14:sizeRelH relativeFrom="margin">
+              <wp14:pctWidth>0%</wp14:pctWidth>
+            </wp14:sizeRelH>
+            <wp14:sizeRelV relativeFrom="margin">
+              <wp14:pctHeight>0%</wp14:pctHeight>
+            </wp14:sizeRelV>
+          </wp:anchor>
+        </w:drawing>
+      </w:r>
+      <w:r>
+        <w:rPr>
+          <w:noProof/>
+        </w:rPr>
+        <w:drawing>
+          <wp:anchor distT="0" distB="0" distL="114300" distR="114300" simplePos="0" relativeHeight="251666944" behindDoc="0" locked="0" layoutInCell="1" allowOverlap="1" wp14:anchorId="3B55AF4D" wp14:editId="56F84CC6">
+            <wp:simplePos x="0" y="0"/>
+            <wp:positionH relativeFrom="column">
+              <wp:posOffset>15856</wp:posOffset>
+            </wp:positionH>
+            <wp:positionV relativeFrom="paragraph">
+              <wp:posOffset>6032052</wp:posOffset>
+            </wp:positionV>
+            <wp:extent cx="6406515" cy="278765"/>
+            <wp:effectExtent l="0" t="0" r="0" b="6985"/>
+            <wp:wrapSquare wrapText="bothSides"/>
+            <wp:docPr id="1638637166" name="Text Box 1"/>
+            <wp:cNvGraphicFramePr/>
+            <a:graphic xmlns:a="http://purl.oclc.org/ooxml/drawingml/main">
+              <a:graphicData uri="http://schemas.microsoft.com/office/word/2010/wordprocessingShape">
+                <wp:wsp>
+                  <wp:cNvSpPr txBox="1"/>
+                  <wp:spPr>
+                    <a:xfrm>
+                      <a:off x="0" y="0"/>
+                      <a:ext cx="6406515" cy="278765"/>
+                    </a:xfrm>
+                    <a:prstGeom prst="rect">
+                      <a:avLst/>
+                    </a:prstGeom>
+                    <a:solidFill>
+                      <a:prstClr val="white"/>
+                    </a:solidFill>
+                    <a:ln>
+                      <a:noFill/>
+                    </a:ln>
+                  </wp:spPr>
+                  <wp:txbx>
+                    <wne:txbxContent>
+                      <w:p>
+                        <w:pPr>
+                          <w:pStyle w:val="Caption"/>
+                          <w:rPr>
+                            <w:noProof/>
+                            <w:spacing w:val="-1"/>
+                            <w:sz w:val="16"/>
+                            <w:szCs w:val="16"/>
+                            <w:lang w:eastAsia="x-none"/>
+                          </w:rPr>
+                        </w:pPr>
+                        <w:r>
+                          <w:rPr>
+                            <w:sz w:val="16"/>
+                            <w:szCs w:val="16"/>
+                          </w:rPr>
+                          <w:t xml:space="preserve">Figure </w:t>
+                        </w:r>
+                        <w:r>
+                          <w:rPr>
+                            <w:sz w:val="16"/>
+                            <w:szCs w:val="16"/>
+                          </w:rPr>
+                          <w:fldChar w:fldCharType="begin"/>
+                        </w:r>
+                        <w:r>
+                          <w:rPr>
+                            <w:sz w:val="16"/>
+                            <w:szCs w:val="16"/>
+                          </w:rPr>
+                          <w:instrText xml:space="preserve"> SEQ Figure \* ARABIC </w:instrText>
+                        </w:r>
+                        <w:r>
+                          <w:rPr>
+                            <w:sz w:val="16"/>
+                            <w:szCs w:val="16"/>
+                          </w:rPr>
+                          <w:fldChar w:fldCharType="separate"/>
+                        </w:r>
+                        <w:r>
+                          <w:rPr>
+                            <w:noProof/>
+                            <w:sz w:val="16"/>
+                            <w:szCs w:val="16"/>
+                          </w:rPr>
+                          <w:t>3</w:t>
+                        </w:r>
+                        <w:r>
+                          <w:rPr>
+                            <w:sz w:val="16"/>
+                            <w:szCs w:val="16"/>
+                          </w:rPr>
+                          <w:fldChar w:fldCharType="end"/>
+                        </w:r>
+                        <w:r>
+                          <w:rPr>
+                            <w:sz w:val="16"/>
+                            <w:szCs w:val="16"/>
+                          </w:rPr>
+                          <w:t>: Mean absolute weight changes by layer for representative configurations from each ablation group: (a) learning rate = 0.1, (b) learning rate = 0.001, (c) SGD, (d) Adam, (e) batch size = 16, and (f) batch size = 128.</w:t>
+                        </w:r>
+                      </w:p>
+                    </wne:txbxContent>
+                  </wp:txbx>
+                  <wp:bodyPr rot="0" spcFirstLastPara="0" vertOverflow="overflow" horzOverflow="overflow" vert="horz" wrap="square" lIns="0" tIns="0" rIns="0" bIns="0" numCol="1" spcCol="0" rtlCol="0" fromWordArt="0" anchor="t" anchorCtr="0" forceAA="0" compatLnSpc="1">
+                    <a:prstTxWarp prst="textNoShape">
+                      <a:avLst/>
+                    </a:prstTxWarp>
+                    <a:noAutofit/>
+                  </wp:bodyPr>
+                </wp:wsp>
+              </a:graphicData>
+            </a:graphic>
+            <wp14:sizeRelV relativeFrom="margin">
+              <wp14:pctHeight>0%</wp14:pctHeight>
+            </wp14:sizeRelV>
+          </wp:anchor>
+        </w:drawing>
+      </w:r>
+      <w:r>
+        <w:rPr>
+          <w:lang/>
+        </w:rPr>
+        <w:t xml:space="preserve">The best batch-size configuration was 128. It achieved the lowest validation loss, 0.2916, together with the highest accuracy and F1-score in the complete experiment, 0.8979 and </w:t>
+      </w:r>
+      <w:r>
+        <w:rPr>
+          <w:lang/>
+        </w:rPr>
+        <w:t>0.8969, respectively. Although it required more epochs to reach its best result, each epoch contained fewer optimizer steps. It therefore reached its best epoch after 1,056 optimizer updates, compared with 1,400 updates for batch sizes 32 and 64 and 2,800 updates for batch size 16.</w:t>
+      </w:r>
+    </w:p>
+    <w:p>
+      <w:pPr>
+        <w:pStyle w:val="BodyText"/>
+        <w:rPr>
+          <w:lang w:val="en-US"/>
+        </w:rPr>
+      </w:pPr>
+      <w:r>
+        <w:rPr>
+          <w:lang/>
+        </w:rPr>
+        <w:t>The improvement over batch size 64 was nevertheless modest, amounting to approximately 0.43 percentage points in both accuracy and F1-score. The result supports batch size 128 as the strongest tested configuration, but it should not be interpreted as evidence that larger batches are universally superior.</w:t>
+      </w:r>
+    </w:p>
+    <w:p>
+      <w:pPr>
+        <w:pStyle w:val="Heading2"/>
+      </w:pPr>
+      <w:r>
+        <w:t>Internal Weight-Dynamics Analysis</w:t>
+      </w:r>
+    </w:p>
+    <w:p>
+      <w:pPr>
+        <w:pStyle w:val="BodyText"/>
+        <w:rPr>
+          <w:lang w:val="en-US"/>
+        </w:rPr>
+      </w:pPr>
+      <w:r>
+        <w:rPr>
+          <w:lang w:val="en-US"/>
+        </w:rPr>
+        <w:t>Representative examples of the layer-wise weight dynamics are presented in Fig. 3. Unlike the external performance measures, which indicate whether a configuration produced an effective classifier, these analyses provide insight into how the optimization process evolved internally. Therefore, the epoch-level changes in the trainable weights were analyzed using their signed and absolute means, sums, medians, maximum changes, and the identities of the most volatile weights.</w:t>
+      </w:r>
+    </w:p>
+    <w:p>
+      <w:pPr>
+        <w:pStyle w:val="BodyText"/>
+        <w:rPr>
+          <w:lang/>
+        </w:rPr>
+      </w:pPr>
+      <w:r>
+        <w:rPr>
+          <w:lang/>
+        </w:rPr>
+        <w:lastRenderedPageBreak/>
+        <w:t>The clearest relationship was observed in the learning-rate experiments. Large learning rates produced substantially larger weight changes than the stable baseline configuration. For example, the mean absolute epoch-level change in the first convolutional layer was 0.051887 for a learning rate of 0.1, compared with 0.006668 for a learning rate of 0.001. Similar differences were observed in the remaining trainable layers.</w:t>
+      </w:r>
+    </w:p>
+    <w:p>
+      <w:pPr>
+        <w:pStyle w:val="BodyText"/>
+        <w:rPr>
+          <w:lang/>
+        </w:rPr>
+      </w:pPr>
+      <w:r>
+        <w:rPr>
+          <w:lang/>
+        </w:rPr>
+        <w:t>Despite producing much larger parameter changes, learning rates of 0.1 and 0.05 failed to learn the classification task. Large weight movement therefore did not represent effective learning in these experiments; instead, it reflected an excessively aggressive and unstable optimization process. By contrast, the learning rate of 0.001 produced smaller, sustained changes and achieved strong predictive performance.</w:t>
+      </w:r>
+    </w:p>
+    <w:p>
+      <w:pPr>
+        <w:pStyle w:val="BodyText"/>
+        <w:rPr>
+          <w:lang w:val="en-US"/>
+        </w:rPr>
+      </w:pPr>
+      <w:r>
+        <w:rPr>
+          <w:lang/>
+        </w:rPr>
+        <w:t>Standard SGD exhibited the opposite behavior. Its mean absolute weight changes were particularly small, including 0.000675 in the first convolutional layer and 0.000063 in the second convolutional layer. These small changes were accompanied by slow convergence and weaker predictive performance. Taken together, the results indicate that successful learning required updates that were large enough to produce meaningful progress but not so large that they destabilized the optimization process.</w:t>
+      </w:r>
+    </w:p>
+    <w:p>
+      <w:pPr>
+        <w:pStyle w:val="BodyText"/>
+        <w:rPr>
+          <w:lang w:val="en-US"/>
+        </w:rPr>
+      </w:pPr>
+      <w:r>
+        <w:rPr>
+          <w:lang/>
+        </w:rPr>
+        <w:t>The batch-size experiments showed that epoch-level weight changes generally decreased as batch size increased. However, a direct epoch-level comparison can be misleading because smaller batches perform more optimizer updates during each epoch. For this reason, the study also normalized weight-change measures by the number of optimizer steps, allowing a fairer comparison between batch sizes.</w:t>
+      </w:r>
+    </w:p>
+    <w:p>
+      <w:pPr>
+        <w:pStyle w:val="Heading2"/>
+      </w:pPr>
+      <w:r>
+        <w:t>Overall Findings and Limitations</w:t>
+      </w:r>
+    </w:p>
+    <w:p>
+      <w:pPr>
+        <w:pStyle w:val="BodyText"/>
+        <w:rPr>
+          <w:lang/>
+        </w:rPr>
+      </w:pPr>
+      <w:r>
+        <w:rPr>
+          <w:lang/>
+        </w:rPr>
+        <w:t>Overall, learning rate had the strongest influence on the outcome of training. Values of 0.1 and 0.05 caused complete classification failure, whereas 0.01 and 0.001 enabled effective learning. Optimizer selection had the second-largest effect: Adam and RMSprop clearly outperformed SGD and SGD with momentum. Batch size produced more moderate differences, since all evaluated values resulted in comparatively strong classifiers.</w:t>
+      </w:r>
+    </w:p>
+    <w:p>
+      <w:pPr>
+        <w:pStyle w:val="BodyText"/>
+        <w:rPr>
+          <w:lang/>
+        </w:rPr>
+      </w:pPr>
+      <w:r>
+        <w:rPr>
+          <w:lang/>
+        </w:rPr>
+        <w:t>The strongest tested configuration in terms of accuracy and F1-score combined Adam, a learning rate of 0.001, and a batch size of 128. It achieved an accuracy of 0.8979 and an F1-score of 0.8969. RMSprop with a batch size of 64 produced a marginally higher ROC-AUC of 0.9621, demonstrating that the optimal configuration can depend on the selected evaluation criterion.</w:t>
+      </w:r>
+    </w:p>
+    <w:p>
+      <w:pPr>
+        <w:pStyle w:val="BodyText"/>
+        <w:rPr>
+          <w:lang w:val="en-US"/>
+        </w:rPr>
+      </w:pPr>
+      <w:r>
+        <w:rPr>
+          <w:lang/>
+        </w:rPr>
+        <w:t xml:space="preserve">Several limitations must be considered. The study examined only a binary subset of Fashion-MNIST and one CNN architecture. Furthermore, each configuration was trained using one fixed random seed, so variability between independent runs was not measured. Weight changes were recorded at epoch boundaries rather than after every optimizer step, meaning that conclusions regarding individual-step volatility are indirect. Finally, the original Fashion-MNIST training and test partitions were combined before constructing a new stratified 80/10/10 split. The results are therefore </w:t>
+      </w:r>
+      <w:r>
+        <w:rPr>
+          <w:lang/>
+        </w:rPr>
+        <w:t>appropriate for internal comparison between the tested configurations but should not be compared directly with standard benchmark results based on the original test partition.</w:t>
+      </w:r>
+    </w:p>
+    <w:p>
+      <w:pPr>
+        <w:pStyle w:val="BodyText"/>
+        <w:rPr>
+          <w:lang w:val="en-US"/>
+        </w:rPr>
+      </w:pPr>
+    </w:p>
+    <w:p>
+      <w:pPr>
+        <w:pStyle w:val="Heading1"/>
+      </w:pPr>
+      <w:r>
+        <w:t>Conclusions</w:t>
+      </w:r>
+    </w:p>
+    <w:p>
+      <w:pPr>
+        <w:pStyle w:val="BodyText"/>
+        <w:rPr>
+          <w:lang/>
+        </w:rPr>
+      </w:pPr>
+      <w:r>
+        <w:rPr>
+          <w:lang/>
+        </w:rPr>
+        <w:t>This study investigated the influence of three fundamental training hyperparameters—learning rate, optimizer, and batch size—on the performance and training dynamics of a convolutional neural network for binary Fashion-MNIST classification. Using a controlled ablation methodology in which only one hyperparameter was modified at a time, the experiments evaluated both predictive performance and internal network behavior. This approach enabled a systematic comparison of convergence characteristics, classification metrics, and layer-wise parameter updates across different training configurations.</w:t>
+      </w:r>
+    </w:p>
+    <w:p>
+      <w:pPr>
+        <w:pStyle w:val="BodyText"/>
+        <w:rPr>
+          <w:lang/>
+        </w:rPr>
+      </w:pPr>
+      <w:r>
+        <w:rPr>
+          <w:lang/>
+        </w:rPr>
+        <w:t>The experimental results demonstrated that the learning rate had the greatest impact on both convergence and final model performance. Excessively large learning rates prevented effective optimization, whereas a learning rate of 0.001 consistently produced stable convergence and high classification performance. Optimizer selection also substantially affected training behavior, with Adam providing the best overall balance between convergence speed and predictive accuracy, while RMSprop achieved comparable performance. In contrast, varying the batch size produced relatively smaller differences, indicating that the network was less sensitive to this hyperparameter under the experimental conditions. Analysis of the internal weight dynamics further supported these findings by revealing clear differences in the magnitude and evolution of parameter updates for different training configurations.</w:t>
+      </w:r>
+    </w:p>
+    <w:p>
+      <w:pPr>
+        <w:pStyle w:val="BodyText"/>
+        <w:rPr>
+          <w:lang w:val="en-US"/>
+        </w:rPr>
+      </w:pPr>
+      <w:r>
+        <w:rPr>
+          <w:lang/>
+        </w:rPr>
+        <w:t>Although the study focused on a simplified binary classification task and a single CNN architecture, the results provide practical insight into the relative importance of common training hyperparameters and demonstrate the value of combining external evaluation metrics with internal optimization analysis. Future work could extend this investigation to multi-class classification, deeper network architectures, additional optimization algorithms, and automated hyperparameter optimization techniques to determine whether the observed trends generalize to more complex deep learning problems.</w:t>
+      </w:r>
+    </w:p>
+    <w:p>
+      <w:pPr>
+        <w:pStyle w:val="Heading5"/>
+      </w:pPr>
+      <w:r>
+        <w:t>References</w:t>
+      </w:r>
+    </w:p>
+    <w:p>
+      <w:pPr>
+        <w:pStyle w:val="references"/>
+        <w:ind w:start="17.70pt" w:hanging="17.70pt"/>
+      </w:pPr>
+      <w:bookmarkStart w:id="0" w:name="_Ref235901189"/>
+      <w:r>
+        <w:t xml:space="preserve">Xiao, H., Rasul, K., &amp; Vollgraf, R. (2017). </w:t>
+      </w:r>
+      <w:r>
+        <w:rPr>
+          <w:i/>
+          <w:iCs/>
+        </w:rPr>
+        <w:t>Fashion-MNIST: A Novel Image Dataset for Benchmarking Machine Learning Algorithms</w:t>
+      </w:r>
+      <w:r>
+        <w:t>. arXiv:1708.07747.</w:t>
+      </w:r>
+      <w:bookmarkEnd w:id="0"/>
+    </w:p>
+    <w:p>
+      <w:pPr>
+        <w:pStyle w:val="references"/>
+        <w:ind w:start="17.70pt" w:hanging="17.70pt"/>
+      </w:pPr>
+      <w:bookmarkStart w:id="1" w:name="_Ref235901162"/>
+      <w:r>
+        <w:t xml:space="preserve">Kingma, D. P., &amp; Ba, J. (2015). </w:t>
+      </w:r>
+      <w:r>
+        <w:rPr>
+          <w:i/>
+          <w:iCs/>
+        </w:rPr>
+        <w:t>Adam: A Method for Stochastic Optimization</w:t>
+      </w:r>
+      <w:r>
+        <w:t xml:space="preserve">. In </w:t>
+      </w:r>
+      <w:r>
+        <w:rPr>
+          <w:i/>
+          <w:iCs/>
+        </w:rPr>
+        <w:t>Proceedings of the 3rd International Conference on Learning Representations (ICLR)</w:t>
+      </w:r>
+      <w:r>
+        <w:t>.</w:t>
+      </w:r>
+      <w:bookmarkEnd w:id="1"/>
+    </w:p>
+    <w:p>
+      <w:pPr>
+        <w:pStyle w:val="references"/>
+        <w:ind w:start="17.70pt" w:hanging="17.70pt"/>
+      </w:pPr>
+      <w:bookmarkStart w:id="2" w:name="_Ref235901257"/>
+      <w:r>
+        <w:t xml:space="preserve">Hinton, G. (2012). </w:t>
+      </w:r>
+      <w:r>
+        <w:rPr>
+          <w:i/>
+          <w:iCs/>
+        </w:rPr>
+        <w:t>Neural Networks for Machine Learning</w:t>
+      </w:r>
+      <w:r>
+        <w:t xml:space="preserve"> (Lecture 6e: RMSProp). Coursera. University of Toronto.</w:t>
+      </w:r>
+      <w:bookmarkEnd w:id="2"/>
+    </w:p>
+    <w:p>
+      <w:pPr>
+        <w:pStyle w:val="references"/>
+        <w:ind w:start="17.70pt" w:hanging="17.70pt"/>
+      </w:pPr>
+      <w:bookmarkStart w:id="3" w:name="_Ref235901321"/>
+      <w:r>
+        <w:t xml:space="preserve">Qian, N. (1999). </w:t>
+      </w:r>
+      <w:r>
+        <w:rPr>
+          <w:i/>
+          <w:iCs/>
+        </w:rPr>
+        <w:t>On the Momentum Term in Gradient Descent Learning Algorithms</w:t>
+      </w:r>
+      <w:r>
+        <w:t>. Neural Networks, 12(1), 145-151.</w:t>
+      </w:r>
+      <w:bookmarkEnd w:id="3"/>
+    </w:p>
+    <w:p>
+      <w:pPr>
+        <w:pStyle w:val="references"/>
+        <w:ind w:start="17.70pt" w:hanging="17.70pt"/>
+      </w:pPr>
+      <w:bookmarkStart w:id="4" w:name="_Ref235901377"/>
+      <w:r>
+        <w:t xml:space="preserve">Prechelt, L. (1998). </w:t>
+      </w:r>
+      <w:r>
+        <w:rPr>
+          <w:i/>
+          <w:iCs/>
+        </w:rPr>
+        <w:t xml:space="preserve">Early Stopping </w:t>
+      </w:r>
+      <w:r>
+        <w:rPr>
+          <w:i/>
+          <w:iCs/>
+        </w:rPr>
+        <w:t>-</w:t>
+      </w:r>
+      <w:r>
+        <w:rPr>
+          <w:i/>
+          <w:iCs/>
+        </w:rPr>
+        <w:t xml:space="preserve"> But When?</w:t>
+      </w:r>
+      <w:r>
+        <w:t xml:space="preserve"> In G. Orr &amp; K.-R. Müller (Eds.), </w:t>
+      </w:r>
+      <w:r>
+        <w:rPr>
+          <w:i/>
+          <w:iCs/>
+        </w:rPr>
+        <w:t>Neural Networks: Tricks of the Trade</w:t>
+      </w:r>
+      <w:r>
+        <w:t xml:space="preserve"> (pp. 55-69). Springer.</w:t>
+      </w:r>
+      <w:bookmarkEnd w:id="4"/>
+    </w:p>
+    <w:p>
+      <w:pPr>
+        <w:pStyle w:val="references"/>
+        <w:numPr>
+          <w:ilvl w:val="0"/>
+          <w:numId w:val="0"/>
+        </w:numPr>
+        <w:spacing w:line="12pt" w:lineRule="auto"/>
+        <w:rPr>
+          <w:rFonts w:eastAsia="SimSun"/>
+          <w:b/>
+          <w:noProof w:val="0"/>
+          <w:color w:val="FF0000"/>
+          <w:spacing w:val="-1"/>
+          <w:sz w:val="20"/>
+          <w:szCs w:val="20"/>
+          <w:lang w:val="x-none" w:eastAsia="x-none"/>
+        </w:rPr>
+        <w:sectPr>
+          <w:type w:val="continuous"/>
+          <w:pgSz w:w="595.30pt" w:h="841.90pt" w:code="9"/>
+          <w:pgMar w:top="54pt" w:right="45.35pt" w:bottom="72pt" w:left="45.35pt" w:header="36pt" w:footer="36pt" w:gutter="0pt"/>
+          <w:cols w:num="2" w:space="18pt"/>
+          <w:docGrid w:linePitch="360"/>
+        </w:sectPr>
+      </w:pPr>
+    </w:p>
+    <w:p>
+      <w:pPr>
+        <w:jc w:val="both"/>
+      </w:pPr>
     </w:p>
     <w:sectPr>
       <w:type w:val="continuous"/>
@@ -2148,19 +4872,29 @@
 <w:ftr xmlns:cx="http://schemas.microsoft.com/office/drawing/2014/chartex" xmlns:cx1="http://schemas.microsoft.com/office/drawing/2015/9/8/chartex" xmlns:cx2="http://schemas.microsoft.com/office/drawing/2015/10/21/chartex" xmlns:cx3="http://schemas.microsoft.com/office/drawing/2016/5/9/chartex" xmlns:cx4="http://schemas.microsoft.com/office/drawing/2016/5/10/chartex" xmlns:cx5="http://schemas.microsoft.com/office/drawing/2016/5/11/chartex" xmlns:cx6="http://schemas.microsoft.com/office/drawing/2016/5/12/chartex" xmlns:cx7="http://schemas.microsoft.com/office/drawing/2016/5/13/chartex" xmlns:cx8="http://schemas.microsoft.com/office/drawing/2016/5/14/chartex" xmlns:mc="http://schemas.openxmlformats.org/markup-compatibility/2006" xmlns:aink="http://schemas.microsoft.com/office/drawing/2016/ink" xmlns:am3d="http://schemas.microsoft.com/office/drawing/2017/model3d" xmlns:o="urn:schemas-microsoft-com:office:office" xmlns:oel="http://schemas.microsoft.com/office/2019/extlst" xmlns:r="http://purl.oclc.org/ooxml/officeDocument/relationships" xmlns:m="http://purl.oclc.org/ooxml/officeDocument/math" xmlns:v="urn:schemas-microsoft-com:vml" xmlns:wp14="http://schemas.microsoft.com/office/word/2010/wordprocessingDrawing" xmlns:wp="http://purl.oclc.org/ooxml/drawingml/wordprocessingDrawing" xmlns:w10="urn:schemas-microsoft-com:office:word" xmlns:w="http://purl.oclc.org/ooxml/wordprocessingml/main" xmlns:w14="http://schemas.microsoft.com/office/word/2010/wordml" xmlns:w15="http://schemas.microsoft.com/office/word/2012/wordml" xmlns:w16cex="http://schemas.microsoft.com/office/word/2018/wordml/cex" xmlns:w16cid="http://schemas.microsoft.com/office/word/2016/wordml/cid" xmlns:w16="http://schemas.microsoft.com/office/word/2018/wordml" xmlns:w16du="http://schemas.microsoft.com/office/word/2023/wordml/word16du" xmlns:w16sdtdh="http://schemas.microsoft.com/office/word/2020/wordml/sdtdatahash" xmlns:w16sdtfl="http://schemas.microsoft.com/office/word/2024/wordml/sdtformatlock" xmlns:w16se="http://schemas.microsoft.com/office/word/2015/wordml/symex" xmlns:wpi="http://schemas.microsoft.com/office/word/2010/wordprocessingInk" xmlns:wne="http://schemas.microsoft.com/office/word/2006/wordml" mc:Ignorable="w14 w15 w16se w16cid w16 w16cex w16sdtdh w16sdtfl w16du wne wp14">
   <w:p>
     <w:pPr>
-      <w:pStyle w:val="a7"/>
+      <w:pStyle w:val="Footer"/>
       <w:jc w:val="start"/>
-      <w:rPr>
-        <w:sz w:val="16"/>
-        <w:szCs w:val="16"/>
-      </w:rPr>
     </w:pPr>
     <w:r>
       <w:rPr>
         <w:sz w:val="16"/>
         <w:szCs w:val="16"/>
       </w:rPr>
-      <w:t>XXX-X-XXXX-XXXX-X/XX/$XX.00 ©20XX IEEE</w:t>
+      <w:t xml:space="preserve">Deep Learning Course Final Project | Afeka </w:t>
+    </w:r>
+    <w:r>
+      <w:rPr>
+        <w:sz w:val="16"/>
+        <w:szCs w:val="16"/>
+      </w:rPr>
+      <w:t>-</w:t>
+    </w:r>
+    <w:r>
+      <w:rPr>
+        <w:sz w:val="16"/>
+        <w:szCs w:val="16"/>
+      </w:rPr>
+      <w:t xml:space="preserve"> The Academic College of Engineering in Tel Aviv | Semester B, 2026</w:t>
     </w:r>
   </w:p>
 </w:ftr>
@@ -3069,7 +5803,7 @@
     <w:lvl w:ilvl="0">
       <w:start w:val="1"/>
       <w:numFmt w:val="upperRoman"/>
-      <w:pStyle w:val="1"/>
+      <w:pStyle w:val="Heading1"/>
       <w:lvlText w:val="%1."/>
       <w:lvlJc w:val="center"/>
       <w:pPr>
@@ -3101,7 +5835,7 @@
     <w:lvl w:ilvl="1">
       <w:start w:val="1"/>
       <w:numFmt w:val="upperLetter"/>
-      <w:pStyle w:val="2"/>
+      <w:pStyle w:val="Heading2"/>
       <w:lvlText w:val="%2."/>
       <w:lvlJc w:val="start"/>
       <w:pPr>
@@ -3137,7 +5871,7 @@
     <w:lvl w:ilvl="2">
       <w:start w:val="1"/>
       <w:numFmt w:val="decimal"/>
-      <w:pStyle w:val="3"/>
+      <w:pStyle w:val="Heading3"/>
       <w:lvlText w:val="%3)"/>
       <w:lvlJc w:val="start"/>
       <w:pPr>
@@ -3173,7 +5907,7 @@
     <w:lvl w:ilvl="3">
       <w:start w:val="1"/>
       <w:numFmt w:val="lowerLetter"/>
-      <w:pStyle w:val="4"/>
+      <w:pStyle w:val="Heading4"/>
       <w:lvlText w:val="%4)"/>
       <w:lvlJc w:val="start"/>
       <w:pPr>
@@ -3945,17 +6679,17 @@
     <w:lsdException w:name="Unresolved Mention" w:semiHidden="1" w:uiPriority="99" w:unhideWhenUsed="1"/>
     <w:lsdException w:name="Smart Link" w:semiHidden="1" w:uiPriority="99" w:unhideWhenUsed="1"/>
   </w:latentStyles>
-  <w:style w:type="paragraph" w:default="1" w:styleId="a">
+  <w:style w:type="paragraph" w:default="1" w:styleId="Normal">
     <w:name w:val="Normal"/>
     <w:qFormat/>
     <w:pPr>
       <w:jc w:val="center"/>
     </w:pPr>
   </w:style>
-  <w:style w:type="paragraph" w:styleId="1">
+  <w:style w:type="paragraph" w:styleId="Heading1">
     <w:name w:val="heading 1"/>
-    <w:basedOn w:val="a"/>
-    <w:next w:val="a"/>
+    <w:basedOn w:val="Normal"/>
+    <w:next w:val="Normal"/>
     <w:qFormat/>
     <w:rsid w:val="006B6B66"/>
     <w:pPr>
@@ -3976,10 +6710,10 @@
       <w:noProof/>
     </w:rPr>
   </w:style>
-  <w:style w:type="paragraph" w:styleId="2">
+  <w:style w:type="paragraph" w:styleId="Heading2">
     <w:name w:val="heading 2"/>
-    <w:basedOn w:val="a"/>
-    <w:next w:val="a"/>
+    <w:basedOn w:val="Normal"/>
+    <w:next w:val="Normal"/>
     <w:qFormat/>
     <w:rsid w:val="00ED0149"/>
     <w:pPr>
@@ -4003,10 +6737,10 @@
       <w:noProof/>
     </w:rPr>
   </w:style>
-  <w:style w:type="paragraph" w:styleId="3">
+  <w:style w:type="paragraph" w:styleId="Heading3">
     <w:name w:val="heading 3"/>
-    <w:basedOn w:val="a"/>
-    <w:next w:val="a"/>
+    <w:basedOn w:val="Normal"/>
+    <w:next w:val="Normal"/>
     <w:qFormat/>
     <w:rsid w:val="00794804"/>
     <w:pPr>
@@ -4025,10 +6759,10 @@
       <w:noProof/>
     </w:rPr>
   </w:style>
-  <w:style w:type="paragraph" w:styleId="4">
+  <w:style w:type="paragraph" w:styleId="Heading4">
     <w:name w:val="heading 4"/>
-    <w:basedOn w:val="a"/>
-    <w:next w:val="a"/>
+    <w:basedOn w:val="Normal"/>
+    <w:next w:val="Normal"/>
     <w:qFormat/>
     <w:rsid w:val="00794804"/>
     <w:pPr>
@@ -4051,10 +6785,10 @@
       <w:noProof/>
     </w:rPr>
   </w:style>
-  <w:style w:type="paragraph" w:styleId="5">
+  <w:style w:type="paragraph" w:styleId="Heading5">
     <w:name w:val="heading 5"/>
-    <w:basedOn w:val="a"/>
-    <w:next w:val="a"/>
+    <w:basedOn w:val="Normal"/>
+    <w:next w:val="Normal"/>
     <w:qFormat/>
     <w:pPr>
       <w:tabs>
@@ -4068,13 +6802,12 @@
       <w:noProof/>
     </w:rPr>
   </w:style>
-  <w:style w:type="character" w:default="1" w:styleId="a0">
+  <w:style w:type="character" w:default="1" w:styleId="DefaultParagraphFont">
     <w:name w:val="Default Paragraph Font"/>
     <w:uiPriority w:val="1"/>
-    <w:semiHidden/>
     <w:unhideWhenUsed/>
   </w:style>
-  <w:style w:type="table" w:default="1" w:styleId="a1">
+  <w:style w:type="table" w:default="1" w:styleId="TableNormal">
     <w:name w:val="Normal Table"/>
     <w:uiPriority w:val="99"/>
     <w:semiHidden/>
@@ -4089,7 +6822,7 @@
       </w:tblCellMar>
     </w:tblPr>
   </w:style>
-  <w:style w:type="numbering" w:default="1" w:styleId="a2">
+  <w:style w:type="numbering" w:default="1" w:styleId="NoList">
     <w:name w:val="No List"/>
     <w:uiPriority w:val="99"/>
     <w:semiHidden/>
@@ -4128,10 +6861,10 @@
       <w:szCs w:val="22"/>
     </w:rPr>
   </w:style>
-  <w:style w:type="paragraph" w:styleId="a3">
+  <w:style w:type="paragraph" w:styleId="BodyText">
     <w:name w:val="Body Text"/>
-    <w:basedOn w:val="a"/>
-    <w:link w:val="a4"/>
+    <w:basedOn w:val="Normal"/>
+    <w:link w:val="BodyTextChar"/>
     <w:rsid w:val="00E7596C"/>
     <w:pPr>
       <w:tabs>
@@ -4146,9 +6879,9 @@
       <w:lang w:val="x-none" w:eastAsia="x-none"/>
     </w:rPr>
   </w:style>
-  <w:style w:type="character" w:customStyle="1" w:styleId="a4">
-    <w:name w:val="גוף טקסט תו"/>
-    <w:link w:val="a3"/>
+  <w:style w:type="character" w:customStyle="1" w:styleId="BodyTextChar">
+    <w:name w:val="Body Text Char"/>
+    <w:link w:val="BodyText"/>
     <w:rsid w:val="00E7596C"/>
     <w:rPr>
       <w:spacing w:val="-1"/>
@@ -4157,7 +6890,7 @@
   </w:style>
   <w:style w:type="paragraph" w:customStyle="1" w:styleId="bulletlist">
     <w:name w:val="bullet list"/>
-    <w:basedOn w:val="a3"/>
+    <w:basedOn w:val="BodyText"/>
     <w:rsid w:val="001B67DC"/>
     <w:pPr>
       <w:numPr>
@@ -4171,7 +6904,7 @@
   </w:style>
   <w:style w:type="paragraph" w:customStyle="1" w:styleId="equation">
     <w:name w:val="equation"/>
-    <w:basedOn w:val="a"/>
+    <w:basedOn w:val="Normal"/>
     <w:rsid w:val="008A2C7D"/>
     <w:pPr>
       <w:tabs>
@@ -4276,7 +7009,7 @@
   </w:style>
   <w:style w:type="paragraph" w:customStyle="1" w:styleId="tablecolhead">
     <w:name w:val="table col head"/>
-    <w:basedOn w:val="a"/>
+    <w:basedOn w:val="Normal"/>
     <w:rPr>
       <w:b/>
       <w:bCs/>
@@ -4350,10 +7083,10 @@
       <w:i/>
     </w:rPr>
   </w:style>
-  <w:style w:type="paragraph" w:styleId="a5">
+  <w:style w:type="paragraph" w:styleId="Header">
     <w:name w:val="header"/>
-    <w:basedOn w:val="a"/>
-    <w:link w:val="a6"/>
+    <w:basedOn w:val="Normal"/>
+    <w:link w:val="HeaderChar"/>
     <w:rsid w:val="001A3B3D"/>
     <w:pPr>
       <w:tabs>
@@ -4362,16 +7095,16 @@
       </w:tabs>
     </w:pPr>
   </w:style>
-  <w:style w:type="character" w:customStyle="1" w:styleId="a6">
-    <w:name w:val="כותרת עליונה תו"/>
-    <w:basedOn w:val="a0"/>
-    <w:link w:val="a5"/>
+  <w:style w:type="character" w:customStyle="1" w:styleId="HeaderChar">
+    <w:name w:val="Header Char"/>
+    <w:basedOn w:val="DefaultParagraphFont"/>
+    <w:link w:val="Header"/>
     <w:rsid w:val="001A3B3D"/>
   </w:style>
-  <w:style w:type="paragraph" w:styleId="a7">
+  <w:style w:type="paragraph" w:styleId="Footer">
     <w:name w:val="footer"/>
-    <w:basedOn w:val="a"/>
-    <w:link w:val="a8"/>
+    <w:basedOn w:val="Normal"/>
+    <w:link w:val="FooterChar"/>
     <w:rsid w:val="001A3B3D"/>
     <w:pPr>
       <w:tabs>
@@ -4380,11 +7113,83 @@
       </w:tabs>
     </w:pPr>
   </w:style>
-  <w:style w:type="character" w:customStyle="1" w:styleId="a8">
-    <w:name w:val="כותרת תחתונה תו"/>
-    <w:basedOn w:val="a0"/>
-    <w:link w:val="a7"/>
+  <w:style w:type="character" w:customStyle="1" w:styleId="FooterChar">
+    <w:name w:val="Footer Char"/>
+    <w:basedOn w:val="DefaultParagraphFont"/>
+    <w:link w:val="Footer"/>
     <w:rsid w:val="001A3B3D"/>
+  </w:style>
+  <w:style w:type="paragraph" w:styleId="Caption">
+    <w:name w:val="caption"/>
+    <w:basedOn w:val="Normal"/>
+    <w:next w:val="Normal"/>
+    <w:unhideWhenUsed/>
+    <w:qFormat/>
+    <w:rsid w:val="009D3CD2"/>
+    <w:pPr>
+      <w:spacing w:after="10pt"/>
+    </w:pPr>
+    <w:rPr>
+      <w:i/>
+      <w:iCs/>
+      <w:color w:val="44546A" w:themeColor="text2"/>
+      <w:sz w:val="18"/>
+      <w:szCs w:val="18"/>
+    </w:rPr>
+  </w:style>
+  <w:style w:type="table" w:styleId="TableGrid">
+    <w:name w:val="Table Grid"/>
+    <w:basedOn w:val="TableNormal"/>
+    <w:rsid w:val="005336BD"/>
+    <w:tblPr>
+      <w:tblBorders>
+        <w:top w:val="single" w:sz="4" w:space="0" w:color="auto"/>
+        <w:start w:val="single" w:sz="4" w:space="0" w:color="auto"/>
+        <w:bottom w:val="single" w:sz="4" w:space="0" w:color="auto"/>
+        <w:end w:val="single" w:sz="4" w:space="0" w:color="auto"/>
+        <w:insideH w:val="single" w:sz="4" w:space="0" w:color="auto"/>
+        <w:insideV w:val="single" w:sz="4" w:space="0" w:color="auto"/>
+      </w:tblBorders>
+    </w:tblPr>
+  </w:style>
+  <w:style w:type="paragraph" w:styleId="NormalWeb">
+    <w:name w:val="Normal (Web)"/>
+    <w:basedOn w:val="Normal"/>
+    <w:rsid w:val="00842900"/>
+    <w:rPr>
+      <w:sz w:val="24"/>
+      <w:szCs w:val="24"/>
+    </w:rPr>
+  </w:style>
+  <w:style w:type="character" w:styleId="Hyperlink">
+    <w:name w:val="Hyperlink"/>
+    <w:basedOn w:val="DefaultParagraphFont"/>
+    <w:rsid w:val="00F029F7"/>
+    <w:rPr>
+      <w:color w:val="0563C1" w:themeColor="hyperlink"/>
+      <w:u w:val="single"/>
+    </w:rPr>
+  </w:style>
+  <w:style w:type="character" w:styleId="UnresolvedMention">
+    <w:name w:val="Unresolved Mention"/>
+    <w:basedOn w:val="DefaultParagraphFont"/>
+    <w:uiPriority w:val="99"/>
+    <w:semiHidden/>
+    <w:unhideWhenUsed/>
+    <w:rsid w:val="00F029F7"/>
+    <w:rPr>
+      <w:color w:val="605E5C"/>
+      <w:shd w:val="clear" w:color="auto" w:fill="E1DFDD"/>
+    </w:rPr>
+  </w:style>
+  <w:style w:type="character" w:styleId="FollowedHyperlink">
+    <w:name w:val="FollowedHyperlink"/>
+    <w:basedOn w:val="DefaultParagraphFont"/>
+    <w:rsid w:val="00F029F7"/>
+    <w:rPr>
+      <w:color w:val="954F72" w:themeColor="followedHyperlink"/>
+      <w:u w:val="single"/>
+    </w:rPr>
   </w:style>
 </w:styles>
 </file>

--- a/FinalProject/DL_AblationStudy_DavidAviad.docx
+++ b/FinalProject/DL_AblationStudy_DavidAviad.docx
@@ -377,10 +377,7 @@
         </w:rPr>
       </w:pPr>
       <w:r>
-        <w:t xml:space="preserve">Model performance was assessed using standard classification metrics, including Accuracy, Precision, Recall, Specificity, F1-score, ROC-AUC, and confusion matrices. In </w:t>
-      </w:r>
-      <w:r>
-        <w:t>addition, internal training dynamics were investigated by monitoring changes in network weights throughout the optimization process. Rather than proposing a new network architecture, the objective of this work is to improve the understanding of how fundamental training hyperparameters influence CNN training under controlled experimental conditions.</w:t>
+        <w:t>Model performance was assessed using standard classification metrics, including Accuracy, Precision, Recall, Specificity, F1-score, ROC-AUC, and confusion matrices. In addition, internal training dynamics were investigated by monitoring changes in network weights throughout the optimization process. Rather than proposing a new network architecture, the objective of this work is to improve the understanding of how fundamental training hyperparameters influence CNN training under controlled experimental conditions.</w:t>
       </w:r>
     </w:p>
     <w:p>
@@ -518,14 +515,7 @@
         <w:rPr>
           <w:lang w:bidi="he-IL"/>
         </w:rPr>
-        <w:t xml:space="preserve">The network receives 28×28×1 grayscale images as input and consists of two convolutional blocks. The first block includes a 2D convolutional layer with 32 filters of size 3×3, followed by a ReLU activation function and a 2×2 max-pooling layer. The second block follows the same structure, using 64 filters before a second max-pooling operation. The extracted feature maps are subsequently flattened and passed to a fully connected layer containing 64 neurons with ReLU activation. A dropout layer is applied before the final output neuron, which uses a sigmoid </w:t>
-      </w:r>
-      <w:r>
-        <w:rPr>
-          <w:lang w:bidi="he-IL"/>
-        </w:rPr>
-        <w:lastRenderedPageBreak/>
-        <w:t>activation function to produce the probability of the positive class.</w:t>
+        <w:t>The network receives 28×28×1 grayscale images as input and consists of two convolutional blocks. The first block includes a 2D convolutional layer with 32 filters of size 3×3, followed by a ReLU activation function and a 2×2 max-pooling layer. The second block follows the same structure, using 64 filters before a second max-pooling operation. The extracted feature maps are subsequently flattened and passed to a fully connected layer containing 64 neurons with ReLU activation. A dropout layer is applied before the final output neuron, which uses a sigmoid activation function to produce the probability of the positive class.</w:t>
       </w:r>
     </w:p>
     <w:p>
@@ -956,13 +946,7 @@
         <w:rPr>
           <w:lang w:bidi="he-IL"/>
         </w:rPr>
-        <w:t xml:space="preserve">The third category analyzes the internal behavior of the optimization process by monitoring changes in the network </w:t>
-      </w:r>
-      <w:r>
-        <w:rPr>
-          <w:lang w:bidi="he-IL"/>
-        </w:rPr>
-        <w:t>weights during training. For each experiment, statistics including the mean, median, and cumulative weight changes, together with their absolute values, were computed across all trainable parameters. In addition, the most volatile weight and the three most volatile weights were identified and tracked across training epochs to examine the consistency of parameter updates under different training configurations.</w:t>
+        <w:t>The third category analyzes the internal behavior of the optimization process by monitoring changes in the network weights during training. For each experiment, statistics including the mean, median, and cumulative weight changes, together with their absolute values, were computed across all trainable parameters. In addition, the most volatile weight and the three most volatile weights were identified and tracked across training epochs to examine the consistency of parameter updates under different training configurations.</w:t>
       </w:r>
     </w:p>
     <w:p>
@@ -1309,7 +1293,6 @@
         <w:pStyle w:val="tablehead"/>
       </w:pPr>
       <w:r>
-        <w:lastRenderedPageBreak/>
         <w:t>Summary of Ablation Results</w:t>
       </w:r>
     </w:p>
@@ -4144,13 +4127,21 @@
         <w:rPr>
           <w:lang/>
         </w:rPr>
-        <w:t xml:space="preserve">. Standard SGD achieved the weakest results, with an accuracy of 0.8114, an F1-score of 0.8009, and a ROC-AUC of 0.8741. Its best validation result occurred at epoch 30, which was the final permitted epoch. Therefore, the model did not satisfy the </w:t>
-      </w:r>
-      <w:r>
+        <w:t>. Standard SGD achieved the weakest results, with an accuracy of 0.8114, an F1-score of 0.8009, and a ROC-AUC of 0.8741. Its best validation result occurred at epoch 30, which was the final permitted epoch. Therefore, the model did not satisfy the early-stopping condition and had not clearly converged within the available training budget.</w:t>
+      </w:r>
+    </w:p>
+    <w:p>
+      <w:pPr>
+        <w:pStyle w:val="BodyText"/>
         <w:rPr>
           <w:lang/>
         </w:rPr>
-        <w:t>early-stopping condition and had not clearly converged within the available training budget.</w:t>
+      </w:pPr>
+      <w:r>
+        <w:rPr>
+          <w:lang/>
+        </w:rPr>
+        <w:t>Adding momentum substantially improved SGD. Accuracy increased to 0.8593, while the F1-score and ROC-AUC increased to 0.8602 and 0.9389, respectively. As shown in Fig. 2(b), momentum produced a much faster initial reduction in validation loss than standard SGD. Nevertheless, its best validation loss was also obtained at epoch 30, indicating that additional training might still have produced further improvement.</w:t>
       </w:r>
     </w:p>
     <w:p>
@@ -4164,34 +4155,20 @@
         <w:rPr>
           <w:lang/>
         </w:rPr>
-        <w:t>Adding momentum substantially improved SGD. Accuracy increased to 0.8593, while the F1-score and ROC-AUC increased to 0.8602 and 0.9389, respectively. As shown in Fig. 2(b), momentum produced a much faster initial reduction in validation loss than standard SGD. Nevertheless, its best validation loss was also obtained at epoch 30, indicating that additional training might still have produced further improvement.</w:t>
+        <w:t>RMSprop and Adam clearly outperformed the two SGD configurations. RMSprop achieved the lowest validation loss in the optimizer group, 0.2985, and the highest ROC-AUC, 0.9621. Adam achieved slightly higher accuracy and F1-score, reaching 0.8936 and 0.8926, respectively, compared with 0.8850 and 0.8815 for RMSprop.</w:t>
       </w:r>
     </w:p>
     <w:p>
       <w:pPr>
         <w:pStyle w:val="BodyText"/>
         <w:rPr>
+          <w:lang w:val="en-US"/>
+        </w:rPr>
+      </w:pPr>
+      <w:r>
+        <w:rPr>
           <w:lang/>
         </w:rPr>
-      </w:pPr>
-      <w:r>
-        <w:rPr>
-          <w:lang/>
-        </w:rPr>
-        <w:t>RMSprop and Adam clearly outperformed the two SGD configurations. RMSprop achieved the lowest validation loss in the optimizer group, 0.2985, and the highest ROC-AUC, 0.9621. Adam achieved slightly higher accuracy and F1-score, reaching 0.8936 and 0.8926, respectively, compared with 0.8850 and 0.8815 for RMSprop.</w:t>
-      </w:r>
-    </w:p>
-    <w:p>
-      <w:pPr>
-        <w:pStyle w:val="BodyText"/>
-        <w:rPr>
-          <w:lang w:val="en-US"/>
-        </w:rPr>
-      </w:pPr>
-      <w:r>
-        <w:rPr>
-          <w:lang/>
-        </w:rPr>
         <w:t>The difference between the two adaptive optimizers was therefore metric-dependent. RMSprop provided marginally better threshold-independent class separation, whereas Adam provided the strongest classification performance at the selected decision threshold. Adam also reached its best validation loss after eight epochs, compared with thirteen epochs for RMSprop. Adam consequently provided the best overall balance between convergence efficiency and classification performance.</w:t>
       </w:r>
     </w:p>
@@ -4200,7 +4177,6 @@
         <w:pStyle w:val="Heading2"/>
       </w:pPr>
       <w:r>
-        <w:lastRenderedPageBreak/>
         <w:t>Batch Size Analysis</w:t>
       </w:r>
     </w:p>
@@ -4443,13 +4419,29 @@
         <w:rPr>
           <w:lang/>
         </w:rPr>
-        <w:t xml:space="preserve">The best batch-size configuration was 128. It achieved the lowest validation loss, 0.2916, together with the highest accuracy and F1-score in the complete experiment, 0.8979 and </w:t>
-      </w:r>
+        <w:t>The best batch-size configuration was 128. It achieved the lowest validation loss, 0.2916, together with the highest accuracy and F1-score in the complete experiment, 0.8979 and 0.8969, respectively. Although it required more epochs to reach its best result, each epoch contained fewer optimizer steps. It therefore reached its best epoch after 1,056 optimizer updates, compared with 1,400 updates for batch sizes 32 and 64 and 2,800 updates for batch size 16.</w:t>
+      </w:r>
+    </w:p>
+    <w:p>
+      <w:pPr>
+        <w:pStyle w:val="BodyText"/>
+        <w:rPr>
+          <w:lang w:val="en-US"/>
+        </w:rPr>
+      </w:pPr>
       <w:r>
         <w:rPr>
           <w:lang/>
         </w:rPr>
-        <w:t>0.8969, respectively. Although it required more epochs to reach its best result, each epoch contained fewer optimizer steps. It therefore reached its best epoch after 1,056 optimizer updates, compared with 1,400 updates for batch sizes 32 and 64 and 2,800 updates for batch size 16.</w:t>
+        <w:t>The improvement over batch size 64 was nevertheless modest, amounting to approximately 0.43 percentage points in both accuracy and F1-score. The result supports batch size 128 as the strongest tested configuration, but it should not be interpreted as evidence that larger batches are universally superior.</w:t>
+      </w:r>
+    </w:p>
+    <w:p>
+      <w:pPr>
+        <w:pStyle w:val="Heading2"/>
+      </w:pPr>
+      <w:r>
+        <w:t>Internal Weight-Dynamics Analysis</w:t>
       </w:r>
     </w:p>
     <w:p>
@@ -4461,9 +4453,65 @@
       </w:pPr>
       <w:r>
         <w:rPr>
+          <w:lang w:val="en-US"/>
+        </w:rPr>
+        <w:t>Representative examples of the layer-wise weight dynamics are presented in Fig. 3. Unlike the external performance measures, which indicate whether a configuration produced an effective classifier, these analyses provide insight into how the optimization process evolved internally. Therefore, the epoch-level changes in the trainable weights were analyzed using their signed and absolute means, sums, medians, maximum changes, and the identities of the most volatile weights.</w:t>
+      </w:r>
+    </w:p>
+    <w:p>
+      <w:pPr>
+        <w:pStyle w:val="BodyText"/>
+        <w:rPr>
           <w:lang/>
         </w:rPr>
-        <w:t>The improvement over batch size 64 was nevertheless modest, amounting to approximately 0.43 percentage points in both accuracy and F1-score. The result supports batch size 128 as the strongest tested configuration, but it should not be interpreted as evidence that larger batches are universally superior.</w:t>
+      </w:pPr>
+      <w:r>
+        <w:rPr>
+          <w:lang/>
+        </w:rPr>
+        <w:t>The clearest relationship was observed in the learning-rate experiments. Large learning rates produced substantially larger weight changes than the stable baseline configuration. For example, the mean absolute epoch-level change in the first convolutional layer was 0.051887 for a learning rate of 0.1, compared with 0.006668 for a learning rate of 0.001. Similar differences were observed in the remaining trainable layers.</w:t>
+      </w:r>
+    </w:p>
+    <w:p>
+      <w:pPr>
+        <w:pStyle w:val="BodyText"/>
+        <w:rPr>
+          <w:lang/>
+        </w:rPr>
+      </w:pPr>
+      <w:r>
+        <w:rPr>
+          <w:lang/>
+        </w:rPr>
+        <w:t>Despite producing much larger parameter changes, learning rates of 0.1 and 0.05 failed to learn the classification task. Large weight movement therefore did not represent effective learning in these experiments; instead, it reflected an excessively aggressive and unstable optimization process. By contrast, the learning rate of 0.001 produced smaller, sustained changes and achieved strong predictive performance.</w:t>
+      </w:r>
+    </w:p>
+    <w:p>
+      <w:pPr>
+        <w:pStyle w:val="BodyText"/>
+        <w:rPr>
+          <w:lang w:val="en-US"/>
+        </w:rPr>
+      </w:pPr>
+      <w:r>
+        <w:rPr>
+          <w:lang/>
+        </w:rPr>
+        <w:t>Standard SGD exhibited the opposite behavior. Its mean absolute weight changes were particularly small, including 0.000675 in the first convolutional layer and 0.000063 in the second convolutional layer. These small changes were accompanied by slow convergence and weaker predictive performance. Taken together, the results indicate that successful learning required updates that were large enough to produce meaningful progress but not so large that they destabilized the optimization process.</w:t>
+      </w:r>
+    </w:p>
+    <w:p>
+      <w:pPr>
+        <w:pStyle w:val="BodyText"/>
+        <w:rPr>
+          <w:lang w:val="en-US"/>
+        </w:rPr>
+      </w:pPr>
+      <w:r>
+        <w:rPr>
+          <w:lang/>
+        </w:rPr>
+        <w:t>The batch-size experiments showed that epoch-level weight changes generally decreased as batch size increased. However, a direct epoch-level comparison can be misleading because smaller batches perform more optimizer updates during each epoch. For this reason, the study also normalized weight-change measures by the number of optimizer steps, allowing a fairer comparison between batch sizes.</w:t>
       </w:r>
     </w:p>
     <w:p>
@@ -4471,134 +4519,49 @@
         <w:pStyle w:val="Heading2"/>
       </w:pPr>
       <w:r>
-        <w:t>Internal Weight-Dynamics Analysis</w:t>
+        <w:t>Overall Findings and Limitations</w:t>
       </w:r>
     </w:p>
     <w:p>
       <w:pPr>
         <w:pStyle w:val="BodyText"/>
         <w:rPr>
+          <w:lang/>
+        </w:rPr>
+      </w:pPr>
+      <w:r>
+        <w:rPr>
+          <w:lang/>
+        </w:rPr>
+        <w:t>Overall, learning rate had the strongest influence on the outcome of training. Values of 0.1 and 0.05 caused complete classification failure, whereas 0.01 and 0.001 enabled effective learning. Optimizer selection had the second-largest effect: Adam and RMSprop clearly outperformed SGD and SGD with momentum. Batch size produced more moderate differences, since all evaluated values resulted in comparatively strong classifiers.</w:t>
+      </w:r>
+    </w:p>
+    <w:p>
+      <w:pPr>
+        <w:pStyle w:val="BodyText"/>
+        <w:rPr>
+          <w:lang/>
+        </w:rPr>
+      </w:pPr>
+      <w:r>
+        <w:rPr>
+          <w:lang/>
+        </w:rPr>
+        <w:t>The strongest tested configuration in terms of accuracy and F1-score combined Adam, a learning rate of 0.001, and a batch size of 128. It achieved an accuracy of 0.8979 and an F1-score of 0.8969. RMSprop with a batch size of 64 produced a marginally higher ROC-AUC of 0.9621, demonstrating that the optimal configuration can depend on the selected evaluation criterion.</w:t>
+      </w:r>
+    </w:p>
+    <w:p>
+      <w:pPr>
+        <w:pStyle w:val="BodyText"/>
+        <w:rPr>
           <w:lang w:val="en-US"/>
         </w:rPr>
       </w:pPr>
       <w:r>
         <w:rPr>
-          <w:lang w:val="en-US"/>
-        </w:rPr>
-        <w:t>Representative examples of the layer-wise weight dynamics are presented in Fig. 3. Unlike the external performance measures, which indicate whether a configuration produced an effective classifier, these analyses provide insight into how the optimization process evolved internally. Therefore, the epoch-level changes in the trainable weights were analyzed using their signed and absolute means, sums, medians, maximum changes, and the identities of the most volatile weights.</w:t>
-      </w:r>
-    </w:p>
-    <w:p>
-      <w:pPr>
-        <w:pStyle w:val="BodyText"/>
-        <w:rPr>
           <w:lang/>
         </w:rPr>
-      </w:pPr>
-      <w:r>
-        <w:rPr>
-          <w:lang/>
-        </w:rPr>
-        <w:lastRenderedPageBreak/>
-        <w:t>The clearest relationship was observed in the learning-rate experiments. Large learning rates produced substantially larger weight changes than the stable baseline configuration. For example, the mean absolute epoch-level change in the first convolutional layer was 0.051887 for a learning rate of 0.1, compared with 0.006668 for a learning rate of 0.001. Similar differences were observed in the remaining trainable layers.</w:t>
-      </w:r>
-    </w:p>
-    <w:p>
-      <w:pPr>
-        <w:pStyle w:val="BodyText"/>
-        <w:rPr>
-          <w:lang/>
-        </w:rPr>
-      </w:pPr>
-      <w:r>
-        <w:rPr>
-          <w:lang/>
-        </w:rPr>
-        <w:t>Despite producing much larger parameter changes, learning rates of 0.1 and 0.05 failed to learn the classification task. Large weight movement therefore did not represent effective learning in these experiments; instead, it reflected an excessively aggressive and unstable optimization process. By contrast, the learning rate of 0.001 produced smaller, sustained changes and achieved strong predictive performance.</w:t>
-      </w:r>
-    </w:p>
-    <w:p>
-      <w:pPr>
-        <w:pStyle w:val="BodyText"/>
-        <w:rPr>
-          <w:lang w:val="en-US"/>
-        </w:rPr>
-      </w:pPr>
-      <w:r>
-        <w:rPr>
-          <w:lang/>
-        </w:rPr>
-        <w:t>Standard SGD exhibited the opposite behavior. Its mean absolute weight changes were particularly small, including 0.000675 in the first convolutional layer and 0.000063 in the second convolutional layer. These small changes were accompanied by slow convergence and weaker predictive performance. Taken together, the results indicate that successful learning required updates that were large enough to produce meaningful progress but not so large that they destabilized the optimization process.</w:t>
-      </w:r>
-    </w:p>
-    <w:p>
-      <w:pPr>
-        <w:pStyle w:val="BodyText"/>
-        <w:rPr>
-          <w:lang w:val="en-US"/>
-        </w:rPr>
-      </w:pPr>
-      <w:r>
-        <w:rPr>
-          <w:lang/>
-        </w:rPr>
-        <w:t>The batch-size experiments showed that epoch-level weight changes generally decreased as batch size increased. However, a direct epoch-level comparison can be misleading because smaller batches perform more optimizer updates during each epoch. For this reason, the study also normalized weight-change measures by the number of optimizer steps, allowing a fairer comparison between batch sizes.</w:t>
-      </w:r>
-    </w:p>
-    <w:p>
-      <w:pPr>
-        <w:pStyle w:val="Heading2"/>
-      </w:pPr>
-      <w:r>
-        <w:t>Overall Findings and Limitations</w:t>
-      </w:r>
-    </w:p>
-    <w:p>
-      <w:pPr>
-        <w:pStyle w:val="BodyText"/>
-        <w:rPr>
-          <w:lang/>
-        </w:rPr>
-      </w:pPr>
-      <w:r>
-        <w:rPr>
-          <w:lang/>
-        </w:rPr>
-        <w:t>Overall, learning rate had the strongest influence on the outcome of training. Values of 0.1 and 0.05 caused complete classification failure, whereas 0.01 and 0.001 enabled effective learning. Optimizer selection had the second-largest effect: Adam and RMSprop clearly outperformed SGD and SGD with momentum. Batch size produced more moderate differences, since all evaluated values resulted in comparatively strong classifiers.</w:t>
-      </w:r>
-    </w:p>
-    <w:p>
-      <w:pPr>
-        <w:pStyle w:val="BodyText"/>
-        <w:rPr>
-          <w:lang/>
-        </w:rPr>
-      </w:pPr>
-      <w:r>
-        <w:rPr>
-          <w:lang/>
-        </w:rPr>
-        <w:t>The strongest tested configuration in terms of accuracy and F1-score combined Adam, a learning rate of 0.001, and a batch size of 128. It achieved an accuracy of 0.8979 and an F1-score of 0.8969. RMSprop with a batch size of 64 produced a marginally higher ROC-AUC of 0.9621, demonstrating that the optimal configuration can depend on the selected evaluation criterion.</w:t>
-      </w:r>
-    </w:p>
-    <w:p>
-      <w:pPr>
-        <w:pStyle w:val="BodyText"/>
-        <w:rPr>
-          <w:lang w:val="en-US"/>
-        </w:rPr>
-      </w:pPr>
-      <w:r>
-        <w:rPr>
-          <w:lang/>
-        </w:rPr>
-        <w:t xml:space="preserve">Several limitations must be considered. The study examined only a binary subset of Fashion-MNIST and one CNN architecture. Furthermore, each configuration was trained using one fixed random seed, so variability between independent runs was not measured. Weight changes were recorded at epoch boundaries rather than after every optimizer step, meaning that conclusions regarding individual-step volatility are indirect. Finally, the original Fashion-MNIST training and test partitions were combined before constructing a new stratified 80/10/10 split. The results are therefore </w:t>
-      </w:r>
-      <w:r>
-        <w:rPr>
-          <w:lang/>
-        </w:rPr>
-        <w:t>appropriate for internal comparison between the tested configurations but should not be compared directly with standard benchmark results based on the original test partition.</w:t>
+        <w:t>Several limitations must be considered. The study examined only a binary subset of Fashion-MNIST and one CNN architecture. Furthermore, each configuration was trained using one fixed random seed, so variability between independent runs was not measured. Weight changes were recorded at epoch boundaries rather than after every optimizer step, meaning that conclusions regarding individual-step volatility are indirect. Finally, the original Fashion-MNIST training and test partitions were combined before constructing a new stratified 80/10/10 split. The results are therefore appropriate for internal comparison between the tested configurations but should not be compared directly with standard benchmark results based on the original test partition.</w:t>
       </w:r>
     </w:p>
     <w:p>
@@ -4880,7 +4843,23 @@
         <w:sz w:val="16"/>
         <w:szCs w:val="16"/>
       </w:rPr>
-      <w:t xml:space="preserve">Deep Learning Course Final Project | Afeka </w:t>
+      <w:t xml:space="preserve">Deep Learning Course Final Project | </w:t>
+    </w:r>
+    <w:proofErr w:type="spellStart"/>
+    <w:r>
+      <w:rPr>
+        <w:sz w:val="16"/>
+        <w:szCs w:val="16"/>
+      </w:rPr>
+      <w:t>Afeka</w:t>
+    </w:r>
+    <w:proofErr w:type="spellEnd"/>
+    <w:r>
+      <w:rPr>
+        <w:sz w:val="16"/>
+        <w:szCs w:val="16"/>
+      </w:rPr>
+      <w:t xml:space="preserve"> </w:t>
     </w:r>
     <w:r>
       <w:rPr>
